--- a/docs/isabela/Relatorio Parcial - Isabela Groke.docx
+++ b/docs/isabela/Relatorio Parcial - Isabela Groke.docx
@@ -4,7 +4,7 @@
   <w:body>
     <w:p>
       <w:pPr>
-        <w:pStyle w:val="Heading1"/>
+        <w:pStyle w:val="Ttulo1"/>
         <w:spacing w:line="360" w:lineRule="auto"/>
         <w:ind w:left="0"/>
         <w:jc w:val="center"/>
@@ -49,7 +49,7 @@
     </w:p>
     <w:p>
       <w:pPr>
-        <w:pStyle w:val="BodyText"/>
+        <w:pStyle w:val="Corpodetexto"/>
         <w:spacing w:line="360" w:lineRule="auto"/>
         <w:rPr>
           <w:rFonts w:ascii="Arial" w:hAnsi="Arial" w:cs="Arial"/>
@@ -58,7 +58,7 @@
     </w:p>
     <w:p>
       <w:pPr>
-        <w:pStyle w:val="BodyText"/>
+        <w:pStyle w:val="Corpodetexto"/>
         <w:spacing w:line="360" w:lineRule="auto"/>
         <w:rPr>
           <w:rFonts w:ascii="Arial" w:hAnsi="Arial" w:cs="Arial"/>
@@ -67,7 +67,7 @@
     </w:p>
     <w:p>
       <w:pPr>
-        <w:pStyle w:val="BodyText"/>
+        <w:pStyle w:val="Corpodetexto"/>
         <w:spacing w:line="360" w:lineRule="auto"/>
         <w:jc w:val="center"/>
         <w:rPr>
@@ -123,7 +123,7 @@
     </w:p>
     <w:p>
       <w:pPr>
-        <w:pStyle w:val="BodyText"/>
+        <w:pStyle w:val="Corpodetexto"/>
         <w:spacing w:line="360" w:lineRule="auto"/>
         <w:rPr>
           <w:rFonts w:ascii="Arial" w:hAnsi="Arial" w:cs="Arial"/>
@@ -132,7 +132,7 @@
     </w:p>
     <w:p>
       <w:pPr>
-        <w:pStyle w:val="BodyText"/>
+        <w:pStyle w:val="Corpodetexto"/>
         <w:spacing w:line="360" w:lineRule="auto"/>
         <w:rPr>
           <w:rFonts w:ascii="Arial" w:hAnsi="Arial" w:cs="Arial"/>
@@ -141,7 +141,7 @@
     </w:p>
     <w:p>
       <w:pPr>
-        <w:pStyle w:val="BodyText"/>
+        <w:pStyle w:val="Corpodetexto"/>
         <w:spacing w:line="360" w:lineRule="auto"/>
         <w:rPr>
           <w:rFonts w:ascii="Arial" w:hAnsi="Arial" w:cs="Arial"/>
@@ -150,7 +150,7 @@
     </w:p>
     <w:p>
       <w:pPr>
-        <w:pStyle w:val="BodyText"/>
+        <w:pStyle w:val="Corpodetexto"/>
         <w:spacing w:line="360" w:lineRule="auto"/>
         <w:rPr>
           <w:rFonts w:ascii="Arial" w:hAnsi="Arial" w:cs="Arial"/>
@@ -159,7 +159,7 @@
     </w:p>
     <w:p>
       <w:pPr>
-        <w:pStyle w:val="BodyText"/>
+        <w:pStyle w:val="Corpodetexto"/>
         <w:spacing w:line="360" w:lineRule="auto"/>
         <w:rPr>
           <w:rFonts w:ascii="Arial" w:hAnsi="Arial" w:cs="Arial"/>
@@ -366,7 +366,7 @@
     </w:p>
     <w:p>
       <w:pPr>
-        <w:pStyle w:val="BodyText"/>
+        <w:pStyle w:val="Corpodetexto"/>
         <w:spacing w:line="360" w:lineRule="auto"/>
         <w:jc w:val="both"/>
         <w:rPr>
@@ -567,7 +567,7 @@
       <w:sdtContent>
         <w:p>
           <w:pPr>
-            <w:pStyle w:val="TOCHeading"/>
+            <w:pStyle w:val="CabealhodoSumrio"/>
           </w:pPr>
           <w:r>
             <w:t>Sumário</w:t>
@@ -575,7 +575,7 @@
         </w:p>
         <w:p>
           <w:pPr>
-            <w:pStyle w:val="TOC1"/>
+            <w:pStyle w:val="Sumrio1"/>
             <w:rPr>
               <w:rFonts w:asciiTheme="minorHAnsi" w:eastAsiaTheme="minorEastAsia" w:hAnsiTheme="minorHAnsi" w:cstheme="minorBidi"/>
               <w:b w:val="0"/>
@@ -648,7 +648,7 @@
         </w:p>
         <w:p>
           <w:pPr>
-            <w:pStyle w:val="TOC1"/>
+            <w:pStyle w:val="Sumrio1"/>
             <w:rPr>
               <w:rFonts w:asciiTheme="minorHAnsi" w:eastAsiaTheme="minorEastAsia" w:hAnsiTheme="minorHAnsi" w:cstheme="minorBidi"/>
               <w:b w:val="0"/>
@@ -712,7 +712,7 @@
         </w:p>
         <w:p>
           <w:pPr>
-            <w:pStyle w:val="TOC2"/>
+            <w:pStyle w:val="Sumrio2"/>
             <w:tabs>
               <w:tab w:val="right" w:leader="dot" w:pos="9410"/>
             </w:tabs>
@@ -787,7 +787,7 @@
         </w:p>
         <w:p>
           <w:pPr>
-            <w:pStyle w:val="TOC2"/>
+            <w:pStyle w:val="Sumrio2"/>
             <w:tabs>
               <w:tab w:val="right" w:leader="dot" w:pos="9410"/>
             </w:tabs>
@@ -862,7 +862,7 @@
         </w:p>
         <w:p>
           <w:pPr>
-            <w:pStyle w:val="TOC2"/>
+            <w:pStyle w:val="Sumrio2"/>
             <w:tabs>
               <w:tab w:val="right" w:leader="dot" w:pos="9410"/>
             </w:tabs>
@@ -937,7 +937,7 @@
         </w:p>
         <w:p>
           <w:pPr>
-            <w:pStyle w:val="TOC2"/>
+            <w:pStyle w:val="Sumrio2"/>
             <w:tabs>
               <w:tab w:val="right" w:leader="dot" w:pos="9410"/>
             </w:tabs>
@@ -1012,7 +1012,7 @@
         </w:p>
         <w:p>
           <w:pPr>
-            <w:pStyle w:val="TOC1"/>
+            <w:pStyle w:val="Sumrio1"/>
             <w:rPr>
               <w:rFonts w:asciiTheme="minorHAnsi" w:eastAsiaTheme="minorEastAsia" w:hAnsiTheme="minorHAnsi" w:cstheme="minorBidi"/>
               <w:b w:val="0"/>
@@ -1076,7 +1076,7 @@
         </w:p>
         <w:p>
           <w:pPr>
-            <w:pStyle w:val="TOC2"/>
+            <w:pStyle w:val="Sumrio2"/>
             <w:tabs>
               <w:tab w:val="right" w:leader="dot" w:pos="9410"/>
             </w:tabs>
@@ -1151,7 +1151,7 @@
         </w:p>
         <w:p>
           <w:pPr>
-            <w:pStyle w:val="TOC2"/>
+            <w:pStyle w:val="Sumrio2"/>
             <w:tabs>
               <w:tab w:val="right" w:leader="dot" w:pos="9410"/>
             </w:tabs>
@@ -1227,7 +1227,7 @@
         </w:p>
         <w:p>
           <w:pPr>
-            <w:pStyle w:val="TOC1"/>
+            <w:pStyle w:val="Sumrio1"/>
             <w:rPr>
               <w:rFonts w:asciiTheme="minorHAnsi" w:eastAsiaTheme="minorEastAsia" w:hAnsiTheme="minorHAnsi" w:cstheme="minorBidi"/>
               <w:b w:val="0"/>
@@ -1333,7 +1333,7 @@
     </w:p>
     <w:p>
       <w:pPr>
-        <w:pStyle w:val="Heading1"/>
+        <w:pStyle w:val="Ttulo1"/>
         <w:ind w:left="0"/>
         <w:rPr>
           <w:sz w:val="24"/>
@@ -1343,7 +1343,7 @@
     </w:p>
     <w:p>
       <w:pPr>
-        <w:pStyle w:val="Heading1"/>
+        <w:pStyle w:val="Ttulo1"/>
         <w:ind w:left="0"/>
         <w:rPr>
           <w:sz w:val="32"/>
@@ -1501,7 +1501,7 @@
     </w:p>
     <w:p>
       <w:pPr>
-        <w:pStyle w:val="Heading1"/>
+        <w:pStyle w:val="Ttulo1"/>
         <w:ind w:left="0"/>
         <w:rPr>
           <w:sz w:val="24"/>
@@ -1514,7 +1514,7 @@
     </w:p>
     <w:p>
       <w:pPr>
-        <w:pStyle w:val="Heading1"/>
+        <w:pStyle w:val="Ttulo1"/>
         <w:ind w:left="0"/>
         <w:rPr>
           <w:sz w:val="32"/>
@@ -1540,7 +1540,7 @@
     </w:p>
     <w:p>
       <w:pPr>
-        <w:pStyle w:val="Heading1"/>
+        <w:pStyle w:val="Ttulo1"/>
         <w:spacing w:line="276" w:lineRule="auto"/>
         <w:ind w:left="0"/>
         <w:rPr>
@@ -1552,7 +1552,7 @@
     </w:p>
     <w:p>
       <w:pPr>
-        <w:pStyle w:val="Heading2"/>
+        <w:pStyle w:val="Ttulo2"/>
         <w:rPr>
           <w:rFonts w:ascii="Arial" w:hAnsi="Arial" w:cs="Arial"/>
           <w:b/>
@@ -1665,7 +1665,7 @@
     </w:p>
     <w:p>
       <w:pPr>
-        <w:pStyle w:val="Heading2"/>
+        <w:pStyle w:val="Ttulo2"/>
         <w:rPr>
           <w:rFonts w:ascii="Arial" w:hAnsi="Arial" w:cs="Arial"/>
           <w:b/>
@@ -1949,7 +1949,7 @@
         <w:spacing w:line="276" w:lineRule="auto"/>
         <w:jc w:val="both"/>
         <w:rPr>
-          <w:rStyle w:val="Heading2Char"/>
+          <w:rStyle w:val="Ttulo2Char"/>
           <w:rFonts w:ascii="Arial" w:hAnsi="Arial" w:cs="Arial"/>
           <w:b/>
           <w:bCs/>
@@ -1961,7 +1961,7 @@
       <w:bookmarkStart w:id="10" w:name="_Toc224063757"/>
       <w:r>
         <w:rPr>
-          <w:rStyle w:val="Heading2Char"/>
+          <w:rStyle w:val="Ttulo2Char"/>
           <w:rFonts w:ascii="Arial" w:hAnsi="Arial" w:cs="Arial"/>
           <w:b/>
           <w:bCs/>
@@ -2068,7 +2068,7 @@
     </w:p>
     <w:p>
       <w:pPr>
-        <w:pStyle w:val="Heading2"/>
+        <w:pStyle w:val="Ttulo2"/>
         <w:rPr>
           <w:rFonts w:ascii="Arial" w:hAnsi="Arial" w:cs="Arial"/>
           <w:b/>
@@ -2165,7 +2165,7 @@
     </w:p>
     <w:p>
       <w:pPr>
-        <w:pStyle w:val="Heading1"/>
+        <w:pStyle w:val="Ttulo1"/>
         <w:ind w:left="0"/>
         <w:jc w:val="both"/>
         <w:rPr>
@@ -2179,7 +2179,7 @@
     </w:p>
     <w:p>
       <w:pPr>
-        <w:pStyle w:val="Heading1"/>
+        <w:pStyle w:val="Ttulo1"/>
         <w:ind w:left="0"/>
         <w:jc w:val="both"/>
         <w:rPr>
@@ -2191,7 +2191,7 @@
     </w:p>
     <w:p>
       <w:pPr>
-        <w:pStyle w:val="Heading1"/>
+        <w:pStyle w:val="Ttulo1"/>
         <w:ind w:left="0"/>
         <w:rPr>
           <w:sz w:val="24"/>
@@ -2202,7 +2202,7 @@
     </w:p>
     <w:p>
       <w:pPr>
-        <w:pStyle w:val="Heading1"/>
+        <w:pStyle w:val="Ttulo1"/>
         <w:ind w:left="0"/>
         <w:rPr>
           <w:sz w:val="24"/>
@@ -2213,7 +2213,7 @@
     </w:p>
     <w:p>
       <w:pPr>
-        <w:pStyle w:val="Heading1"/>
+        <w:pStyle w:val="Ttulo1"/>
         <w:ind w:left="0"/>
         <w:rPr>
           <w:sz w:val="24"/>
@@ -2224,7 +2224,7 @@
     </w:p>
     <w:p>
       <w:pPr>
-        <w:pStyle w:val="Heading1"/>
+        <w:pStyle w:val="Ttulo1"/>
         <w:ind w:left="0"/>
         <w:rPr>
           <w:sz w:val="24"/>
@@ -2235,7 +2235,7 @@
     </w:p>
     <w:p>
       <w:pPr>
-        <w:pStyle w:val="Heading1"/>
+        <w:pStyle w:val="Ttulo1"/>
         <w:ind w:left="0"/>
         <w:rPr>
           <w:sz w:val="24"/>
@@ -2246,7 +2246,7 @@
     </w:p>
     <w:p>
       <w:pPr>
-        <w:pStyle w:val="Heading1"/>
+        <w:pStyle w:val="Ttulo1"/>
         <w:ind w:left="0"/>
         <w:rPr>
           <w:sz w:val="24"/>
@@ -2257,7 +2257,7 @@
     </w:p>
     <w:p>
       <w:pPr>
-        <w:pStyle w:val="Heading1"/>
+        <w:pStyle w:val="Ttulo1"/>
         <w:ind w:left="0"/>
         <w:rPr>
           <w:sz w:val="24"/>
@@ -2268,7 +2268,7 @@
     </w:p>
     <w:p>
       <w:pPr>
-        <w:pStyle w:val="Heading1"/>
+        <w:pStyle w:val="Ttulo1"/>
         <w:ind w:left="0"/>
         <w:rPr>
           <w:sz w:val="24"/>
@@ -2279,7 +2279,7 @@
     </w:p>
     <w:p>
       <w:pPr>
-        <w:pStyle w:val="Heading1"/>
+        <w:pStyle w:val="Ttulo1"/>
         <w:ind w:left="0"/>
         <w:rPr>
           <w:sz w:val="24"/>
@@ -2290,7 +2290,7 @@
     </w:p>
     <w:p>
       <w:pPr>
-        <w:pStyle w:val="Heading1"/>
+        <w:pStyle w:val="Ttulo1"/>
         <w:ind w:left="0"/>
         <w:rPr>
           <w:sz w:val="24"/>
@@ -2301,7 +2301,7 @@
     </w:p>
     <w:p>
       <w:pPr>
-        <w:pStyle w:val="Heading1"/>
+        <w:pStyle w:val="Ttulo1"/>
         <w:ind w:left="0"/>
         <w:rPr>
           <w:sz w:val="24"/>
@@ -2312,7 +2312,7 @@
     </w:p>
     <w:p>
       <w:pPr>
-        <w:pStyle w:val="Heading1"/>
+        <w:pStyle w:val="Ttulo1"/>
         <w:ind w:left="0"/>
         <w:rPr>
           <w:sz w:val="24"/>
@@ -2323,7 +2323,7 @@
     </w:p>
     <w:p>
       <w:pPr>
-        <w:pStyle w:val="Heading1"/>
+        <w:pStyle w:val="Ttulo1"/>
         <w:ind w:left="0"/>
         <w:rPr>
           <w:sz w:val="24"/>
@@ -2334,7 +2334,7 @@
     </w:p>
     <w:p>
       <w:pPr>
-        <w:pStyle w:val="Heading1"/>
+        <w:pStyle w:val="Ttulo1"/>
         <w:ind w:left="0"/>
         <w:rPr>
           <w:sz w:val="24"/>
@@ -2345,7 +2345,7 @@
     </w:p>
     <w:p>
       <w:pPr>
-        <w:pStyle w:val="Heading1"/>
+        <w:pStyle w:val="Ttulo1"/>
         <w:ind w:left="0"/>
         <w:rPr>
           <w:sz w:val="24"/>
@@ -2356,7 +2356,7 @@
     </w:p>
     <w:p>
       <w:pPr>
-        <w:pStyle w:val="Heading1"/>
+        <w:pStyle w:val="Ttulo1"/>
         <w:ind w:left="0"/>
         <w:rPr>
           <w:sz w:val="24"/>
@@ -2367,7 +2367,7 @@
     </w:p>
     <w:p>
       <w:pPr>
-        <w:pStyle w:val="Heading1"/>
+        <w:pStyle w:val="Ttulo1"/>
         <w:tabs>
           <w:tab w:val="left" w:pos="1188"/>
         </w:tabs>
@@ -2381,7 +2381,7 @@
     </w:p>
     <w:p>
       <w:pPr>
-        <w:pStyle w:val="Heading1"/>
+        <w:pStyle w:val="Ttulo1"/>
         <w:tabs>
           <w:tab w:val="left" w:pos="1188"/>
         </w:tabs>
@@ -2396,7 +2396,7 @@
     </w:p>
     <w:p>
       <w:pPr>
-        <w:pStyle w:val="Heading1"/>
+        <w:pStyle w:val="Ttulo1"/>
         <w:ind w:left="0"/>
         <w:rPr>
           <w:sz w:val="32"/>
@@ -2422,7 +2422,7 @@
     </w:p>
     <w:p>
       <w:pPr>
-        <w:pStyle w:val="Heading1"/>
+        <w:pStyle w:val="Ttulo1"/>
         <w:ind w:left="0"/>
         <w:rPr>
           <w:sz w:val="24"/>
@@ -2432,7 +2432,7 @@
     </w:p>
     <w:p>
       <w:pPr>
-        <w:pStyle w:val="Heading2"/>
+        <w:pStyle w:val="Ttulo2"/>
         <w:rPr>
           <w:rFonts w:ascii="Arial" w:hAnsi="Arial" w:cs="Arial"/>
           <w:b/>
@@ -2458,7 +2458,7 @@
     </w:p>
     <w:p>
       <w:pPr>
-        <w:pStyle w:val="Heading1"/>
+        <w:pStyle w:val="Ttulo1"/>
         <w:tabs>
           <w:tab w:val="left" w:pos="1188"/>
         </w:tabs>
@@ -4252,7 +4252,7 @@
           <w:szCs w:val="24"/>
         </w:rPr>
         <w:drawing>
-          <wp:anchor distT="0" distB="0" distL="114300" distR="114300" simplePos="0" relativeHeight="251671040" behindDoc="0" locked="0" layoutInCell="1" allowOverlap="1" wp14:anchorId="63FA8A54" wp14:editId="2F71412D">
+          <wp:anchor distT="0" distB="0" distL="114300" distR="114300" simplePos="0" relativeHeight="251671040" behindDoc="0" locked="0" layoutInCell="1" allowOverlap="1" wp14:anchorId="63FA8A54" wp14:editId="69A77251">
             <wp:simplePos x="0" y="0"/>
             <wp:positionH relativeFrom="column">
               <wp:posOffset>-2540</wp:posOffset>
@@ -4667,8 +4667,6 @@
         <w:jc w:val="both"/>
         <w:rPr>
           <w:rFonts w:ascii="Arial" w:hAnsi="Arial" w:cs="Arial"/>
-          <w:b/>
-          <w:bCs/>
           <w:sz w:val="24"/>
           <w:szCs w:val="24"/>
         </w:rPr>
@@ -4735,8 +4733,46 @@
           <w:sz w:val="24"/>
           <w:szCs w:val="24"/>
         </w:rPr>
-        <w:t>a seção “Eventos Recentes” exibe registros anteriores armazenados no banco de dados, contribuindo para uma análise comparativa e evolutiva das anomalias detectadas.</w:t>
-      </w:r>
+        <w:t xml:space="preserve">a seção “Eventos Recentes” exibe </w:t>
+      </w:r>
+      <w:proofErr w:type="gramStart"/>
+      <w:r>
+        <w:rPr>
+          <w:rFonts w:ascii="Arial" w:hAnsi="Arial" w:cs="Arial"/>
+          <w:sz w:val="24"/>
+          <w:szCs w:val="24"/>
+        </w:rPr>
+        <w:t>registros</w:t>
+      </w:r>
+      <w:proofErr w:type="gramEnd"/>
+      <w:r>
+        <w:rPr>
+          <w:rFonts w:ascii="Arial" w:hAnsi="Arial" w:cs="Arial"/>
+          <w:sz w:val="24"/>
+          <w:szCs w:val="24"/>
+        </w:rPr>
+        <w:t xml:space="preserve"> anteriores armazenados no banco de dados, contribuindo para uma análise comparativa e evolutiva das anomalias </w:t>
+      </w:r>
+      <w:proofErr w:type="spellStart"/>
+      <w:r>
+        <w:rPr>
+          <w:rFonts w:ascii="Arial" w:hAnsi="Arial" w:cs="Arial"/>
+          <w:sz w:val="24"/>
+          <w:szCs w:val="24"/>
+        </w:rPr>
+        <w:t>detectadas</w:t>
+      </w:r>
+      <w:proofErr w:type="spellEnd"/>
+      <w:r>
+        <w:rPr>
+          <w:rFonts w:ascii="Arial" w:hAnsi="Arial" w:cs="Arial"/>
+          <w:sz w:val="24"/>
+          <w:szCs w:val="24"/>
+        </w:rPr>
+        <w:t>.</w:t>
+      </w:r>
+      <w:bookmarkStart w:id="14" w:name="_Toc223988292"/>
+      <w:bookmarkStart w:id="15" w:name="_Toc224063761"/>
     </w:p>
     <w:p>
       <w:pPr>
@@ -4744,20 +4780,88 @@
         <w:ind w:firstLine="720"/>
         <w:jc w:val="both"/>
         <w:rPr>
-          <w:rFonts w:ascii="Arial" w:eastAsia="Arial" w:hAnsi="Arial" w:cs="Arial"/>
-          <w:sz w:val="24"/>
-          <w:szCs w:val="24"/>
-          <w:lang w:val="pt-BR"/>
-        </w:rPr>
-      </w:pPr>
-      <w:r>
-        <w:rPr>
-          <w:rFonts w:ascii="Arial" w:eastAsia="Arial" w:hAnsi="Arial" w:cs="Arial"/>
-          <w:sz w:val="24"/>
-          <w:szCs w:val="24"/>
-          <w:lang w:val="pt-BR"/>
-        </w:rPr>
-        <w:t>Embora o sistema desenvolvido tenha como objetivo principal a detecção de irregularidades em dados coletados por sensores, é importante considerar que os próprios dados de entrada podem sofrer tentativas de manipulação. Em cenários reais, agentes maliciosos podem modificar ou adulterar informações fornecidas ao sistema com o objetivo de induzir comportamentos incorretos nos algoritmos de análise.</w:t>
+          <w:rFonts w:ascii="Arial" w:hAnsi="Arial" w:cs="Arial"/>
+          <w:sz w:val="24"/>
+          <w:szCs w:val="24"/>
+        </w:rPr>
+      </w:pPr>
+      <w:r>
+        <w:rPr>
+          <w:rFonts w:ascii="Arial" w:hAnsi="Arial" w:cs="Arial"/>
+          <w:sz w:val="24"/>
+          <w:szCs w:val="24"/>
+        </w:rPr>
+        <w:t xml:space="preserve">Para avaliar o desempenho do projeto, foi desenvolvido um cenário simulado de ataque SYN </w:t>
+      </w:r>
+      <w:proofErr w:type="spellStart"/>
+      <w:r>
+        <w:rPr>
+          <w:rFonts w:ascii="Arial" w:hAnsi="Arial" w:cs="Arial"/>
+          <w:sz w:val="24"/>
+          <w:szCs w:val="24"/>
+        </w:rPr>
+        <w:t>flood</w:t>
+      </w:r>
+      <w:proofErr w:type="spellEnd"/>
+      <w:r>
+        <w:rPr>
+          <w:rFonts w:ascii="Arial" w:hAnsi="Arial" w:cs="Arial"/>
+          <w:sz w:val="24"/>
+          <w:szCs w:val="24"/>
+        </w:rPr>
+        <w:t xml:space="preserve">, representando uma condição compatível com negação de serviço baseada no envio anormal de solicitações TCP SYN, utilizando dados tabulares sintéticos. O experimento gera </w:t>
+      </w:r>
+      <w:proofErr w:type="gramStart"/>
+      <w:r>
+        <w:rPr>
+          <w:rFonts w:ascii="Arial" w:hAnsi="Arial" w:cs="Arial"/>
+          <w:sz w:val="24"/>
+          <w:szCs w:val="24"/>
+        </w:rPr>
+        <w:t>registros</w:t>
+      </w:r>
+      <w:proofErr w:type="gramEnd"/>
+      <w:r>
+        <w:rPr>
+          <w:rFonts w:ascii="Arial" w:hAnsi="Arial" w:cs="Arial"/>
+          <w:sz w:val="24"/>
+          <w:szCs w:val="24"/>
+        </w:rPr>
+        <w:t xml:space="preserve"> com características semelhantes às observadas nesse tipo de ameaça, permitindo testar a classificação dos dados, a geração dos alertas e </w:t>
+      </w:r>
+      <w:r>
+        <w:rPr>
+          <w:rFonts w:ascii="Arial" w:hAnsi="Arial" w:cs="Arial"/>
+          <w:sz w:val="24"/>
+          <w:szCs w:val="24"/>
+        </w:rPr>
+        <w:t xml:space="preserve">a </w:t>
+      </w:r>
+      <w:r>
+        <w:rPr>
+          <w:rFonts w:ascii="Arial" w:hAnsi="Arial" w:cs="Arial"/>
+          <w:sz w:val="24"/>
+          <w:szCs w:val="24"/>
+        </w:rPr>
+        <w:t xml:space="preserve">sua exibição no </w:t>
+      </w:r>
+      <w:proofErr w:type="spellStart"/>
+      <w:r>
+        <w:rPr>
+          <w:rFonts w:ascii="Arial" w:hAnsi="Arial" w:cs="Arial"/>
+          <w:sz w:val="24"/>
+          <w:szCs w:val="24"/>
+        </w:rPr>
+        <w:t>dashboard</w:t>
+      </w:r>
+      <w:proofErr w:type="spellEnd"/>
+      <w:r>
+        <w:rPr>
+          <w:rFonts w:ascii="Arial" w:hAnsi="Arial" w:cs="Arial"/>
+          <w:sz w:val="24"/>
+          <w:szCs w:val="24"/>
+        </w:rPr>
+        <w:t>.</w:t>
       </w:r>
     </w:p>
     <w:p>
@@ -4766,20 +4870,110 @@
         <w:ind w:firstLine="720"/>
         <w:jc w:val="both"/>
         <w:rPr>
-          <w:rFonts w:ascii="Arial" w:eastAsia="Arial" w:hAnsi="Arial" w:cs="Arial"/>
-          <w:sz w:val="24"/>
-          <w:szCs w:val="24"/>
-          <w:lang w:val="pt-BR"/>
-        </w:rPr>
-      </w:pPr>
-      <w:r>
-        <w:rPr>
-          <w:rFonts w:ascii="Arial" w:eastAsia="Arial" w:hAnsi="Arial" w:cs="Arial"/>
-          <w:sz w:val="24"/>
-          <w:szCs w:val="24"/>
-          <w:lang w:val="pt-BR"/>
-        </w:rPr>
-        <w:t>Nesse contexto, torna-se relevante estudar técnicas conhecidas como ataques adversariais, nas quais pequenas perturbações cuidadosamente calculadas são adicionadas aos dados de entrada. Essas perturbações têm como objetivo alterar o comportamento do modelo de aprendizado de máquina, permitindo analisar se o sistema é capaz de identificar tais irregularidades e manter sua capacidade de detecção de anomalias.</w:t>
+          <w:rFonts w:ascii="Arial" w:hAnsi="Arial" w:cs="Arial"/>
+          <w:sz w:val="24"/>
+          <w:szCs w:val="24"/>
+        </w:rPr>
+      </w:pPr>
+      <w:r>
+        <w:rPr>
+          <w:rFonts w:ascii="Arial" w:hAnsi="Arial" w:cs="Arial"/>
+          <w:sz w:val="24"/>
+          <w:szCs w:val="24"/>
+        </w:rPr>
+        <w:t xml:space="preserve">O </w:t>
+      </w:r>
+      <w:proofErr w:type="spellStart"/>
+      <w:r>
+        <w:rPr>
+          <w:rFonts w:ascii="Arial" w:hAnsi="Arial" w:cs="Arial"/>
+          <w:sz w:val="24"/>
+          <w:szCs w:val="24"/>
+        </w:rPr>
+        <w:t>dataset</w:t>
+      </w:r>
+      <w:proofErr w:type="spellEnd"/>
+      <w:r>
+        <w:rPr>
+          <w:rFonts w:ascii="Arial" w:hAnsi="Arial" w:cs="Arial"/>
+          <w:sz w:val="24"/>
+          <w:szCs w:val="24"/>
+        </w:rPr>
+        <w:t xml:space="preserve"> foi criado sinteticamente para representar tráfego normal e diferentes níveis de intensidade de SYN </w:t>
+      </w:r>
+      <w:proofErr w:type="spellStart"/>
+      <w:r>
+        <w:rPr>
+          <w:rFonts w:ascii="Arial" w:hAnsi="Arial" w:cs="Arial"/>
+          <w:sz w:val="24"/>
+          <w:szCs w:val="24"/>
+        </w:rPr>
+        <w:t>flood</w:t>
+      </w:r>
+      <w:proofErr w:type="spellEnd"/>
+      <w:r>
+        <w:rPr>
+          <w:rFonts w:ascii="Arial" w:hAnsi="Arial" w:cs="Arial"/>
+          <w:sz w:val="24"/>
+          <w:szCs w:val="24"/>
+        </w:rPr>
+        <w:t>, classificados como baixo, médio e alto</w:t>
+      </w:r>
+      <w:r>
+        <w:rPr>
+          <w:rFonts w:ascii="Arial" w:hAnsi="Arial" w:cs="Arial"/>
+          <w:sz w:val="24"/>
+          <w:szCs w:val="24"/>
+        </w:rPr>
+        <w:t xml:space="preserve">, </w:t>
+      </w:r>
+      <w:r>
+        <w:rPr>
+          <w:rFonts w:ascii="Arial" w:hAnsi="Arial" w:cs="Arial"/>
+          <w:sz w:val="24"/>
+          <w:szCs w:val="24"/>
+        </w:rPr>
+        <w:t>com 30 amostras em cada grupo</w:t>
+      </w:r>
+      <w:r>
+        <w:rPr>
+          <w:rFonts w:ascii="Arial" w:hAnsi="Arial" w:cs="Arial"/>
+          <w:sz w:val="24"/>
+          <w:szCs w:val="24"/>
+        </w:rPr>
+        <w:t xml:space="preserve">. As faixas de valores foram definidas de forma controlada, considerando o comportamento esperado desse tipo de ataque. Dessa forma, os níveis mais intensos apresentam maior quantidade de pacotes SYN, </w:t>
+      </w:r>
+      <w:r>
+        <w:rPr>
+          <w:rFonts w:ascii="Arial" w:hAnsi="Arial" w:cs="Arial"/>
+          <w:sz w:val="24"/>
+          <w:szCs w:val="24"/>
+        </w:rPr>
+        <w:t xml:space="preserve">com uma </w:t>
+      </w:r>
+      <w:r>
+        <w:rPr>
+          <w:rFonts w:ascii="Arial" w:hAnsi="Arial" w:cs="Arial"/>
+          <w:sz w:val="24"/>
+          <w:szCs w:val="24"/>
+        </w:rPr>
+        <w:t xml:space="preserve">maior taxa de pacotes, </w:t>
+      </w:r>
+      <w:r>
+        <w:rPr>
+          <w:rFonts w:ascii="Arial" w:hAnsi="Arial" w:cs="Arial"/>
+          <w:sz w:val="24"/>
+          <w:szCs w:val="24"/>
+        </w:rPr>
+        <w:t xml:space="preserve">uma </w:t>
+      </w:r>
+      <w:r>
+        <w:rPr>
+          <w:rFonts w:ascii="Arial" w:hAnsi="Arial" w:cs="Arial"/>
+          <w:sz w:val="24"/>
+          <w:szCs w:val="24"/>
+        </w:rPr>
+        <w:t>menor duração dos fluxos e maior desequilíbrio entre requisições e respostas.</w:t>
       </w:r>
     </w:p>
     <w:p>
@@ -4788,174 +4982,88 @@
         <w:ind w:firstLine="720"/>
         <w:jc w:val="both"/>
         <w:rPr>
-          <w:rFonts w:ascii="Arial" w:eastAsia="Arial" w:hAnsi="Arial" w:cs="Arial"/>
-          <w:sz w:val="24"/>
-          <w:szCs w:val="24"/>
-          <w:lang w:val="pt-BR"/>
-        </w:rPr>
-      </w:pPr>
-      <w:r>
-        <w:rPr>
-          <w:rFonts w:ascii="Arial" w:eastAsia="Arial" w:hAnsi="Arial" w:cs="Arial"/>
-          <w:sz w:val="24"/>
-          <w:szCs w:val="24"/>
-          <w:lang w:val="pt-BR"/>
-        </w:rPr>
-        <w:t xml:space="preserve">Esse fenômeno foi estudado de forma aprofundada no trabalho </w:t>
+          <w:rFonts w:ascii="Arial" w:hAnsi="Arial" w:cs="Arial"/>
+          <w:sz w:val="24"/>
+          <w:szCs w:val="24"/>
+        </w:rPr>
+      </w:pPr>
+      <w:r>
+        <w:rPr>
+          <w:rFonts w:ascii="Arial" w:hAnsi="Arial" w:cs="Arial"/>
+          <w:sz w:val="24"/>
+          <w:szCs w:val="24"/>
+        </w:rPr>
+        <w:t xml:space="preserve">O SYN </w:t>
       </w:r>
       <w:proofErr w:type="spellStart"/>
       <w:r>
         <w:rPr>
-          <w:rFonts w:ascii="Arial" w:eastAsia="Arial" w:hAnsi="Arial" w:cs="Arial"/>
-          <w:i/>
-          <w:iCs/>
-          <w:sz w:val="24"/>
-          <w:szCs w:val="24"/>
-          <w:lang w:val="pt-BR"/>
-        </w:rPr>
-        <w:t>Explaining</w:t>
+          <w:rFonts w:ascii="Arial" w:hAnsi="Arial" w:cs="Arial"/>
+          <w:sz w:val="24"/>
+          <w:szCs w:val="24"/>
+        </w:rPr>
+        <w:t>flood</w:t>
       </w:r>
       <w:proofErr w:type="spellEnd"/>
       <w:r>
         <w:rPr>
-          <w:rFonts w:ascii="Arial" w:eastAsia="Arial" w:hAnsi="Arial" w:cs="Arial"/>
-          <w:i/>
-          <w:iCs/>
-          <w:sz w:val="24"/>
-          <w:szCs w:val="24"/>
-          <w:lang w:val="pt-BR"/>
+          <w:rFonts w:ascii="Arial" w:hAnsi="Arial" w:cs="Arial"/>
+          <w:sz w:val="24"/>
+          <w:szCs w:val="24"/>
+        </w:rPr>
+        <w:t xml:space="preserve"> explora o processo de estabelecimento de uma conexão TCP. O TCP é um protocolo da camada de transporte do modelo TCP/IP responsável pela transmissão confiável de dados entre dispositivos. Para estabelecer uma conexão, normalmente ocorre o processo denominado </w:t>
+      </w:r>
+      <w:r>
+        <w:rPr>
+          <w:rFonts w:ascii="Arial" w:hAnsi="Arial" w:cs="Arial"/>
+          <w:sz w:val="24"/>
+          <w:szCs w:val="24"/>
+        </w:rPr>
+        <w:t>‘</w:t>
+      </w:r>
+      <w:proofErr w:type="spellStart"/>
+      <w:r>
+        <w:rPr>
+          <w:rFonts w:ascii="Arial" w:hAnsi="Arial" w:cs="Arial"/>
+          <w:sz w:val="24"/>
+          <w:szCs w:val="24"/>
+        </w:rPr>
+        <w:t>three-way</w:t>
+      </w:r>
+      <w:proofErr w:type="spellEnd"/>
+      <w:r>
+        <w:rPr>
+          <w:rFonts w:ascii="Arial" w:hAnsi="Arial" w:cs="Arial"/>
+          <w:sz w:val="24"/>
+          <w:szCs w:val="24"/>
         </w:rPr>
         <w:t xml:space="preserve"> </w:t>
       </w:r>
       <w:proofErr w:type="spellStart"/>
       <w:r>
         <w:rPr>
-          <w:rFonts w:ascii="Arial" w:eastAsia="Arial" w:hAnsi="Arial" w:cs="Arial"/>
-          <w:i/>
-          <w:iCs/>
-          <w:sz w:val="24"/>
-          <w:szCs w:val="24"/>
-          <w:lang w:val="pt-BR"/>
-        </w:rPr>
-        <w:t>and</w:t>
+          <w:rFonts w:ascii="Arial" w:hAnsi="Arial" w:cs="Arial"/>
+          <w:sz w:val="24"/>
+          <w:szCs w:val="24"/>
+        </w:rPr>
+        <w:t>handshake</w:t>
       </w:r>
       <w:proofErr w:type="spellEnd"/>
       <w:r>
         <w:rPr>
-          <w:rFonts w:ascii="Arial" w:eastAsia="Arial" w:hAnsi="Arial" w:cs="Arial"/>
-          <w:i/>
-          <w:iCs/>
-          <w:sz w:val="24"/>
-          <w:szCs w:val="24"/>
-          <w:lang w:val="pt-BR"/>
-        </w:rPr>
-        <w:t xml:space="preserve"> </w:t>
-      </w:r>
-      <w:proofErr w:type="spellStart"/>
-      <w:r>
-        <w:rPr>
-          <w:rFonts w:ascii="Arial" w:eastAsia="Arial" w:hAnsi="Arial" w:cs="Arial"/>
-          <w:i/>
-          <w:iCs/>
-          <w:sz w:val="24"/>
-          <w:szCs w:val="24"/>
-          <w:lang w:val="pt-BR"/>
-        </w:rPr>
-        <w:t>Harnessing</w:t>
-      </w:r>
-      <w:proofErr w:type="spellEnd"/>
-      <w:r>
-        <w:rPr>
-          <w:rFonts w:ascii="Arial" w:eastAsia="Arial" w:hAnsi="Arial" w:cs="Arial"/>
-          <w:i/>
-          <w:iCs/>
-          <w:sz w:val="24"/>
-          <w:szCs w:val="24"/>
-          <w:lang w:val="pt-BR"/>
-        </w:rPr>
-        <w:t xml:space="preserve"> Adversarial </w:t>
-      </w:r>
-      <w:proofErr w:type="spellStart"/>
-      <w:r>
-        <w:rPr>
-          <w:rFonts w:ascii="Arial" w:eastAsia="Arial" w:hAnsi="Arial" w:cs="Arial"/>
-          <w:i/>
-          <w:iCs/>
-          <w:sz w:val="24"/>
-          <w:szCs w:val="24"/>
-          <w:lang w:val="pt-BR"/>
-        </w:rPr>
-        <w:t>Examples</w:t>
-      </w:r>
-      <w:proofErr w:type="spellEnd"/>
-      <w:r>
-        <w:rPr>
-          <w:rFonts w:ascii="Arial" w:eastAsia="Arial" w:hAnsi="Arial" w:cs="Arial"/>
-          <w:sz w:val="24"/>
-          <w:szCs w:val="24"/>
-          <w:lang w:val="pt-BR"/>
-        </w:rPr>
-        <w:t xml:space="preserve">, de </w:t>
-      </w:r>
-      <w:proofErr w:type="spellStart"/>
-      <w:r>
-        <w:rPr>
-          <w:rFonts w:ascii="Arial" w:eastAsia="Arial" w:hAnsi="Arial" w:cs="Arial"/>
-          <w:sz w:val="24"/>
-          <w:szCs w:val="24"/>
-          <w:lang w:val="pt-BR"/>
-        </w:rPr>
-        <w:t>Goodfellow</w:t>
-      </w:r>
-      <w:proofErr w:type="spellEnd"/>
-      <w:r>
-        <w:rPr>
-          <w:rFonts w:ascii="Arial" w:eastAsia="Arial" w:hAnsi="Arial" w:cs="Arial"/>
-          <w:sz w:val="24"/>
-          <w:szCs w:val="24"/>
-          <w:lang w:val="pt-BR"/>
-        </w:rPr>
-        <w:t xml:space="preserve">, </w:t>
-      </w:r>
-      <w:proofErr w:type="spellStart"/>
-      <w:r>
-        <w:rPr>
-          <w:rFonts w:ascii="Arial" w:eastAsia="Arial" w:hAnsi="Arial" w:cs="Arial"/>
-          <w:sz w:val="24"/>
-          <w:szCs w:val="24"/>
-          <w:lang w:val="pt-BR"/>
-        </w:rPr>
-        <w:t>Shlens</w:t>
-      </w:r>
-      <w:proofErr w:type="spellEnd"/>
-      <w:r>
-        <w:rPr>
-          <w:rFonts w:ascii="Arial" w:eastAsia="Arial" w:hAnsi="Arial" w:cs="Arial"/>
-          <w:sz w:val="24"/>
-          <w:szCs w:val="24"/>
-          <w:lang w:val="pt-BR"/>
-        </w:rPr>
-        <w:t xml:space="preserve"> e </w:t>
-      </w:r>
-      <w:proofErr w:type="spellStart"/>
-      <w:r>
-        <w:rPr>
-          <w:rFonts w:ascii="Arial" w:eastAsia="Arial" w:hAnsi="Arial" w:cs="Arial"/>
-          <w:sz w:val="24"/>
-          <w:szCs w:val="24"/>
-          <w:lang w:val="pt-BR"/>
-        </w:rPr>
-        <w:t>Szegedy</w:t>
-      </w:r>
-      <w:proofErr w:type="spellEnd"/>
-      <w:r>
-        <w:rPr>
-          <w:rFonts w:ascii="Arial" w:eastAsia="Arial" w:hAnsi="Arial" w:cs="Arial"/>
-          <w:sz w:val="24"/>
-          <w:szCs w:val="24"/>
-          <w:lang w:val="pt-BR"/>
-        </w:rPr>
-        <w:t xml:space="preserve"> (2015). Nesse estudo, os autores demonstram que modelos de aprendizado profundo podem apresentar vulnerabilidades quando pequenas alterações são aplicadas aos dados de entrada, resultando em mudanças significativas na saída do modelo.</w:t>
+          <w:rFonts w:ascii="Arial" w:hAnsi="Arial" w:cs="Arial"/>
+          <w:sz w:val="24"/>
+          <w:szCs w:val="24"/>
+        </w:rPr>
+        <w:t>’</w:t>
+      </w:r>
+      <w:r>
+        <w:rPr>
+          <w:rFonts w:ascii="Arial" w:hAnsi="Arial" w:cs="Arial"/>
+          <w:sz w:val="24"/>
+          <w:szCs w:val="24"/>
+        </w:rPr>
+        <w:t>, composto por três etapas:</w:t>
       </w:r>
     </w:p>
     <w:p>
@@ -4964,678 +5072,37 @@
         <w:ind w:firstLine="720"/>
         <w:jc w:val="both"/>
         <w:rPr>
-          <w:rFonts w:ascii="Arial" w:eastAsia="Arial" w:hAnsi="Arial" w:cs="Arial"/>
-          <w:sz w:val="24"/>
-          <w:szCs w:val="24"/>
-          <w:lang w:val="pt-BR"/>
-        </w:rPr>
-      </w:pPr>
-      <w:r>
-        <w:rPr>
-          <w:rFonts w:ascii="Arial" w:eastAsia="Arial" w:hAnsi="Arial" w:cs="Arial"/>
-          <w:sz w:val="24"/>
-          <w:szCs w:val="24"/>
-          <w:lang w:val="pt-BR"/>
-        </w:rPr>
-        <w:t>De forma geral, considere um modelo de classificação representado por uma função:</w:t>
-      </w:r>
-    </w:p>
-    <w:p>
-      <w:pPr>
-        <w:spacing w:line="276" w:lineRule="auto"/>
-        <w:jc w:val="center"/>
-        <w:rPr>
-          <w:rFonts w:ascii="Arial" w:eastAsia="Arial" w:hAnsi="Arial" w:cs="Arial"/>
-          <w:sz w:val="24"/>
-          <w:szCs w:val="24"/>
-          <w:lang w:val="pt-BR"/>
-        </w:rPr>
-      </w:pPr>
-      <m:oMathPara>
-        <m:oMath>
-          <m:r>
-            <w:rPr>
-              <w:rFonts w:ascii="Cambria Math" w:hAnsi="Cambria Math"/>
-            </w:rPr>
-            <m:t>f</m:t>
-          </m:r>
-          <m:d>
-            <m:dPr>
-              <m:ctrlPr>
-                <w:rPr>
-                  <w:rFonts w:ascii="Cambria Math" w:hAnsi="Cambria Math"/>
-                </w:rPr>
-              </m:ctrlPr>
-            </m:dPr>
-            <m:e>
-              <m:r>
-                <w:rPr>
-                  <w:rFonts w:ascii="Cambria Math" w:hAnsi="Cambria Math"/>
-                </w:rPr>
-                <m:t>x</m:t>
-              </m:r>
-            </m:e>
-          </m:d>
-          <m:r>
-            <w:rPr>
-              <w:rFonts w:ascii="Cambria Math" w:hAnsi="Cambria Math"/>
-            </w:rPr>
-            <m:t> = y</m:t>
-          </m:r>
-        </m:oMath>
-      </m:oMathPara>
-    </w:p>
-    <w:p>
-      <w:pPr>
-        <w:spacing w:line="276" w:lineRule="auto"/>
-        <w:jc w:val="both"/>
-        <w:rPr>
-          <w:rFonts w:ascii="Arial" w:eastAsia="Arial" w:hAnsi="Arial" w:cs="Arial"/>
-          <w:sz w:val="24"/>
-          <w:szCs w:val="24"/>
-          <w:lang w:val="pt-BR"/>
-        </w:rPr>
-      </w:pPr>
-      <w:r>
-        <w:rPr>
-          <w:rFonts w:ascii="Arial" w:eastAsia="Arial" w:hAnsi="Arial" w:cs="Arial"/>
-          <w:sz w:val="24"/>
-          <w:szCs w:val="24"/>
-          <w:lang w:val="pt-BR"/>
-        </w:rPr>
-        <w:t xml:space="preserve">onde </w:t>
-      </w:r>
-      <m:oMath>
-        <m:r>
-          <w:rPr>
-            <w:rFonts w:ascii="Cambria Math" w:hAnsi="Cambria Math" w:cs="Arial"/>
-            <w:sz w:val="24"/>
-            <w:szCs w:val="24"/>
-            <w:lang w:val="pt-BR"/>
-          </w:rPr>
-          <m:t xml:space="preserve">x </m:t>
-        </m:r>
-      </m:oMath>
-      <w:r>
-        <w:rPr>
-          <w:rFonts w:ascii="Arial" w:eastAsia="Arial" w:hAnsi="Arial" w:cs="Arial"/>
-          <w:sz w:val="24"/>
-          <w:szCs w:val="24"/>
-          <w:lang w:val="pt-BR"/>
-        </w:rPr>
-        <w:t xml:space="preserve"> </w:t>
-      </w:r>
-      <w:r>
-        <w:rPr>
-          <w:rFonts w:ascii="Arial" w:eastAsia="Arial" w:hAnsi="Arial" w:cs="Arial"/>
-          <w:sz w:val="24"/>
-          <w:szCs w:val="24"/>
-          <w:lang w:val="pt-BR"/>
-        </w:rPr>
-        <w:t xml:space="preserve">representa os dados de entrada e </w:t>
-      </w:r>
-      <m:oMath>
-        <m:r>
-          <w:rPr>
-            <w:rFonts w:ascii="Cambria Math" w:hAnsi="Cambria Math" w:cs="Arial"/>
-            <w:sz w:val="24"/>
-            <w:szCs w:val="24"/>
-            <w:lang w:val="pt-BR"/>
-          </w:rPr>
-          <m:t xml:space="preserve">y </m:t>
-        </m:r>
-      </m:oMath>
-      <w:r>
-        <w:rPr>
-          <w:rFonts w:ascii="Arial" w:eastAsia="Arial" w:hAnsi="Arial" w:cs="Arial"/>
-          <w:sz w:val="24"/>
-          <w:szCs w:val="24"/>
-          <w:lang w:val="pt-BR"/>
-        </w:rPr>
-        <w:t xml:space="preserve"> </w:t>
-      </w:r>
-      <w:r>
-        <w:rPr>
-          <w:rFonts w:ascii="Arial" w:eastAsia="Arial" w:hAnsi="Arial" w:cs="Arial"/>
-          <w:sz w:val="24"/>
-          <w:szCs w:val="24"/>
-          <w:lang w:val="pt-BR"/>
-        </w:rPr>
-        <w:t xml:space="preserve">a classe prevista pelo modelo. Um exemplo adversarial é obtido quando uma pequena perturbação </w:t>
-      </w:r>
-      <m:oMath>
-        <m:r>
-          <w:rPr>
-            <w:rFonts w:ascii="Cambria Math" w:hAnsi="Cambria Math" w:cs="Arial"/>
-            <w:sz w:val="24"/>
-            <w:szCs w:val="24"/>
-            <w:lang w:val="pt-BR"/>
-          </w:rPr>
-          <m:t>η</m:t>
-        </m:r>
-      </m:oMath>
-      <w:r>
-        <w:rPr>
-          <w:rFonts w:ascii="Arial" w:hAnsi="Arial" w:cs="Arial"/>
-          <w:sz w:val="24"/>
-          <w:szCs w:val="24"/>
-          <w:lang w:val="pt-BR"/>
-        </w:rPr>
-        <w:t xml:space="preserve"> </w:t>
-      </w:r>
-      <w:r>
-        <w:rPr>
-          <w:rFonts w:ascii="Arial" w:hAnsi="Arial" w:cs="Arial"/>
-          <w:sz w:val="24"/>
-          <w:szCs w:val="24"/>
-          <w:lang w:val="pt-BR"/>
-        </w:rPr>
-        <w:t xml:space="preserve"> </w:t>
-      </w:r>
-      <w:r>
-        <w:rPr>
-          <w:rFonts w:ascii="Arial" w:eastAsia="Arial" w:hAnsi="Arial" w:cs="Arial"/>
-          <w:sz w:val="24"/>
-          <w:szCs w:val="24"/>
-          <w:lang w:val="pt-BR"/>
-        </w:rPr>
-        <w:t xml:space="preserve">é adicionada ao dado original, produzindo uma nova entrada </w:t>
-      </w:r>
-      <m:oMath>
-        <m:sSup>
-          <m:sSupPr>
-            <m:ctrlPr>
-              <w:rPr>
-                <w:rFonts w:ascii="Cambria Math" w:eastAsia="Arial" w:hAnsi="Cambria Math" w:cs="Arial"/>
-                <w:sz w:val="24"/>
-                <w:szCs w:val="24"/>
-                <w:lang w:val="pt-BR"/>
-              </w:rPr>
-            </m:ctrlPr>
-          </m:sSupPr>
-          <m:e>
-            <m:r>
-              <w:rPr>
-                <w:rFonts w:ascii="Cambria Math" w:hAnsi="Cambria Math" w:cs="Arial"/>
-                <w:sz w:val="24"/>
-                <w:szCs w:val="24"/>
-                <w:lang w:val="pt-BR"/>
-              </w:rPr>
-              <m:t>x</m:t>
-            </m:r>
-          </m:e>
-          <m:sup>
-            <m:r>
-              <m:rPr>
-                <m:sty m:val="p"/>
-              </m:rPr>
-              <w:rPr>
-                <w:rFonts w:ascii="Cambria Math" w:hAnsi="Cambria Math" w:cs="Arial"/>
-                <w:sz w:val="24"/>
-                <w:szCs w:val="24"/>
-                <w:lang w:val="pt-BR"/>
-              </w:rPr>
-              <m:t>'</m:t>
-            </m:r>
-          </m:sup>
-        </m:sSup>
-      </m:oMath>
-      <w:r>
-        <w:rPr>
-          <w:rFonts w:ascii="Arial" w:eastAsia="Arial" w:hAnsi="Arial" w:cs="Arial"/>
-          <w:sz w:val="24"/>
-          <w:szCs w:val="24"/>
-          <w:lang w:val="pt-BR"/>
-        </w:rPr>
-        <w:t>:</w:t>
-      </w:r>
-    </w:p>
-    <w:p>
-      <w:pPr>
-        <w:spacing w:line="276" w:lineRule="auto"/>
-        <w:jc w:val="center"/>
-      </w:pPr>
-      <m:oMathPara>
-        <m:oMath>
-          <m:sSup>
-            <m:sSupPr>
-              <m:ctrlPr>
-                <w:rPr>
-                  <w:rFonts w:ascii="Cambria Math" w:hAnsi="Cambria Math"/>
-                </w:rPr>
-              </m:ctrlPr>
-            </m:sSupPr>
-            <m:e>
-              <m:r>
-                <w:rPr>
-                  <w:rFonts w:ascii="Cambria Math" w:hAnsi="Cambria Math"/>
-                </w:rPr>
-                <m:t>x</m:t>
-              </m:r>
-            </m:e>
-            <m:sup>
-              <m:r>
-                <w:rPr>
-                  <w:rFonts w:ascii="Cambria Math" w:hAnsi="Cambria Math"/>
-                </w:rPr>
-                <m:t>'</m:t>
-              </m:r>
-            </m:sup>
-          </m:sSup>
-          <m:r>
-            <w:rPr>
-              <w:rFonts w:ascii="Cambria Math" w:hAnsi="Cambria Math"/>
-            </w:rPr>
-            <m:t> = x + η</m:t>
-          </m:r>
-        </m:oMath>
-      </m:oMathPara>
-    </w:p>
-    <w:p>
-      <w:pPr>
-        <w:spacing w:line="276" w:lineRule="auto"/>
-        <w:jc w:val="both"/>
-        <w:rPr>
-          <w:rFonts w:ascii="Arial" w:hAnsi="Arial" w:cs="Arial"/>
-          <w:sz w:val="24"/>
-          <w:szCs w:val="24"/>
-          <w:lang w:val="pt-BR"/>
-        </w:rPr>
-      </w:pPr>
-      <w:r>
-        <w:rPr>
-          <w:rFonts w:ascii="Arial" w:eastAsia="Arial" w:hAnsi="Arial" w:cs="Arial"/>
-          <w:sz w:val="24"/>
-          <w:szCs w:val="24"/>
-          <w:lang w:val="pt-BR"/>
-        </w:rPr>
-        <w:t>Mesmo que a perturbação seja pequena, o modelo pode passar a produzir uma classificação incorreta:</w:t>
-      </w:r>
-    </w:p>
-    <w:p>
-      <w:pPr>
-        <w:spacing w:line="276" w:lineRule="auto"/>
-        <w:jc w:val="center"/>
-      </w:pPr>
-      <m:oMathPara>
-        <m:oMath>
-          <m:r>
-            <w:rPr>
-              <w:rFonts w:ascii="Cambria Math" w:hAnsi="Cambria Math"/>
-            </w:rPr>
-            <w:lastRenderedPageBreak/>
-            <m:t>f</m:t>
-          </m:r>
-          <m:d>
-            <m:dPr>
-              <m:ctrlPr>
-                <w:rPr>
-                  <w:rFonts w:ascii="Cambria Math" w:hAnsi="Cambria Math"/>
-                </w:rPr>
-              </m:ctrlPr>
-            </m:dPr>
-            <m:e>
-              <m:sSup>
-                <m:sSupPr>
-                  <m:ctrlPr>
-                    <w:rPr>
-                      <w:rFonts w:ascii="Cambria Math" w:hAnsi="Cambria Math"/>
-                    </w:rPr>
-                  </m:ctrlPr>
-                </m:sSupPr>
-                <m:e>
-                  <m:r>
-                    <w:rPr>
-                      <w:rFonts w:ascii="Cambria Math" w:hAnsi="Cambria Math"/>
-                    </w:rPr>
-                    <m:t>x</m:t>
-                  </m:r>
-                </m:e>
-                <m:sup>
-                  <m:r>
-                    <w:rPr>
-                      <w:rFonts w:ascii="Cambria Math" w:hAnsi="Cambria Math"/>
-                    </w:rPr>
-                    <m:t>'</m:t>
-                  </m:r>
-                </m:sup>
-              </m:sSup>
-            </m:e>
-          </m:d>
-          <m:r>
-            <w:rPr>
-              <w:rFonts w:ascii="Cambria Math" w:hAnsi="Cambria Math"/>
-            </w:rPr>
-            <m:t> ≠ y</m:t>
-          </m:r>
-        </m:oMath>
-      </m:oMathPara>
-    </w:p>
-    <w:p>
-      <w:pPr>
-        <w:spacing w:line="276" w:lineRule="auto"/>
-        <w:jc w:val="center"/>
-        <w:rPr>
-          <w:rFonts w:ascii="Arial" w:eastAsia="Arial" w:hAnsi="Arial" w:cs="Arial"/>
-          <w:sz w:val="24"/>
-          <w:szCs w:val="24"/>
-          <w:lang w:val="pt-BR"/>
-        </w:rPr>
-      </w:pPr>
-    </w:p>
-    <w:p>
-      <w:pPr>
-        <w:spacing w:line="276" w:lineRule="auto"/>
-        <w:jc w:val="both"/>
-        <w:rPr>
-          <w:rFonts w:ascii="Arial" w:eastAsia="Arial" w:hAnsi="Arial" w:cs="Arial"/>
-          <w:sz w:val="24"/>
-          <w:szCs w:val="24"/>
-          <w:lang w:val="pt-BR"/>
-        </w:rPr>
-      </w:pPr>
-      <w:r>
-        <w:rPr>
-          <w:rFonts w:ascii="Arial" w:eastAsia="Arial" w:hAnsi="Arial" w:cs="Arial"/>
-          <w:sz w:val="24"/>
-          <w:szCs w:val="24"/>
-          <w:lang w:val="pt-BR"/>
-        </w:rPr>
-        <w:t>Segundo Goodfellow et al. (2015), uma das razões para essa vulnerabilidade está relacionada ao comportamento aproximadamente linear de modelos de aprendizado de máquina em espaços de alta dimensionalidade. Considerando um modelo linear simplificado, representado por:</w:t>
-      </w:r>
-    </w:p>
-    <w:p>
-      <w:pPr>
-        <w:spacing w:line="276" w:lineRule="auto"/>
-        <w:jc w:val="center"/>
-        <w:rPr>
-          <w:rFonts w:ascii="Arial" w:eastAsia="Arial" w:hAnsi="Arial" w:cs="Arial"/>
-          <w:sz w:val="24"/>
-          <w:szCs w:val="24"/>
-          <w:lang w:val="pt-BR"/>
-        </w:rPr>
-      </w:pPr>
-      <m:oMathPara>
-        <m:oMath>
-          <m:r>
-            <w:rPr>
-              <w:rFonts w:ascii="Cambria Math" w:hAnsi="Cambria Math"/>
-            </w:rPr>
-            <m:t>f</m:t>
-          </m:r>
-          <m:d>
-            <m:dPr>
-              <m:ctrlPr>
-                <w:rPr>
-                  <w:rFonts w:ascii="Cambria Math" w:hAnsi="Cambria Math"/>
-                </w:rPr>
-              </m:ctrlPr>
-            </m:dPr>
-            <m:e>
-              <m:r>
-                <w:rPr>
-                  <w:rFonts w:ascii="Cambria Math" w:hAnsi="Cambria Math"/>
-                </w:rPr>
-                <m:t>x</m:t>
-              </m:r>
-            </m:e>
-          </m:d>
-          <m:r>
-            <w:rPr>
-              <w:rFonts w:ascii="Cambria Math" w:hAnsi="Cambria Math"/>
-            </w:rPr>
-            <m:t> =  </m:t>
-          </m:r>
-          <m:sSup>
-            <m:sSupPr>
-              <m:ctrlPr>
-                <w:rPr>
-                  <w:rFonts w:ascii="Cambria Math" w:hAnsi="Cambria Math"/>
-                </w:rPr>
-              </m:ctrlPr>
-            </m:sSupPr>
-            <m:e>
-              <m:r>
-                <w:rPr>
-                  <w:rFonts w:ascii="Cambria Math" w:hAnsi="Cambria Math"/>
-                </w:rPr>
-                <m:t>w</m:t>
-              </m:r>
-            </m:e>
-            <m:sup>
-              <m:r>
-                <w:rPr>
-                  <w:rFonts w:ascii="Cambria Math" w:hAnsi="Cambria Math"/>
-                </w:rPr>
-                <m:t>T</m:t>
-              </m:r>
-            </m:sup>
-          </m:sSup>
-          <m:r>
-            <w:rPr>
-              <w:rFonts w:ascii="Cambria Math" w:hAnsi="Cambria Math"/>
-            </w:rPr>
-            <m:t>x</m:t>
-          </m:r>
-        </m:oMath>
-      </m:oMathPara>
-    </w:p>
-    <w:p>
-      <w:pPr>
-        <w:spacing w:line="276" w:lineRule="auto"/>
-        <w:rPr>
-          <w:rFonts w:ascii="Arial" w:eastAsia="Arial" w:hAnsi="Arial" w:cs="Arial"/>
-          <w:sz w:val="24"/>
-          <w:szCs w:val="24"/>
-          <w:lang w:val="pt-BR"/>
-        </w:rPr>
-      </w:pPr>
-      <w:r>
-        <w:rPr>
-          <w:rFonts w:ascii="Arial" w:eastAsia="Arial" w:hAnsi="Arial" w:cs="Arial"/>
-          <w:sz w:val="24"/>
-          <w:szCs w:val="24"/>
-          <w:lang w:val="pt-BR"/>
-        </w:rPr>
-        <w:t xml:space="preserve">onde </w:t>
-      </w:r>
-      <m:oMath>
-        <m:r>
-          <w:rPr>
-            <w:rFonts w:ascii="Cambria Math" w:hAnsi="Cambria Math" w:cs="Arial"/>
-            <w:sz w:val="24"/>
-            <w:szCs w:val="24"/>
-            <w:lang w:val="pt-BR"/>
-          </w:rPr>
-          <m:t>w</m:t>
-        </m:r>
-      </m:oMath>
-      <w:r>
-        <w:rPr>
-          <w:rFonts w:ascii="Arial" w:hAnsi="Arial" w:cs="Arial"/>
-          <w:sz w:val="24"/>
-          <w:szCs w:val="24"/>
-          <w:lang w:val="pt-BR"/>
-        </w:rPr>
-        <w:t xml:space="preserve"> </w:t>
-      </w:r>
-      <w:r>
-        <w:rPr>
-          <w:rFonts w:ascii="Arial" w:hAnsi="Arial" w:cs="Arial"/>
-          <w:sz w:val="24"/>
-          <w:szCs w:val="24"/>
-          <w:lang w:val="pt-BR"/>
-        </w:rPr>
-        <w:t xml:space="preserve">  </w:t>
-      </w:r>
-      <w:r>
-        <w:rPr>
-          <w:rFonts w:ascii="Arial" w:eastAsia="Arial" w:hAnsi="Arial" w:cs="Arial"/>
-          <w:sz w:val="24"/>
-          <w:szCs w:val="24"/>
-          <w:lang w:val="pt-BR"/>
-        </w:rPr>
-        <w:t>representa o vetor de parâmetros do modelo, a adição de uma perturbação ao vetor de entrada resulta em:</w:t>
-      </w:r>
-    </w:p>
-    <w:p>
-      <w:pPr>
-        <w:spacing w:line="276" w:lineRule="auto"/>
-        <w:rPr>
-          <w:rFonts w:ascii="Cambria Math" w:eastAsia="Cambria Math" w:hAnsi="Cambria Math" w:cs="Cambria Math"/>
-          <w:sz w:val="24"/>
-          <w:szCs w:val="24"/>
-          <w:lang w:val="pt-BR"/>
-        </w:rPr>
-      </w:pPr>
-      <m:oMathPara>
-        <m:oMathParaPr>
-          <m:jc m:val="center"/>
-        </m:oMathParaPr>
-        <m:oMath>
-          <m:sSup>
-            <m:sSupPr>
-              <m:ctrlPr>
-                <w:rPr>
-                  <w:rFonts w:ascii="Cambria Math" w:eastAsia="Arial" w:hAnsi="Cambria Math" w:cs="Arial"/>
-                  <w:sz w:val="24"/>
-                  <w:szCs w:val="24"/>
-                  <w:lang w:val="pt-BR"/>
-                </w:rPr>
-              </m:ctrlPr>
-            </m:sSupPr>
-            <m:e>
-              <m:r>
-                <w:rPr>
-                  <w:rFonts w:ascii="Cambria Math" w:hAnsi="Cambria Math" w:cs="Arial"/>
-                  <w:sz w:val="24"/>
-                  <w:szCs w:val="24"/>
-                  <w:lang w:val="pt-BR"/>
-                </w:rPr>
-                <m:t>w</m:t>
-              </m:r>
-            </m:e>
-            <m:sup>
-              <m:r>
-                <w:rPr>
-                  <w:rFonts w:ascii="Cambria Math" w:hAnsi="Cambria Math" w:cs="Arial"/>
-                  <w:sz w:val="24"/>
-                  <w:szCs w:val="24"/>
-                  <w:lang w:val="pt-BR"/>
-                </w:rPr>
-                <m:t>T</m:t>
-              </m:r>
-            </m:sup>
-          </m:sSup>
-          <m:r>
-            <w:rPr>
-              <w:rFonts w:ascii="Cambria Math" w:hAnsi="Cambria Math" w:cs="Arial"/>
-              <w:sz w:val="24"/>
-              <w:szCs w:val="24"/>
-              <w:lang w:val="pt-BR"/>
-            </w:rPr>
-            <m:t>(x+η)=</m:t>
-          </m:r>
-          <m:sSup>
-            <m:sSupPr>
-              <m:ctrlPr>
-                <w:rPr>
-                  <w:rFonts w:ascii="Cambria Math" w:eastAsia="Arial" w:hAnsi="Cambria Math" w:cs="Arial"/>
-                  <w:sz w:val="24"/>
-                  <w:szCs w:val="24"/>
-                  <w:lang w:val="pt-BR"/>
-                </w:rPr>
-              </m:ctrlPr>
-            </m:sSupPr>
-            <m:e>
-              <m:r>
-                <w:rPr>
-                  <w:rFonts w:ascii="Cambria Math" w:hAnsi="Cambria Math" w:cs="Arial"/>
-                  <w:sz w:val="24"/>
-                  <w:szCs w:val="24"/>
-                  <w:lang w:val="pt-BR"/>
-                </w:rPr>
-                <m:t>w</m:t>
-              </m:r>
-            </m:e>
-            <m:sup>
-              <m:r>
-                <w:rPr>
-                  <w:rFonts w:ascii="Cambria Math" w:hAnsi="Cambria Math" w:cs="Arial"/>
-                  <w:sz w:val="24"/>
-                  <w:szCs w:val="24"/>
-                  <w:lang w:val="pt-BR"/>
-                </w:rPr>
-                <m:t>T</m:t>
-              </m:r>
-            </m:sup>
-          </m:sSup>
-          <m:r>
-            <w:rPr>
-              <w:rFonts w:ascii="Cambria Math" w:hAnsi="Cambria Math" w:cs="Arial"/>
-              <w:sz w:val="24"/>
-              <w:szCs w:val="24"/>
-              <w:lang w:val="pt-BR"/>
-            </w:rPr>
-            <m:t>x+</m:t>
-          </m:r>
-          <m:sSup>
-            <m:sSupPr>
-              <m:ctrlPr>
-                <w:rPr>
-                  <w:rFonts w:ascii="Cambria Math" w:eastAsia="Arial" w:hAnsi="Cambria Math" w:cs="Arial"/>
-                  <w:sz w:val="24"/>
-                  <w:szCs w:val="24"/>
-                  <w:lang w:val="pt-BR"/>
-                </w:rPr>
-              </m:ctrlPr>
-            </m:sSupPr>
-            <m:e>
-              <m:r>
-                <w:rPr>
-                  <w:rFonts w:ascii="Cambria Math" w:hAnsi="Cambria Math" w:cs="Arial"/>
-                  <w:sz w:val="24"/>
-                  <w:szCs w:val="24"/>
-                  <w:lang w:val="pt-BR"/>
-                </w:rPr>
-                <m:t>w</m:t>
-              </m:r>
-            </m:e>
-            <m:sup>
-              <m:r>
-                <w:rPr>
-                  <w:rFonts w:ascii="Cambria Math" w:hAnsi="Cambria Math" w:cs="Arial"/>
-                  <w:sz w:val="24"/>
-                  <w:szCs w:val="24"/>
-                  <w:lang w:val="pt-BR"/>
-                </w:rPr>
-                <m:t>T</m:t>
-              </m:r>
-            </m:sup>
-          </m:sSup>
-          <m:r>
-            <w:rPr>
-              <w:rFonts w:ascii="Cambria Math" w:hAnsi="Cambria Math" w:cs="Arial"/>
-              <w:sz w:val="24"/>
-              <w:szCs w:val="24"/>
-              <w:lang w:val="pt-BR"/>
-            </w:rPr>
-            <m:t>η</m:t>
-          </m:r>
-          <m:r>
-            <m:rPr>
-              <m:sty m:val="p"/>
-            </m:rPr>
-            <w:rPr>
-              <w:rFonts w:ascii="Cambria Math" w:eastAsia="Arial" w:hAnsi="Cambria Math" w:cs="Arial"/>
-              <w:sz w:val="24"/>
-              <w:szCs w:val="24"/>
-              <w:lang w:val="pt-BR"/>
-            </w:rPr>
-            <w:br/>
-          </m:r>
-        </m:oMath>
-      </m:oMathPara>
+          <w:rFonts w:ascii="Arial" w:hAnsi="Arial" w:cs="Arial"/>
+          <w:sz w:val="24"/>
+          <w:szCs w:val="24"/>
+        </w:rPr>
+      </w:pPr>
+      <w:r>
+        <w:rPr>
+          <w:rFonts w:ascii="Arial" w:hAnsi="Arial" w:cs="Arial"/>
+          <w:sz w:val="24"/>
+          <w:szCs w:val="24"/>
+        </w:rPr>
+        <w:t xml:space="preserve">1. O cliente envia um pacote com a </w:t>
+      </w:r>
+      <w:proofErr w:type="spellStart"/>
+      <w:r>
+        <w:rPr>
+          <w:rFonts w:ascii="Arial" w:hAnsi="Arial" w:cs="Arial"/>
+          <w:sz w:val="24"/>
+          <w:szCs w:val="24"/>
+        </w:rPr>
+        <w:t>flag</w:t>
+      </w:r>
+      <w:proofErr w:type="spellEnd"/>
+      <w:r>
+        <w:rPr>
+          <w:rFonts w:ascii="Arial" w:hAnsi="Arial" w:cs="Arial"/>
+          <w:sz w:val="24"/>
+          <w:szCs w:val="24"/>
+        </w:rPr>
+        <w:t xml:space="preserve"> SYN para solicitar a conexão.</w:t>
+      </w:r>
     </w:p>
     <w:p>
       <w:pPr>
@@ -5646,17 +5113,15 @@
           <w:rFonts w:ascii="Arial" w:hAnsi="Arial" w:cs="Arial"/>
           <w:sz w:val="24"/>
           <w:szCs w:val="24"/>
-          <w:lang w:val="pt-BR"/>
-        </w:rPr>
-      </w:pPr>
-      <w:r>
-        <w:rPr>
-          <w:rFonts w:ascii="Arial" w:eastAsia="Arial" w:hAnsi="Arial" w:cs="Arial"/>
-          <w:sz w:val="24"/>
-          <w:szCs w:val="24"/>
-          <w:lang w:val="pt-BR"/>
-        </w:rPr>
-        <w:t>Nesse caso, pequenas alterações distribuídas em várias dimensões do vetor de entrada podem se acumular e gerar uma mudança significativa no resultado da classificação.</w:t>
+        </w:rPr>
+      </w:pPr>
+      <w:r>
+        <w:rPr>
+          <w:rFonts w:ascii="Arial" w:hAnsi="Arial" w:cs="Arial"/>
+          <w:sz w:val="24"/>
+          <w:szCs w:val="24"/>
+        </w:rPr>
+        <w:t>2. O servidor responde com um pacote SYN/ACK.</w:t>
       </w:r>
     </w:p>
     <w:p>
@@ -5665,100 +5130,18 @@
         <w:ind w:firstLine="720"/>
         <w:jc w:val="both"/>
         <w:rPr>
-          <w:rFonts w:ascii="Arial" w:eastAsia="Arial" w:hAnsi="Arial" w:cs="Arial"/>
-          <w:sz w:val="24"/>
-          <w:szCs w:val="24"/>
-          <w:lang w:val="pt-BR"/>
-        </w:rPr>
-      </w:pPr>
-      <w:r>
-        <w:rPr>
-          <w:rFonts w:ascii="Arial" w:eastAsia="Arial" w:hAnsi="Arial" w:cs="Arial"/>
-          <w:sz w:val="24"/>
-          <w:szCs w:val="24"/>
-          <w:lang w:val="pt-BR"/>
-        </w:rPr>
-        <w:t xml:space="preserve">A partir dessa análise, </w:t>
-      </w:r>
-      <w:proofErr w:type="spellStart"/>
-      <w:r>
-        <w:rPr>
-          <w:rFonts w:ascii="Arial" w:eastAsia="Arial" w:hAnsi="Arial" w:cs="Arial"/>
-          <w:sz w:val="24"/>
-          <w:szCs w:val="24"/>
-          <w:lang w:val="pt-BR"/>
-        </w:rPr>
-        <w:t>Goodfellow</w:t>
-      </w:r>
-      <w:proofErr w:type="spellEnd"/>
-      <w:r>
-        <w:rPr>
-          <w:rFonts w:ascii="Arial" w:eastAsia="Arial" w:hAnsi="Arial" w:cs="Arial"/>
-          <w:sz w:val="24"/>
-          <w:szCs w:val="24"/>
-          <w:lang w:val="pt-BR"/>
-        </w:rPr>
-        <w:t xml:space="preserve"> et al. (2015) propuseram um método simples e eficiente para gerar exemplos adversariais, denominado Fast </w:t>
-      </w:r>
-      <w:proofErr w:type="spellStart"/>
-      <w:r>
-        <w:rPr>
-          <w:rFonts w:ascii="Arial" w:eastAsia="Arial" w:hAnsi="Arial" w:cs="Arial"/>
-          <w:sz w:val="24"/>
-          <w:szCs w:val="24"/>
-          <w:lang w:val="pt-BR"/>
-        </w:rPr>
-        <w:t>Gradient</w:t>
-      </w:r>
-      <w:proofErr w:type="spellEnd"/>
-      <w:r>
-        <w:rPr>
-          <w:rFonts w:ascii="Arial" w:eastAsia="Arial" w:hAnsi="Arial" w:cs="Arial"/>
-          <w:sz w:val="24"/>
-          <w:szCs w:val="24"/>
-          <w:lang w:val="pt-BR"/>
-        </w:rPr>
-        <w:t xml:space="preserve"> </w:t>
-      </w:r>
-      <w:proofErr w:type="spellStart"/>
-      <w:r>
-        <w:rPr>
-          <w:rFonts w:ascii="Arial" w:eastAsia="Arial" w:hAnsi="Arial" w:cs="Arial"/>
-          <w:sz w:val="24"/>
-          <w:szCs w:val="24"/>
-          <w:lang w:val="pt-BR"/>
-        </w:rPr>
-        <w:t>Sign</w:t>
-      </w:r>
-      <w:proofErr w:type="spellEnd"/>
-      <w:r>
-        <w:rPr>
-          <w:rFonts w:ascii="Arial" w:eastAsia="Arial" w:hAnsi="Arial" w:cs="Arial"/>
-          <w:sz w:val="24"/>
-          <w:szCs w:val="24"/>
-          <w:lang w:val="pt-BR"/>
-        </w:rPr>
-        <w:t xml:space="preserve"> </w:t>
-      </w:r>
-      <w:proofErr w:type="spellStart"/>
-      <w:r>
-        <w:rPr>
-          <w:rFonts w:ascii="Arial" w:eastAsia="Arial" w:hAnsi="Arial" w:cs="Arial"/>
-          <w:sz w:val="24"/>
-          <w:szCs w:val="24"/>
-          <w:lang w:val="pt-BR"/>
-        </w:rPr>
-        <w:t>Method</w:t>
-      </w:r>
-      <w:proofErr w:type="spellEnd"/>
-      <w:r>
-        <w:rPr>
-          <w:rFonts w:ascii="Arial" w:eastAsia="Arial" w:hAnsi="Arial" w:cs="Arial"/>
-          <w:sz w:val="24"/>
-          <w:szCs w:val="24"/>
-          <w:lang w:val="pt-BR"/>
-        </w:rPr>
-        <w:t xml:space="preserve"> (FGSM). Esse método utiliza o gradiente da função de custo do modelo em relação aos dados de entrada para identificar a direção na qual o erro do modelo aumenta mais rapidamente.</w:t>
+          <w:rFonts w:ascii="Arial" w:hAnsi="Arial" w:cs="Arial"/>
+          <w:sz w:val="24"/>
+          <w:szCs w:val="24"/>
+        </w:rPr>
+      </w:pPr>
+      <w:r>
+        <w:rPr>
+          <w:rFonts w:ascii="Arial" w:hAnsi="Arial" w:cs="Arial"/>
+          <w:sz w:val="24"/>
+          <w:szCs w:val="24"/>
+        </w:rPr>
+        <w:t>3. O cliente envia um ACK final, confirmando o estabelecimento da conexão.</w:t>
       </w:r>
     </w:p>
     <w:p>
@@ -5767,234 +5150,93 @@
         <w:ind w:firstLine="720"/>
         <w:jc w:val="both"/>
         <w:rPr>
-          <w:rFonts w:ascii="Arial" w:eastAsia="Arial" w:hAnsi="Arial" w:cs="Arial"/>
-          <w:sz w:val="24"/>
-          <w:szCs w:val="24"/>
-          <w:lang w:val="pt-BR"/>
-        </w:rPr>
-      </w:pPr>
-      <w:r>
-        <w:rPr>
-          <w:rFonts w:ascii="Arial" w:eastAsia="Arial" w:hAnsi="Arial" w:cs="Arial"/>
-          <w:sz w:val="24"/>
-          <w:szCs w:val="24"/>
-          <w:lang w:val="pt-BR"/>
-        </w:rPr>
-        <w:t>Seja a função de custo do modelo representada por:</w:t>
-      </w:r>
-    </w:p>
-    <w:p>
-      <w:pPr>
-        <w:spacing w:line="276" w:lineRule="auto"/>
-        <w:jc w:val="center"/>
-      </w:pPr>
-      <m:oMathPara>
-        <m:oMathParaPr>
-          <m:jc m:val="center"/>
-        </m:oMathParaPr>
-        <m:oMath>
-          <m:r>
-            <w:rPr>
-              <w:rFonts w:ascii="Cambria Math" w:hAnsi="Cambria Math" w:cs="Arial"/>
-              <w:sz w:val="24"/>
-              <w:szCs w:val="24"/>
-              <w:lang w:val="pt-BR"/>
-            </w:rPr>
-            <m:t>J(θ,x,y)</m:t>
-          </m:r>
-          <m:r>
-            <m:rPr>
-              <m:sty m:val="p"/>
-            </m:rPr>
-            <w:rPr>
-              <w:rFonts w:ascii="Cambria Math" w:eastAsia="Arial" w:hAnsi="Cambria Math" w:cs="Arial"/>
-              <w:sz w:val="24"/>
-              <w:szCs w:val="24"/>
-              <w:lang w:val="pt-BR"/>
-            </w:rPr>
-            <w:br/>
-          </m:r>
-        </m:oMath>
-      </m:oMathPara>
-    </w:p>
-    <w:p>
-      <w:pPr>
-        <w:spacing w:line="276" w:lineRule="auto"/>
-        <w:jc w:val="both"/>
-        <w:rPr>
-          <w:rFonts w:ascii="Arial" w:eastAsia="Arial" w:hAnsi="Arial" w:cs="Arial"/>
-          <w:sz w:val="24"/>
-          <w:szCs w:val="24"/>
-          <w:lang w:val="pt-BR"/>
-        </w:rPr>
-      </w:pPr>
-      <w:r>
-        <w:rPr>
-          <w:rFonts w:ascii="Arial" w:eastAsia="Arial" w:hAnsi="Arial" w:cs="Arial"/>
-          <w:sz w:val="24"/>
-          <w:szCs w:val="24"/>
-          <w:lang w:val="pt-BR"/>
-        </w:rPr>
-        <w:t xml:space="preserve">onde </w:t>
-      </w:r>
-      <m:oMath>
-        <m:r>
-          <w:rPr>
-            <w:rFonts w:ascii="Cambria Math" w:hAnsi="Cambria Math" w:cs="Arial"/>
-            <w:sz w:val="24"/>
-            <w:szCs w:val="24"/>
-            <w:lang w:val="pt-BR"/>
-          </w:rPr>
-          <m:t>θ</m:t>
-        </m:r>
-      </m:oMath>
-      <w:r>
-        <w:rPr>
-          <w:rFonts w:ascii="Arial" w:hAnsi="Arial" w:cs="Arial"/>
-          <w:sz w:val="24"/>
-          <w:szCs w:val="24"/>
-          <w:lang w:val="pt-BR"/>
-        </w:rPr>
-        <w:t xml:space="preserve"> </w:t>
-      </w:r>
-      <w:r>
-        <w:rPr>
-          <w:rFonts w:ascii="Arial" w:eastAsia="Arial" w:hAnsi="Arial" w:cs="Arial"/>
-          <w:sz w:val="24"/>
-          <w:szCs w:val="24"/>
-          <w:lang w:val="pt-BR"/>
-        </w:rPr>
-        <w:t xml:space="preserve">representa os parâmetros do modelo, </w:t>
-      </w:r>
-      <m:oMath>
-        <m:r>
-          <w:rPr>
-            <w:rFonts w:ascii="Cambria Math" w:hAnsi="Cambria Math" w:cs="Arial"/>
-            <w:sz w:val="24"/>
-            <w:szCs w:val="24"/>
-            <w:lang w:val="pt-BR"/>
-          </w:rPr>
-          <m:t>x</m:t>
-        </m:r>
-      </m:oMath>
-      <w:r>
-        <w:rPr>
-          <w:rFonts w:ascii="Arial" w:hAnsi="Arial" w:cs="Arial"/>
-          <w:sz w:val="24"/>
-          <w:szCs w:val="24"/>
-          <w:lang w:val="pt-BR"/>
-        </w:rPr>
-        <w:t xml:space="preserve"> </w:t>
-      </w:r>
-      <w:r>
-        <w:rPr>
-          <w:rFonts w:ascii="Arial" w:eastAsia="Arial" w:hAnsi="Arial" w:cs="Arial"/>
-          <w:sz w:val="24"/>
-          <w:szCs w:val="24"/>
-          <w:lang w:val="pt-BR"/>
-        </w:rPr>
-        <w:t xml:space="preserve">os dados de entrada e </w:t>
-      </w:r>
-      <m:oMath>
-        <m:r>
-          <w:rPr>
-            <w:rFonts w:ascii="Cambria Math" w:hAnsi="Cambria Math" w:cs="Arial"/>
-            <w:sz w:val="24"/>
-            <w:szCs w:val="24"/>
-            <w:lang w:val="pt-BR"/>
-          </w:rPr>
-          <m:t>y</m:t>
-        </m:r>
-      </m:oMath>
-      <w:r>
-        <w:rPr>
-          <w:rFonts w:ascii="Arial" w:hAnsi="Arial" w:cs="Arial"/>
-          <w:sz w:val="24"/>
-          <w:szCs w:val="24"/>
-          <w:lang w:val="pt-BR"/>
-        </w:rPr>
-        <w:t xml:space="preserve"> </w:t>
-      </w:r>
-      <w:r>
-        <w:rPr>
-          <w:rFonts w:ascii="Arial" w:eastAsia="Arial" w:hAnsi="Arial" w:cs="Arial"/>
-          <w:sz w:val="24"/>
-          <w:szCs w:val="24"/>
-          <w:lang w:val="pt-BR"/>
-        </w:rPr>
-        <w:t>a classe verdadeira. O gradiente dessa função em relação à entrada é dado por:</w:t>
-      </w:r>
-    </w:p>
-    <w:p>
-      <w:pPr>
-        <w:spacing w:line="276" w:lineRule="auto"/>
-        <w:jc w:val="center"/>
-      </w:pPr>
-      <m:oMathPara>
-        <m:oMathParaPr>
-          <m:jc m:val="center"/>
-        </m:oMathParaPr>
-        <m:oMath>
-          <m:sSub>
-            <m:sSubPr>
-              <m:ctrlPr>
-                <w:rPr>
-                  <w:rFonts w:ascii="Cambria Math" w:eastAsia="Arial" w:hAnsi="Cambria Math" w:cs="Arial"/>
-                  <w:sz w:val="24"/>
-                  <w:szCs w:val="24"/>
-                  <w:lang w:val="pt-BR"/>
-                </w:rPr>
-              </m:ctrlPr>
-            </m:sSubPr>
-            <m:e>
-              <m:r>
-                <m:rPr>
-                  <m:sty m:val="p"/>
-                </m:rPr>
-                <w:rPr>
-                  <w:rFonts w:ascii="Cambria Math" w:hAnsi="Cambria Math" w:cs="Arial"/>
-                  <w:sz w:val="24"/>
-                  <w:szCs w:val="24"/>
-                  <w:lang w:val="pt-BR"/>
-                </w:rPr>
-                <m:t>∇</m:t>
-              </m:r>
-            </m:e>
-            <m:sub>
-              <m:r>
-                <w:rPr>
-                  <w:rFonts w:ascii="Cambria Math" w:hAnsi="Cambria Math" w:cs="Arial"/>
-                  <w:sz w:val="24"/>
-                  <w:szCs w:val="24"/>
-                  <w:lang w:val="pt-BR"/>
-                </w:rPr>
-                <m:t>x</m:t>
-              </m:r>
-            </m:sub>
-          </m:sSub>
-          <m:r>
-            <w:rPr>
-              <w:rFonts w:ascii="Cambria Math" w:hAnsi="Cambria Math" w:cs="Arial"/>
-              <w:sz w:val="24"/>
-              <w:szCs w:val="24"/>
-              <w:lang w:val="pt-BR"/>
-            </w:rPr>
-            <m:t>J(θ,x,y)</m:t>
-          </m:r>
-          <m:r>
-            <m:rPr>
-              <m:sty m:val="p"/>
-            </m:rPr>
-            <w:rPr>
-              <w:rFonts w:ascii="Cambria Math" w:eastAsia="Arial" w:hAnsi="Cambria Math" w:cs="Arial"/>
-              <w:sz w:val="24"/>
-              <w:szCs w:val="24"/>
-              <w:lang w:val="pt-BR"/>
-            </w:rPr>
-            <w:br/>
-          </m:r>
-        </m:oMath>
-      </m:oMathPara>
+          <w:rFonts w:ascii="Arial" w:hAnsi="Arial" w:cs="Arial"/>
+          <w:sz w:val="24"/>
+          <w:szCs w:val="24"/>
+        </w:rPr>
+      </w:pPr>
+      <w:r>
+        <w:rPr>
+          <w:rFonts w:ascii="Arial" w:hAnsi="Arial" w:cs="Arial"/>
+          <w:sz w:val="24"/>
+          <w:szCs w:val="24"/>
+        </w:rPr>
+        <w:t xml:space="preserve">Em um SYN </w:t>
+      </w:r>
+      <w:proofErr w:type="spellStart"/>
+      <w:r>
+        <w:rPr>
+          <w:rFonts w:ascii="Arial" w:hAnsi="Arial" w:cs="Arial"/>
+          <w:sz w:val="24"/>
+          <w:szCs w:val="24"/>
+        </w:rPr>
+        <w:t>flood</w:t>
+      </w:r>
+      <w:proofErr w:type="spellEnd"/>
+      <w:r>
+        <w:rPr>
+          <w:rFonts w:ascii="Arial" w:hAnsi="Arial" w:cs="Arial"/>
+          <w:sz w:val="24"/>
+          <w:szCs w:val="24"/>
+        </w:rPr>
+        <w:t>, são enviadas diversas solicitações SYN, mas o ACK final não é enviado corretamente. Com isso, o servidor mantém várias conexões parcialmente abertas enquanto aguarda a confirmação</w:t>
+      </w:r>
+      <w:r>
+        <w:rPr>
+          <w:rFonts w:ascii="Arial" w:hAnsi="Arial" w:cs="Arial"/>
+          <w:sz w:val="24"/>
+          <w:szCs w:val="24"/>
+        </w:rPr>
+        <w:t xml:space="preserve"> do estabelecimento da conexão</w:t>
+      </w:r>
+      <w:r>
+        <w:rPr>
+          <w:rFonts w:ascii="Arial" w:hAnsi="Arial" w:cs="Arial"/>
+          <w:sz w:val="24"/>
+          <w:szCs w:val="24"/>
+        </w:rPr>
+        <w:t xml:space="preserve">. </w:t>
+      </w:r>
+      <w:r>
+        <w:rPr>
+          <w:rFonts w:ascii="Arial" w:hAnsi="Arial" w:cs="Arial"/>
+          <w:sz w:val="24"/>
+          <w:szCs w:val="24"/>
+        </w:rPr>
+        <w:t>À medida que o número de conexões incompletas aumenta</w:t>
+      </w:r>
+      <w:r>
+        <w:rPr>
+          <w:rFonts w:ascii="Arial" w:hAnsi="Arial" w:cs="Arial"/>
+          <w:sz w:val="24"/>
+          <w:szCs w:val="24"/>
+        </w:rPr>
+        <w:t xml:space="preserve">, </w:t>
+      </w:r>
+      <w:r>
+        <w:rPr>
+          <w:rFonts w:ascii="Arial" w:hAnsi="Arial" w:cs="Arial"/>
+          <w:sz w:val="24"/>
+          <w:szCs w:val="24"/>
+        </w:rPr>
+        <w:t xml:space="preserve">o servidor pode </w:t>
+      </w:r>
+      <w:r>
+        <w:rPr>
+          <w:rFonts w:ascii="Arial" w:hAnsi="Arial" w:cs="Arial"/>
+          <w:sz w:val="24"/>
+          <w:szCs w:val="24"/>
+        </w:rPr>
+        <w:t xml:space="preserve">sofrer </w:t>
+      </w:r>
+      <w:r>
+        <w:rPr>
+          <w:rFonts w:ascii="Arial" w:hAnsi="Arial" w:cs="Arial"/>
+          <w:sz w:val="24"/>
+          <w:szCs w:val="24"/>
+        </w:rPr>
+        <w:t>lentidão ou deixar de aceitar novas conexões legítimas.</w:t>
+      </w:r>
     </w:p>
     <w:p>
       <w:pPr>
@@ -6002,186 +5244,11 @@
         <w:ind w:firstLine="720"/>
         <w:jc w:val="both"/>
         <w:rPr>
-          <w:rFonts w:ascii="Arial" w:eastAsia="Arial" w:hAnsi="Arial" w:cs="Arial"/>
-          <w:sz w:val="24"/>
-          <w:szCs w:val="24"/>
-          <w:lang w:val="pt-BR"/>
-        </w:rPr>
-      </w:pPr>
-      <w:r>
-        <w:rPr>
-          <w:rFonts w:ascii="Arial" w:eastAsia="Arial" w:hAnsi="Arial" w:cs="Arial"/>
-          <w:sz w:val="24"/>
-          <w:szCs w:val="24"/>
-          <w:lang w:val="pt-BR"/>
-        </w:rPr>
-        <w:t>Esse gradiente indica a direção de maior aumento da função de custo. O método FGSM utiliza essa informação para gerar uma perturbação adversarial calculada pela expressão:</w:t>
-      </w:r>
-    </w:p>
-    <w:p>
-      <w:pPr>
-        <w:spacing w:line="276" w:lineRule="auto"/>
-        <w:jc w:val="center"/>
-        <w:rPr>
-          <w:rFonts w:ascii="Arial" w:hAnsi="Arial" w:cs="Arial"/>
-          <w:sz w:val="24"/>
-          <w:szCs w:val="24"/>
-          <w:lang w:val="pt-BR"/>
-        </w:rPr>
-      </w:pPr>
-      <m:oMathPara>
-        <m:oMathParaPr>
-          <m:jc m:val="center"/>
-        </m:oMathParaPr>
-        <m:oMath>
-          <m:r>
-            <w:rPr>
-              <w:rFonts w:ascii="Cambria Math" w:hAnsi="Cambria Math" w:cs="Arial"/>
-              <w:sz w:val="24"/>
-              <w:szCs w:val="24"/>
-              <w:lang w:val="pt-BR"/>
-            </w:rPr>
-            <m:t>η=ϵ⋅sign(</m:t>
-          </m:r>
-          <m:sSub>
-            <m:sSubPr>
-              <m:ctrlPr>
-                <w:rPr>
-                  <w:rFonts w:ascii="Cambria Math" w:hAnsi="Cambria Math" w:cs="Arial"/>
-                  <w:sz w:val="24"/>
-                  <w:szCs w:val="24"/>
-                  <w:lang w:val="pt-BR"/>
-                </w:rPr>
-              </m:ctrlPr>
-            </m:sSubPr>
-            <m:e>
-              <m:r>
-                <m:rPr>
-                  <m:sty m:val="p"/>
-                </m:rPr>
-                <w:rPr>
-                  <w:rFonts w:ascii="Cambria Math" w:hAnsi="Cambria Math" w:cs="Arial"/>
-                  <w:sz w:val="24"/>
-                  <w:szCs w:val="24"/>
-                  <w:lang w:val="pt-BR"/>
-                </w:rPr>
-                <m:t>∇</m:t>
-              </m:r>
-            </m:e>
-            <m:sub>
-              <m:r>
-                <w:rPr>
-                  <w:rFonts w:ascii="Cambria Math" w:hAnsi="Cambria Math" w:cs="Arial"/>
-                  <w:sz w:val="24"/>
-                  <w:szCs w:val="24"/>
-                  <w:lang w:val="pt-BR"/>
-                </w:rPr>
-                <m:t>x</m:t>
-              </m:r>
-            </m:sub>
-          </m:sSub>
-          <m:r>
-            <w:rPr>
-              <w:rFonts w:ascii="Cambria Math" w:hAnsi="Cambria Math" w:cs="Arial"/>
-              <w:sz w:val="24"/>
-              <w:szCs w:val="24"/>
-              <w:lang w:val="pt-BR"/>
-            </w:rPr>
-            <m:t>J(θ,x,y))</m:t>
-          </m:r>
-          <m:r>
-            <m:rPr>
-              <m:sty m:val="p"/>
-            </m:rPr>
-            <w:rPr>
-              <w:rFonts w:ascii="Cambria Math" w:hAnsi="Cambria Math" w:cs="Arial"/>
-              <w:sz w:val="24"/>
-              <w:szCs w:val="24"/>
-              <w:lang w:val="pt-BR"/>
-            </w:rPr>
-            <w:br/>
-          </m:r>
-        </m:oMath>
-      </m:oMathPara>
-    </w:p>
-    <w:p>
-      <w:pPr>
-        <w:spacing w:line="276" w:lineRule="auto"/>
-        <w:jc w:val="both"/>
-        <w:rPr>
-          <w:rFonts w:ascii="Arial" w:eastAsia="Arial" w:hAnsi="Arial" w:cs="Arial"/>
-          <w:sz w:val="24"/>
-          <w:szCs w:val="24"/>
-          <w:lang w:val="pt-BR"/>
-        </w:rPr>
-      </w:pPr>
-      <w:r>
-        <w:rPr>
-          <w:rFonts w:ascii="Arial" w:eastAsia="Arial" w:hAnsi="Arial" w:cs="Arial"/>
-          <w:sz w:val="24"/>
-          <w:szCs w:val="24"/>
-          <w:lang w:val="pt-BR"/>
-        </w:rPr>
-        <w:t xml:space="preserve">onde </w:t>
-      </w:r>
-      <m:oMath>
-        <m:r>
-          <w:rPr>
-            <w:rFonts w:ascii="Cambria Math" w:hAnsi="Cambria Math" w:cs="Arial"/>
-            <w:sz w:val="24"/>
-            <w:szCs w:val="24"/>
-            <w:lang w:val="pt-BR"/>
-          </w:rPr>
-          <m:t>ϵ</m:t>
-        </m:r>
-      </m:oMath>
-      <w:r>
-        <w:rPr>
-          <w:rFonts w:ascii="Arial" w:hAnsi="Arial" w:cs="Arial"/>
-          <w:sz w:val="24"/>
-          <w:szCs w:val="24"/>
-          <w:lang w:val="pt-BR"/>
-        </w:rPr>
-        <w:t xml:space="preserve"> </w:t>
-      </w:r>
-      <w:r>
-        <w:rPr>
-          <w:rFonts w:ascii="Arial" w:eastAsia="Arial" w:hAnsi="Arial" w:cs="Arial"/>
-          <w:sz w:val="24"/>
-          <w:szCs w:val="24"/>
-          <w:lang w:val="pt-BR"/>
-        </w:rPr>
-        <w:t xml:space="preserve">representa um parâmetro que controla a magnitude máxima da perturbação aplicada aos dados de entrada. O operador </w:t>
-      </w:r>
-      <m:oMath>
-        <m:r>
-          <w:rPr>
-            <w:rFonts w:ascii="Cambria Math" w:hAnsi="Cambria Math" w:cs="Arial"/>
-            <w:sz w:val="24"/>
-            <w:szCs w:val="24"/>
-            <w:lang w:val="pt-BR"/>
-          </w:rPr>
-          <m:t>sign(⋅)</m:t>
-        </m:r>
-      </m:oMath>
-      <w:r>
-        <w:rPr>
-          <w:rFonts w:ascii="Arial" w:hAnsi="Arial" w:cs="Arial"/>
-          <w:sz w:val="24"/>
-          <w:szCs w:val="24"/>
-          <w:lang w:val="pt-BR"/>
-        </w:rPr>
-        <w:t xml:space="preserve"> </w:t>
-      </w:r>
-      <w:r>
-        <w:rPr>
-          <w:rFonts w:ascii="Arial" w:eastAsia="Arial" w:hAnsi="Arial" w:cs="Arial"/>
-          <w:sz w:val="24"/>
-          <w:szCs w:val="24"/>
-          <w:lang w:val="pt-BR"/>
-        </w:rPr>
-        <w:t>retorna apenas o sinal do gradiente em cada dimensão, garantindo que a perturbação seja aplicada na direção que maximiza o aumento do erro do modelo.</w:t>
-      </w:r>
+          <w:rFonts w:ascii="Arial" w:hAnsi="Arial" w:cs="Arial"/>
+          <w:sz w:val="24"/>
+          <w:szCs w:val="24"/>
+        </w:rPr>
+      </w:pPr>
     </w:p>
     <w:p>
       <w:pPr>
@@ -6189,7 +5256,7 @@
         <w:ind w:firstLine="720"/>
         <w:jc w:val="both"/>
         <w:rPr>
-          <w:rFonts w:ascii="Arial" w:eastAsia="Arial" w:hAnsi="Arial" w:cs="Arial"/>
+          <w:rFonts w:ascii="Arial" w:hAnsi="Arial" w:cs="Arial"/>
           <w:sz w:val="24"/>
           <w:szCs w:val="24"/>
           <w:lang w:val="pt-BR"/>
@@ -6197,136 +5264,51 @@
       </w:pPr>
       <w:r>
         <w:rPr>
-          <w:rFonts w:ascii="Arial" w:eastAsia="Arial" w:hAnsi="Arial" w:cs="Arial"/>
+          <w:rFonts w:ascii="Arial" w:hAnsi="Arial" w:cs="Arial"/>
           <w:sz w:val="24"/>
           <w:szCs w:val="24"/>
           <w:lang w:val="pt-BR"/>
         </w:rPr>
-        <w:t>O exemplo adversarial final é então obtido pela soma da perturbação ao dado original:</w:t>
-      </w:r>
-    </w:p>
-    <w:p>
-      <w:pPr>
-        <w:spacing w:line="276" w:lineRule="auto"/>
-        <w:jc w:val="center"/>
-        <w:rPr>
-          <w:rFonts w:ascii="Arial" w:eastAsia="Arial" w:hAnsi="Arial" w:cs="Arial"/>
+        <w:t>Esse comportamento pode ocorrer de três formas</w:t>
+      </w:r>
+      <w:r>
+        <w:rPr>
+          <w:rFonts w:ascii="Arial" w:hAnsi="Arial" w:cs="Arial"/>
           <w:sz w:val="24"/>
           <w:szCs w:val="24"/>
           <w:lang w:val="pt-BR"/>
         </w:rPr>
-      </w:pPr>
-      <m:oMathPara>
-        <m:oMathParaPr>
-          <m:jc m:val="center"/>
-        </m:oMathParaPr>
-        <m:oMath>
-          <m:sSup>
-            <m:sSupPr>
-              <m:ctrlPr>
-                <w:rPr>
-                  <w:rFonts w:ascii="Cambria Math" w:eastAsia="Arial" w:hAnsi="Cambria Math" w:cs="Arial"/>
-                  <w:sz w:val="24"/>
-                  <w:szCs w:val="24"/>
-                  <w:lang w:val="pt-BR"/>
-                </w:rPr>
-              </m:ctrlPr>
-            </m:sSupPr>
-            <m:e>
-              <m:r>
-                <w:rPr>
-                  <w:rFonts w:ascii="Cambria Math" w:hAnsi="Cambria Math" w:cs="Arial"/>
-                  <w:sz w:val="24"/>
-                  <w:szCs w:val="24"/>
-                  <w:lang w:val="pt-BR"/>
-                </w:rPr>
-                <m:t>x</m:t>
-              </m:r>
-            </m:e>
-            <m:sup>
-              <m:r>
-                <m:rPr>
-                  <m:sty m:val="p"/>
-                </m:rPr>
-                <w:rPr>
-                  <w:rFonts w:ascii="Cambria Math" w:hAnsi="Cambria Math" w:cs="Arial"/>
-                  <w:sz w:val="24"/>
-                  <w:szCs w:val="24"/>
-                  <w:lang w:val="pt-BR"/>
-                </w:rPr>
-                <m:t>'</m:t>
-              </m:r>
-            </m:sup>
-          </m:sSup>
-          <m:r>
-            <w:rPr>
-              <w:rFonts w:ascii="Cambria Math" w:hAnsi="Cambria Math" w:cs="Arial"/>
-              <w:sz w:val="24"/>
-              <w:szCs w:val="24"/>
-              <w:lang w:val="pt-BR"/>
-            </w:rPr>
-            <m:t>=x+ϵ⋅sign(</m:t>
-          </m:r>
-          <m:sSub>
-            <m:sSubPr>
-              <m:ctrlPr>
-                <w:rPr>
-                  <w:rFonts w:ascii="Cambria Math" w:eastAsia="Arial" w:hAnsi="Cambria Math" w:cs="Arial"/>
-                  <w:sz w:val="24"/>
-                  <w:szCs w:val="24"/>
-                  <w:lang w:val="pt-BR"/>
-                </w:rPr>
-              </m:ctrlPr>
-            </m:sSubPr>
-            <m:e>
-              <m:r>
-                <m:rPr>
-                  <m:sty m:val="p"/>
-                </m:rPr>
-                <w:rPr>
-                  <w:rFonts w:ascii="Cambria Math" w:hAnsi="Cambria Math" w:cs="Arial"/>
-                  <w:sz w:val="24"/>
-                  <w:szCs w:val="24"/>
-                  <w:lang w:val="pt-BR"/>
-                </w:rPr>
-                <m:t>∇</m:t>
-              </m:r>
-            </m:e>
-            <m:sub>
-              <m:r>
-                <w:rPr>
-                  <w:rFonts w:ascii="Cambria Math" w:hAnsi="Cambria Math" w:cs="Arial"/>
-                  <w:sz w:val="24"/>
-                  <w:szCs w:val="24"/>
-                  <w:lang w:val="pt-BR"/>
-                </w:rPr>
-                <m:t>x</m:t>
-              </m:r>
-            </m:sub>
-          </m:sSub>
-          <m:r>
-            <w:rPr>
-              <w:rFonts w:ascii="Cambria Math" w:hAnsi="Cambria Math" w:cs="Arial"/>
-              <w:sz w:val="24"/>
-              <w:szCs w:val="24"/>
-              <w:lang w:val="pt-BR"/>
-            </w:rPr>
-            <m:t>J(θ,x,y))</m:t>
-          </m:r>
-          <m:r>
-            <m:rPr>
-              <m:sty m:val="p"/>
-            </m:rPr>
-            <w:rPr>
-              <w:rFonts w:ascii="Cambria Math" w:eastAsia="Arial" w:hAnsi="Cambria Math" w:cs="Arial"/>
-              <w:sz w:val="24"/>
-              <w:szCs w:val="24"/>
-              <w:lang w:val="pt-BR"/>
-            </w:rPr>
-            <w:br/>
-          </m:r>
-        </m:oMath>
-      </m:oMathPara>
+        <w:t xml:space="preserve"> diferentes</w:t>
+      </w:r>
+      <w:r>
+        <w:rPr>
+          <w:rFonts w:ascii="Arial" w:hAnsi="Arial" w:cs="Arial"/>
+          <w:sz w:val="24"/>
+          <w:szCs w:val="24"/>
+          <w:lang w:val="pt-BR"/>
+        </w:rPr>
+        <w:t xml:space="preserve">. No ataque direto, o invasor utiliza o próprio endereço IP para enviar os pacotes. No ataque com endereço IP falsificado, o IP de origem dos pacotes é alterado para dificultar a identificação do responsável. Já no ataque distribuído, diversos dispositivos comprometidos, normalmente integrantes de uma </w:t>
+      </w:r>
+      <w:proofErr w:type="spellStart"/>
+      <w:r>
+        <w:rPr>
+          <w:rFonts w:ascii="Arial" w:hAnsi="Arial" w:cs="Arial"/>
+          <w:sz w:val="24"/>
+          <w:szCs w:val="24"/>
+          <w:lang w:val="pt-BR"/>
+        </w:rPr>
+        <w:t>botnet</w:t>
+      </w:r>
+      <w:proofErr w:type="spellEnd"/>
+      <w:r>
+        <w:rPr>
+          <w:rFonts w:ascii="Arial" w:hAnsi="Arial" w:cs="Arial"/>
+          <w:sz w:val="24"/>
+          <w:szCs w:val="24"/>
+          <w:lang w:val="pt-BR"/>
+        </w:rPr>
+        <w:t>, enviam solicitações simultaneamente contra o mesmo alvo.</w:t>
+      </w:r>
     </w:p>
     <w:p>
       <w:pPr>
@@ -6342,12 +5324,59 @@
       </w:pPr>
       <w:r>
         <w:rPr>
-          <w:rFonts w:ascii="Arial" w:eastAsia="Arial" w:hAnsi="Arial" w:cs="Arial"/>
+          <w:rFonts w:ascii="Arial" w:hAnsi="Arial" w:cs="Arial"/>
           <w:sz w:val="24"/>
           <w:szCs w:val="24"/>
           <w:lang w:val="pt-BR"/>
         </w:rPr>
-        <w:t>Esse método é considerado computacionalmente eficiente, pois requer apenas um cálculo de gradiente para gerar a perturbação adversarial.</w:t>
+        <w:t xml:space="preserve">Uma </w:t>
+      </w:r>
+      <w:proofErr w:type="spellStart"/>
+      <w:r>
+        <w:rPr>
+          <w:rFonts w:ascii="Arial" w:hAnsi="Arial" w:cs="Arial"/>
+          <w:sz w:val="24"/>
+          <w:szCs w:val="24"/>
+          <w:lang w:val="pt-BR"/>
+        </w:rPr>
+        <w:t>botnet</w:t>
+      </w:r>
+      <w:proofErr w:type="spellEnd"/>
+      <w:r>
+        <w:rPr>
+          <w:rFonts w:ascii="Arial" w:hAnsi="Arial" w:cs="Arial"/>
+          <w:sz w:val="24"/>
+          <w:szCs w:val="24"/>
+          <w:lang w:val="pt-BR"/>
+        </w:rPr>
+        <w:t xml:space="preserve"> </w:t>
+      </w:r>
+      <w:r>
+        <w:rPr>
+          <w:rFonts w:ascii="Arial" w:hAnsi="Arial" w:cs="Arial"/>
+          <w:sz w:val="24"/>
+          <w:szCs w:val="24"/>
+          <w:lang w:val="pt-BR"/>
+        </w:rPr>
+        <w:t xml:space="preserve">é uma </w:t>
+      </w:r>
+      <w:r>
+        <w:rPr>
+          <w:rFonts w:ascii="Arial" w:hAnsi="Arial" w:cs="Arial"/>
+          <w:sz w:val="24"/>
+          <w:szCs w:val="24"/>
+          <w:lang w:val="pt-BR"/>
+        </w:rPr>
+        <w:t>rede formada por dispositivos infectados, geralmente por meio de malware. Após a infecção, esses equipamentos podem ser controlados remotamente pelo invasor</w:t>
+      </w:r>
+      <w:r>
+        <w:rPr>
+          <w:rFonts w:ascii="Arial" w:hAnsi="Arial" w:cs="Arial"/>
+          <w:sz w:val="24"/>
+          <w:szCs w:val="24"/>
+          <w:lang w:val="pt-BR"/>
+        </w:rPr>
+        <w:t>.</w:t>
       </w:r>
     </w:p>
     <w:p>
@@ -6356,20 +5385,54 @@
         <w:ind w:firstLine="720"/>
         <w:jc w:val="both"/>
         <w:rPr>
-          <w:rFonts w:ascii="Arial" w:eastAsia="Arial" w:hAnsi="Arial" w:cs="Arial"/>
-          <w:sz w:val="24"/>
-          <w:szCs w:val="24"/>
-          <w:lang w:val="pt-BR"/>
-        </w:rPr>
-      </w:pPr>
-      <w:r>
-        <w:rPr>
-          <w:rFonts w:ascii="Arial" w:eastAsia="Arial" w:hAnsi="Arial" w:cs="Arial"/>
-          <w:sz w:val="24"/>
-          <w:szCs w:val="24"/>
-          <w:lang w:val="pt-BR"/>
-        </w:rPr>
-        <w:t>No contexto deste projeto, a geração de exemplos adversariais não tem como objetivo comprometer permanentemente o funcionamento do modelo de aprendizado de máquina, mas sim avaliar sua capacidade de detectar tentativas de manipulação nos dados de entrada. Dessa forma, pequenas perturbações serão introduzidas nos dados capturados pelos sensores do sistema, simulando possíveis tentativas de enganar o modelo.</w:t>
+          <w:rFonts w:ascii="Arial" w:hAnsi="Arial" w:cs="Arial"/>
+          <w:sz w:val="24"/>
+          <w:szCs w:val="24"/>
+        </w:rPr>
+      </w:pPr>
+      <w:r>
+        <w:rPr>
+          <w:rFonts w:ascii="Arial" w:hAnsi="Arial" w:cs="Arial"/>
+          <w:sz w:val="24"/>
+          <w:szCs w:val="24"/>
+        </w:rPr>
+        <w:t xml:space="preserve">Diferentemente de ataques volumétricos, que dependem principalmente de uma grande quantidade de dados transmitidos, o SYN </w:t>
+      </w:r>
+      <w:proofErr w:type="spellStart"/>
+      <w:r>
+        <w:rPr>
+          <w:rFonts w:ascii="Arial" w:hAnsi="Arial" w:cs="Arial"/>
+          <w:sz w:val="24"/>
+          <w:szCs w:val="24"/>
+        </w:rPr>
+        <w:t>flood</w:t>
+      </w:r>
+      <w:proofErr w:type="spellEnd"/>
+      <w:r>
+        <w:rPr>
+          <w:rFonts w:ascii="Arial" w:hAnsi="Arial" w:cs="Arial"/>
+          <w:sz w:val="24"/>
+          <w:szCs w:val="24"/>
+        </w:rPr>
+        <w:t xml:space="preserve"> pode causar indisponibilidade ao esgotar a capacidade da fila de conexões pendentes do servidor. Por esse motivo, os cenários simulados foram representados por uma maior quantidade de pacotes SYN, uma menor quantidade de </w:t>
+      </w:r>
+      <w:proofErr w:type="spellStart"/>
+      <w:r>
+        <w:rPr>
+          <w:rFonts w:ascii="Arial" w:hAnsi="Arial" w:cs="Arial"/>
+          <w:sz w:val="24"/>
+          <w:szCs w:val="24"/>
+        </w:rPr>
+        <w:t>ACKs</w:t>
+      </w:r>
+      <w:proofErr w:type="spellEnd"/>
+      <w:r>
+        <w:rPr>
+          <w:rFonts w:ascii="Arial" w:hAnsi="Arial" w:cs="Arial"/>
+          <w:sz w:val="24"/>
+          <w:szCs w:val="24"/>
+        </w:rPr>
+        <w:t>, alto volume de pacotes enviados, poucas respostas recebidas, curta duração dos fluxos e concentração das requisições em um mesmo serviço.</w:t>
       </w:r>
     </w:p>
     <w:p>
@@ -6378,20 +5441,324 @@
         <w:ind w:firstLine="720"/>
         <w:jc w:val="both"/>
         <w:rPr>
-          <w:rFonts w:ascii="Arial" w:eastAsia="Arial" w:hAnsi="Arial" w:cs="Arial"/>
-          <w:sz w:val="24"/>
-          <w:szCs w:val="24"/>
-          <w:lang w:val="pt-BR"/>
-        </w:rPr>
-      </w:pPr>
-      <w:r>
-        <w:rPr>
-          <w:rFonts w:ascii="Arial" w:eastAsia="Arial" w:hAnsi="Arial" w:cs="Arial"/>
-          <w:sz w:val="24"/>
-          <w:szCs w:val="24"/>
-          <w:lang w:val="pt-BR"/>
-        </w:rPr>
-        <w:t>A partir dessa abordagem, torna-se possível observar como o modelo reage a entradas adversariais e analisar se ele é capaz de identificar padrões anômalos associados a esse tipo de manipulação. Essa estratégia contribui para o desenvolvimento de sistemas de aprendizado de máquina mais robustos e capazes de operar em ambientes nos quais os dados podem sofrer tentativas de adulteração.</w:t>
+          <w:rFonts w:ascii="Arial" w:hAnsi="Arial" w:cs="Arial"/>
+          <w:sz w:val="24"/>
+          <w:szCs w:val="24"/>
+        </w:rPr>
+      </w:pPr>
+      <w:r>
+        <w:rPr>
+          <w:rFonts w:ascii="Arial" w:hAnsi="Arial" w:cs="Arial"/>
+          <w:sz w:val="24"/>
+          <w:szCs w:val="24"/>
+        </w:rPr>
+        <w:t xml:space="preserve">Os principais atributos utilizados no </w:t>
+      </w:r>
+      <w:proofErr w:type="spellStart"/>
+      <w:r>
+        <w:rPr>
+          <w:rFonts w:ascii="Arial" w:hAnsi="Arial" w:cs="Arial"/>
+          <w:sz w:val="24"/>
+          <w:szCs w:val="24"/>
+        </w:rPr>
+        <w:t>dataset</w:t>
+      </w:r>
+      <w:proofErr w:type="spellEnd"/>
+      <w:r>
+        <w:rPr>
+          <w:rFonts w:ascii="Arial" w:hAnsi="Arial" w:cs="Arial"/>
+          <w:sz w:val="24"/>
+          <w:szCs w:val="24"/>
+        </w:rPr>
+        <w:t xml:space="preserve"> são:</w:t>
+      </w:r>
+    </w:p>
+    <w:p>
+      <w:pPr>
+        <w:pStyle w:val="PargrafodaLista"/>
+        <w:numPr>
+          <w:ilvl w:val="0"/>
+          <w:numId w:val="42"/>
+        </w:numPr>
+        <w:spacing w:line="276" w:lineRule="auto"/>
+        <w:jc w:val="both"/>
+        <w:rPr>
+          <w:rFonts w:ascii="Arial" w:hAnsi="Arial" w:cs="Arial"/>
+          <w:sz w:val="24"/>
+          <w:szCs w:val="24"/>
+        </w:rPr>
+      </w:pPr>
+      <w:r>
+        <w:rPr>
+          <w:rFonts w:ascii="Arial" w:hAnsi="Arial" w:cs="Arial"/>
+          <w:sz w:val="24"/>
+          <w:szCs w:val="24"/>
+        </w:rPr>
+        <w:t>`</w:t>
+      </w:r>
+      <w:proofErr w:type="spellStart"/>
+      <w:r>
+        <w:rPr>
+          <w:rFonts w:ascii="Arial" w:hAnsi="Arial" w:cs="Arial"/>
+          <w:sz w:val="24"/>
+          <w:szCs w:val="24"/>
+        </w:rPr>
+        <w:t>syn_flag_count</w:t>
+      </w:r>
+      <w:proofErr w:type="spellEnd"/>
+      <w:r>
+        <w:rPr>
+          <w:rFonts w:ascii="Arial" w:hAnsi="Arial" w:cs="Arial"/>
+          <w:sz w:val="24"/>
+          <w:szCs w:val="24"/>
+        </w:rPr>
+        <w:t xml:space="preserve">`: quantidade de pacotes com a </w:t>
+      </w:r>
+      <w:proofErr w:type="spellStart"/>
+      <w:r>
+        <w:rPr>
+          <w:rFonts w:ascii="Arial" w:hAnsi="Arial" w:cs="Arial"/>
+          <w:sz w:val="24"/>
+          <w:szCs w:val="24"/>
+        </w:rPr>
+        <w:t>flag</w:t>
+      </w:r>
+      <w:proofErr w:type="spellEnd"/>
+      <w:r>
+        <w:rPr>
+          <w:rFonts w:ascii="Arial" w:hAnsi="Arial" w:cs="Arial"/>
+          <w:sz w:val="24"/>
+          <w:szCs w:val="24"/>
+        </w:rPr>
+        <w:t xml:space="preserve"> SYN;</w:t>
+      </w:r>
+    </w:p>
+    <w:p>
+      <w:pPr>
+        <w:pStyle w:val="PargrafodaLista"/>
+        <w:numPr>
+          <w:ilvl w:val="0"/>
+          <w:numId w:val="42"/>
+        </w:numPr>
+        <w:spacing w:line="276" w:lineRule="auto"/>
+        <w:jc w:val="both"/>
+        <w:rPr>
+          <w:rFonts w:ascii="Arial" w:hAnsi="Arial" w:cs="Arial"/>
+          <w:sz w:val="24"/>
+          <w:szCs w:val="24"/>
+        </w:rPr>
+      </w:pPr>
+      <w:r>
+        <w:rPr>
+          <w:rFonts w:ascii="Arial" w:hAnsi="Arial" w:cs="Arial"/>
+          <w:sz w:val="24"/>
+          <w:szCs w:val="24"/>
+        </w:rPr>
+        <w:t>`</w:t>
+      </w:r>
+      <w:proofErr w:type="spellStart"/>
+      <w:r>
+        <w:rPr>
+          <w:rFonts w:ascii="Arial" w:hAnsi="Arial" w:cs="Arial"/>
+          <w:sz w:val="24"/>
+          <w:szCs w:val="24"/>
+        </w:rPr>
+        <w:t>ack_flag_count</w:t>
+      </w:r>
+      <w:proofErr w:type="spellEnd"/>
+      <w:r>
+        <w:rPr>
+          <w:rFonts w:ascii="Arial" w:hAnsi="Arial" w:cs="Arial"/>
+          <w:sz w:val="24"/>
+          <w:szCs w:val="24"/>
+        </w:rPr>
+        <w:t xml:space="preserve">`: quantidade de pacotes com a </w:t>
+      </w:r>
+      <w:proofErr w:type="spellStart"/>
+      <w:r>
+        <w:rPr>
+          <w:rFonts w:ascii="Arial" w:hAnsi="Arial" w:cs="Arial"/>
+          <w:sz w:val="24"/>
+          <w:szCs w:val="24"/>
+        </w:rPr>
+        <w:t>flag</w:t>
+      </w:r>
+      <w:proofErr w:type="spellEnd"/>
+      <w:r>
+        <w:rPr>
+          <w:rFonts w:ascii="Arial" w:hAnsi="Arial" w:cs="Arial"/>
+          <w:sz w:val="24"/>
+          <w:szCs w:val="24"/>
+        </w:rPr>
+        <w:t xml:space="preserve"> ACK;</w:t>
+      </w:r>
+    </w:p>
+    <w:p>
+      <w:pPr>
+        <w:pStyle w:val="PargrafodaLista"/>
+        <w:numPr>
+          <w:ilvl w:val="0"/>
+          <w:numId w:val="42"/>
+        </w:numPr>
+        <w:spacing w:line="276" w:lineRule="auto"/>
+        <w:jc w:val="both"/>
+        <w:rPr>
+          <w:rFonts w:ascii="Arial" w:hAnsi="Arial" w:cs="Arial"/>
+          <w:sz w:val="24"/>
+          <w:szCs w:val="24"/>
+        </w:rPr>
+      </w:pPr>
+      <w:r>
+        <w:rPr>
+          <w:rFonts w:ascii="Arial" w:hAnsi="Arial" w:cs="Arial"/>
+          <w:sz w:val="24"/>
+          <w:szCs w:val="24"/>
+        </w:rPr>
+        <w:t>`</w:t>
+      </w:r>
+      <w:proofErr w:type="spellStart"/>
+      <w:r>
+        <w:rPr>
+          <w:rFonts w:ascii="Arial" w:hAnsi="Arial" w:cs="Arial"/>
+          <w:sz w:val="24"/>
+          <w:szCs w:val="24"/>
+        </w:rPr>
+        <w:t>total_fwd_packets</w:t>
+      </w:r>
+      <w:proofErr w:type="spellEnd"/>
+      <w:r>
+        <w:rPr>
+          <w:rFonts w:ascii="Arial" w:hAnsi="Arial" w:cs="Arial"/>
+          <w:sz w:val="24"/>
+          <w:szCs w:val="24"/>
+        </w:rPr>
+        <w:t>`: total de pacotes enviados no sentido de ida;</w:t>
+      </w:r>
+    </w:p>
+    <w:p>
+      <w:pPr>
+        <w:pStyle w:val="PargrafodaLista"/>
+        <w:numPr>
+          <w:ilvl w:val="0"/>
+          <w:numId w:val="42"/>
+        </w:numPr>
+        <w:spacing w:line="276" w:lineRule="auto"/>
+        <w:jc w:val="both"/>
+        <w:rPr>
+          <w:rFonts w:ascii="Arial" w:hAnsi="Arial" w:cs="Arial"/>
+          <w:sz w:val="24"/>
+          <w:szCs w:val="24"/>
+        </w:rPr>
+      </w:pPr>
+      <w:r>
+        <w:rPr>
+          <w:rFonts w:ascii="Arial" w:hAnsi="Arial" w:cs="Arial"/>
+          <w:sz w:val="24"/>
+          <w:szCs w:val="24"/>
+        </w:rPr>
+        <w:t>`</w:t>
+      </w:r>
+      <w:proofErr w:type="spellStart"/>
+      <w:r>
+        <w:rPr>
+          <w:rFonts w:ascii="Arial" w:hAnsi="Arial" w:cs="Arial"/>
+          <w:sz w:val="24"/>
+          <w:szCs w:val="24"/>
+        </w:rPr>
+        <w:t>total_bwd_packets</w:t>
+      </w:r>
+      <w:proofErr w:type="spellEnd"/>
+      <w:r>
+        <w:rPr>
+          <w:rFonts w:ascii="Arial" w:hAnsi="Arial" w:cs="Arial"/>
+          <w:sz w:val="24"/>
+          <w:szCs w:val="24"/>
+        </w:rPr>
+        <w:t>`: total de pacotes recebidos como resposta;</w:t>
+      </w:r>
+    </w:p>
+    <w:p>
+      <w:pPr>
+        <w:pStyle w:val="PargrafodaLista"/>
+        <w:numPr>
+          <w:ilvl w:val="0"/>
+          <w:numId w:val="42"/>
+        </w:numPr>
+        <w:spacing w:line="276" w:lineRule="auto"/>
+        <w:jc w:val="both"/>
+        <w:rPr>
+          <w:rFonts w:ascii="Arial" w:hAnsi="Arial" w:cs="Arial"/>
+          <w:sz w:val="24"/>
+          <w:szCs w:val="24"/>
+        </w:rPr>
+      </w:pPr>
+      <w:r>
+        <w:rPr>
+          <w:rFonts w:ascii="Arial" w:hAnsi="Arial" w:cs="Arial"/>
+          <w:sz w:val="24"/>
+          <w:szCs w:val="24"/>
+        </w:rPr>
+        <w:t>`</w:t>
+      </w:r>
+      <w:proofErr w:type="spellStart"/>
+      <w:r>
+        <w:rPr>
+          <w:rFonts w:ascii="Arial" w:hAnsi="Arial" w:cs="Arial"/>
+          <w:sz w:val="24"/>
+          <w:szCs w:val="24"/>
+        </w:rPr>
+        <w:t>flow_packets_s</w:t>
+      </w:r>
+      <w:proofErr w:type="spellEnd"/>
+      <w:r>
+        <w:rPr>
+          <w:rFonts w:ascii="Arial" w:hAnsi="Arial" w:cs="Arial"/>
+          <w:sz w:val="24"/>
+          <w:szCs w:val="24"/>
+        </w:rPr>
+        <w:t>`: quantidade de pacotes transmitidos por segundo;</w:t>
+      </w:r>
+    </w:p>
+    <w:p>
+      <w:pPr>
+        <w:pStyle w:val="PargrafodaLista"/>
+        <w:numPr>
+          <w:ilvl w:val="0"/>
+          <w:numId w:val="42"/>
+        </w:numPr>
+        <w:spacing w:line="276" w:lineRule="auto"/>
+        <w:jc w:val="both"/>
+        <w:rPr>
+          <w:rFonts w:ascii="Arial" w:hAnsi="Arial" w:cs="Arial"/>
+          <w:sz w:val="24"/>
+          <w:szCs w:val="24"/>
+        </w:rPr>
+      </w:pPr>
+      <w:r>
+        <w:rPr>
+          <w:rFonts w:ascii="Arial" w:hAnsi="Arial" w:cs="Arial"/>
+          <w:sz w:val="24"/>
+          <w:szCs w:val="24"/>
+        </w:rPr>
+        <w:t>`</w:t>
+      </w:r>
+      <w:proofErr w:type="spellStart"/>
+      <w:r>
+        <w:rPr>
+          <w:rFonts w:ascii="Arial" w:hAnsi="Arial" w:cs="Arial"/>
+          <w:sz w:val="24"/>
+          <w:szCs w:val="24"/>
+        </w:rPr>
+        <w:t>flow_duration_ms</w:t>
+      </w:r>
+      <w:proofErr w:type="spellEnd"/>
+      <w:r>
+        <w:rPr>
+          <w:rFonts w:ascii="Arial" w:hAnsi="Arial" w:cs="Arial"/>
+          <w:sz w:val="24"/>
+          <w:szCs w:val="24"/>
+        </w:rPr>
+        <w:t>`: duração do fluxo em milissegundos.</w:t>
       </w:r>
     </w:p>
     <w:p>
@@ -6403,170 +5770,51 @@
           <w:rFonts w:ascii="Arial" w:hAnsi="Arial" w:cs="Arial"/>
           <w:sz w:val="24"/>
           <w:szCs w:val="24"/>
-          <w:lang w:val="pt-BR"/>
-        </w:rPr>
-      </w:pPr>
-      <w:r>
-        <w:rPr>
-          <w:rFonts w:ascii="Arial" w:eastAsia="Arial" w:hAnsi="Arial" w:cs="Arial"/>
-          <w:sz w:val="24"/>
-          <w:szCs w:val="24"/>
-          <w:lang w:val="pt-BR"/>
-        </w:rPr>
-        <w:t xml:space="preserve">Os fundamentos teóricos desse tipo de ataque são apresentados no trabalho de </w:t>
+        </w:rPr>
+      </w:pPr>
+      <w:r>
+        <w:rPr>
+          <w:rFonts w:ascii="Arial" w:hAnsi="Arial" w:cs="Arial"/>
+          <w:sz w:val="24"/>
+          <w:szCs w:val="24"/>
+        </w:rPr>
+        <w:t xml:space="preserve">Esses atributos seguem a lógica de características de fluxo encontradas em </w:t>
       </w:r>
       <w:proofErr w:type="spellStart"/>
       <w:r>
         <w:rPr>
-          <w:rFonts w:ascii="Arial" w:eastAsia="Arial" w:hAnsi="Arial" w:cs="Arial"/>
-          <w:sz w:val="24"/>
-          <w:szCs w:val="24"/>
-          <w:lang w:val="pt-BR"/>
-        </w:rPr>
-        <w:t>Goodfellow</w:t>
+          <w:rFonts w:ascii="Arial" w:hAnsi="Arial" w:cs="Arial"/>
+          <w:sz w:val="24"/>
+          <w:szCs w:val="24"/>
+        </w:rPr>
+        <w:t>datasets</w:t>
       </w:r>
       <w:proofErr w:type="spellEnd"/>
       <w:r>
         <w:rPr>
-          <w:rFonts w:ascii="Arial" w:eastAsia="Arial" w:hAnsi="Arial" w:cs="Arial"/>
-          <w:sz w:val="24"/>
-          <w:szCs w:val="24"/>
-          <w:lang w:val="pt-BR"/>
-        </w:rPr>
-        <w:t xml:space="preserve">, </w:t>
+          <w:rFonts w:ascii="Arial" w:hAnsi="Arial" w:cs="Arial"/>
+          <w:sz w:val="24"/>
+          <w:szCs w:val="24"/>
+        </w:rPr>
+        <w:t xml:space="preserve"> de </w:t>
       </w:r>
       <w:proofErr w:type="spellStart"/>
       <w:r>
         <w:rPr>
-          <w:rFonts w:ascii="Arial" w:eastAsia="Arial" w:hAnsi="Arial" w:cs="Arial"/>
-          <w:sz w:val="24"/>
-          <w:szCs w:val="24"/>
-          <w:lang w:val="pt-BR"/>
-        </w:rPr>
-        <w:t>Shlens</w:t>
+          <w:rFonts w:ascii="Arial" w:hAnsi="Arial" w:cs="Arial"/>
+          <w:sz w:val="24"/>
+          <w:szCs w:val="24"/>
+        </w:rPr>
+        <w:t>detecção</w:t>
       </w:r>
       <w:proofErr w:type="spellEnd"/>
       <w:r>
         <w:rPr>
-          <w:rFonts w:ascii="Arial" w:eastAsia="Arial" w:hAnsi="Arial" w:cs="Arial"/>
-          <w:sz w:val="24"/>
-          <w:szCs w:val="24"/>
-          <w:lang w:val="pt-BR"/>
-        </w:rPr>
-        <w:t xml:space="preserve"> e </w:t>
-      </w:r>
-      <w:proofErr w:type="spellStart"/>
-      <w:r>
-        <w:rPr>
-          <w:rFonts w:ascii="Arial" w:eastAsia="Arial" w:hAnsi="Arial" w:cs="Arial"/>
-          <w:sz w:val="24"/>
-          <w:szCs w:val="24"/>
-          <w:lang w:val="pt-BR"/>
-        </w:rPr>
-        <w:t>Szegedy</w:t>
-      </w:r>
-      <w:proofErr w:type="spellEnd"/>
-      <w:r>
-        <w:rPr>
-          <w:rFonts w:ascii="Arial" w:eastAsia="Arial" w:hAnsi="Arial" w:cs="Arial"/>
-          <w:sz w:val="24"/>
-          <w:szCs w:val="24"/>
-          <w:lang w:val="pt-BR"/>
-        </w:rPr>
-        <w:t xml:space="preserve"> (2015), enquanto os conceitos gerais de aprendizado profundo e otimização utilizados nesse contexto também são discutidos no livro </w:t>
-      </w:r>
-      <w:proofErr w:type="spellStart"/>
-      <w:r>
-        <w:rPr>
-          <w:rFonts w:ascii="Arial" w:eastAsia="Arial" w:hAnsi="Arial" w:cs="Arial"/>
-          <w:i/>
-          <w:iCs/>
-          <w:sz w:val="24"/>
-          <w:szCs w:val="24"/>
-          <w:lang w:val="pt-BR"/>
-        </w:rPr>
-        <w:t>Deep</w:t>
-      </w:r>
-      <w:proofErr w:type="spellEnd"/>
-      <w:r>
-        <w:rPr>
-          <w:rFonts w:ascii="Arial" w:eastAsia="Arial" w:hAnsi="Arial" w:cs="Arial"/>
-          <w:i/>
-          <w:iCs/>
-          <w:sz w:val="24"/>
-          <w:szCs w:val="24"/>
-          <w:lang w:val="pt-BR"/>
-        </w:rPr>
-        <w:t xml:space="preserve"> Learning</w:t>
-      </w:r>
-      <w:r>
-        <w:rPr>
-          <w:rFonts w:ascii="Arial" w:eastAsia="Arial" w:hAnsi="Arial" w:cs="Arial"/>
-          <w:sz w:val="24"/>
-          <w:szCs w:val="24"/>
-          <w:lang w:val="pt-BR"/>
-        </w:rPr>
-        <w:t xml:space="preserve">, de </w:t>
-      </w:r>
-      <w:proofErr w:type="spellStart"/>
-      <w:r>
-        <w:rPr>
-          <w:rFonts w:ascii="Arial" w:eastAsia="Arial" w:hAnsi="Arial" w:cs="Arial"/>
-          <w:sz w:val="24"/>
-          <w:szCs w:val="24"/>
-          <w:lang w:val="pt-BR"/>
-        </w:rPr>
-        <w:t>Goodfellow</w:t>
-      </w:r>
-      <w:proofErr w:type="spellEnd"/>
-      <w:r>
-        <w:rPr>
-          <w:rFonts w:ascii="Arial" w:eastAsia="Arial" w:hAnsi="Arial" w:cs="Arial"/>
-          <w:sz w:val="24"/>
-          <w:szCs w:val="24"/>
-          <w:lang w:val="pt-BR"/>
-        </w:rPr>
-        <w:t xml:space="preserve">, </w:t>
-      </w:r>
-      <w:proofErr w:type="spellStart"/>
-      <w:r>
-        <w:rPr>
-          <w:rFonts w:ascii="Arial" w:eastAsia="Arial" w:hAnsi="Arial" w:cs="Arial"/>
-          <w:sz w:val="24"/>
-          <w:szCs w:val="24"/>
-          <w:lang w:val="pt-BR"/>
-        </w:rPr>
-        <w:t>Bengio</w:t>
-      </w:r>
-      <w:proofErr w:type="spellEnd"/>
-      <w:r>
-        <w:rPr>
-          <w:rFonts w:ascii="Arial" w:eastAsia="Arial" w:hAnsi="Arial" w:cs="Arial"/>
-          <w:sz w:val="24"/>
-          <w:szCs w:val="24"/>
-          <w:lang w:val="pt-BR"/>
-        </w:rPr>
-        <w:t xml:space="preserve"> e </w:t>
-      </w:r>
-      <w:proofErr w:type="spellStart"/>
-      <w:r>
-        <w:rPr>
-          <w:rFonts w:ascii="Arial" w:eastAsia="Arial" w:hAnsi="Arial" w:cs="Arial"/>
-          <w:sz w:val="24"/>
-          <w:szCs w:val="24"/>
-          <w:lang w:val="pt-BR"/>
-        </w:rPr>
-        <w:t>Courville</w:t>
-      </w:r>
-      <w:proofErr w:type="spellEnd"/>
-      <w:r>
-        <w:rPr>
-          <w:rFonts w:ascii="Arial" w:eastAsia="Arial" w:hAnsi="Arial" w:cs="Arial"/>
-          <w:sz w:val="24"/>
-          <w:szCs w:val="24"/>
-          <w:lang w:val="pt-BR"/>
-        </w:rPr>
-        <w:t xml:space="preserve"> (2016).</w:t>
+          <w:rFonts w:ascii="Arial" w:hAnsi="Arial" w:cs="Arial"/>
+          <w:sz w:val="24"/>
+          <w:szCs w:val="24"/>
+        </w:rPr>
+        <w:t xml:space="preserve"> de intrusão, como o CIC-IDS2017 e o CSE-CIC-IDS2018. Esses conjuntos de dados foram utilizados como referência para a estrutura da simulação, mas não como fonte direta dos intervalos numéricos adotados. Os valores do experimento foram definidos especificamente para este cenário controlado.</w:t>
       </w:r>
     </w:p>
     <w:p>
@@ -6575,58 +5823,182 @@
         <w:ind w:firstLine="720"/>
         <w:jc w:val="both"/>
         <w:rPr>
+          <w:rFonts w:ascii="Arial" w:hAnsi="Arial" w:cs="Arial"/>
+          <w:sz w:val="24"/>
+          <w:szCs w:val="24"/>
+        </w:rPr>
+      </w:pPr>
+      <w:r>
+        <w:rPr>
+          <w:rFonts w:ascii="Arial" w:hAnsi="Arial" w:cs="Arial"/>
+          <w:sz w:val="24"/>
+          <w:szCs w:val="24"/>
+        </w:rPr>
+        <w:t xml:space="preserve">Para gerar variações entre os </w:t>
+      </w:r>
+      <w:proofErr w:type="gramStart"/>
+      <w:r>
+        <w:rPr>
+          <w:rFonts w:ascii="Arial" w:hAnsi="Arial" w:cs="Arial"/>
+          <w:sz w:val="24"/>
+          <w:szCs w:val="24"/>
+        </w:rPr>
+        <w:t>registros</w:t>
+      </w:r>
+      <w:proofErr w:type="gramEnd"/>
+      <w:r>
+        <w:rPr>
+          <w:rFonts w:ascii="Arial" w:hAnsi="Arial" w:cs="Arial"/>
+          <w:sz w:val="24"/>
+          <w:szCs w:val="24"/>
+        </w:rPr>
+        <w:t>, foi utilizado `</w:t>
+      </w:r>
+      <w:proofErr w:type="spellStart"/>
+      <w:proofErr w:type="gramStart"/>
+      <w:r>
+        <w:rPr>
+          <w:rFonts w:ascii="Arial" w:hAnsi="Arial" w:cs="Arial"/>
+          <w:sz w:val="24"/>
+          <w:szCs w:val="24"/>
+        </w:rPr>
+        <w:t>random.Random</w:t>
+      </w:r>
+      <w:proofErr w:type="spellEnd"/>
+      <w:proofErr w:type="gramEnd"/>
+      <w:r>
+        <w:rPr>
+          <w:rFonts w:ascii="Arial" w:hAnsi="Arial" w:cs="Arial"/>
+          <w:sz w:val="24"/>
+          <w:szCs w:val="24"/>
+        </w:rPr>
+        <w:t>(</w:t>
+      </w:r>
+      <w:proofErr w:type="spellStart"/>
+      <w:r>
+        <w:rPr>
+          <w:rFonts w:ascii="Arial" w:hAnsi="Arial" w:cs="Arial"/>
+          <w:sz w:val="24"/>
+          <w:szCs w:val="24"/>
+        </w:rPr>
+        <w:t>seed</w:t>
+      </w:r>
+      <w:proofErr w:type="spellEnd"/>
+      <w:r>
+        <w:rPr>
+          <w:rFonts w:ascii="Arial" w:hAnsi="Arial" w:cs="Arial"/>
+          <w:sz w:val="24"/>
+          <w:szCs w:val="24"/>
+        </w:rPr>
+        <w:t>)`, com a semente padrão definida como `42`. O módulo `</w:t>
+      </w:r>
+      <w:proofErr w:type="spellStart"/>
+      <w:r>
+        <w:rPr>
+          <w:rFonts w:ascii="Arial" w:hAnsi="Arial" w:cs="Arial"/>
+          <w:sz w:val="24"/>
+          <w:szCs w:val="24"/>
+        </w:rPr>
+        <w:t>random</w:t>
+      </w:r>
+      <w:proofErr w:type="spellEnd"/>
+      <w:r>
+        <w:rPr>
+          <w:rFonts w:ascii="Arial" w:hAnsi="Arial" w:cs="Arial"/>
+          <w:sz w:val="24"/>
+          <w:szCs w:val="24"/>
+        </w:rPr>
+        <w:t xml:space="preserve">` gera números pseudoaleatórios, </w:t>
+      </w:r>
+      <w:r>
+        <w:rPr>
+          <w:rFonts w:ascii="Arial" w:hAnsi="Arial" w:cs="Arial"/>
+          <w:sz w:val="24"/>
+          <w:szCs w:val="24"/>
+        </w:rPr>
+        <w:t xml:space="preserve">que são </w:t>
+      </w:r>
+      <w:r>
+        <w:rPr>
+          <w:rFonts w:ascii="Arial" w:hAnsi="Arial" w:cs="Arial"/>
+          <w:sz w:val="24"/>
+          <w:szCs w:val="24"/>
+        </w:rPr>
+        <w:t>valores que apresentam comportamento semelhante ao aleatório, mas que podem ser reproduzidos.</w:t>
+      </w:r>
+    </w:p>
+    <w:p>
+      <w:pPr>
+        <w:spacing w:line="276" w:lineRule="auto"/>
+        <w:ind w:firstLine="720"/>
+        <w:jc w:val="both"/>
+        <w:rPr>
+          <w:rFonts w:ascii="Arial" w:hAnsi="Arial" w:cs="Arial"/>
+          <w:sz w:val="24"/>
+          <w:szCs w:val="24"/>
+        </w:rPr>
+      </w:pPr>
+      <w:r>
+        <w:rPr>
+          <w:rFonts w:ascii="Arial" w:hAnsi="Arial" w:cs="Arial"/>
+          <w:sz w:val="24"/>
+          <w:szCs w:val="24"/>
+        </w:rPr>
+        <w:t>Assim, quando o script é executado novamente com a mesma semente, o mesmo conjunto de dados é gerado. Caso o parâmetro `--</w:t>
+      </w:r>
+      <w:proofErr w:type="spellStart"/>
+      <w:r>
+        <w:rPr>
+          <w:rFonts w:ascii="Arial" w:hAnsi="Arial" w:cs="Arial"/>
+          <w:sz w:val="24"/>
+          <w:szCs w:val="24"/>
+        </w:rPr>
+        <w:t>seed</w:t>
+      </w:r>
+      <w:proofErr w:type="spellEnd"/>
+      <w:r>
+        <w:rPr>
+          <w:rFonts w:ascii="Arial" w:hAnsi="Arial" w:cs="Arial"/>
+          <w:sz w:val="24"/>
+          <w:szCs w:val="24"/>
+        </w:rPr>
+        <w:t xml:space="preserve">` seja alterado, novas variações são produzidas, mantendo-se os limites definidos para o tráfego normal e para os níveis baixo, médio e alto do cenário de SYN </w:t>
+      </w:r>
+      <w:proofErr w:type="spellStart"/>
+      <w:r>
+        <w:rPr>
+          <w:rFonts w:ascii="Arial" w:hAnsi="Arial" w:cs="Arial"/>
+          <w:sz w:val="24"/>
+          <w:szCs w:val="24"/>
+        </w:rPr>
+        <w:t>flood</w:t>
+      </w:r>
+      <w:proofErr w:type="spellEnd"/>
+      <w:r>
+        <w:rPr>
+          <w:rFonts w:ascii="Arial" w:hAnsi="Arial" w:cs="Arial"/>
+          <w:sz w:val="24"/>
+          <w:szCs w:val="24"/>
+        </w:rPr>
+        <w:t>.</w:t>
+      </w:r>
+    </w:p>
+    <w:p>
+      <w:pPr>
+        <w:pStyle w:val="Ttulo2"/>
+        <w:spacing w:line="276" w:lineRule="auto"/>
+        <w:rPr>
           <w:rFonts w:ascii="Arial" w:eastAsia="Arial" w:hAnsi="Arial" w:cs="Arial"/>
-          <w:sz w:val="24"/>
-          <w:szCs w:val="24"/>
+          <w:color w:val="auto"/>
+          <w:sz w:val="28"/>
+          <w:szCs w:val="28"/>
           <w:lang w:val="pt-BR"/>
         </w:rPr>
       </w:pPr>
-      <w:r>
-        <w:rPr>
-          <w:rFonts w:ascii="Arial" w:hAnsi="Arial" w:cs="Arial"/>
-          <w:sz w:val="24"/>
-          <w:szCs w:val="24"/>
-        </w:rPr>
-        <w:t>Dessa forma, a introdução controlada de perturbações adversariais permite avaliar a capacidade do sistema em reconhecer padrões anômalos associados à manipulação de dados, contribuindo para o desenvolvimento de modelos de aprendizado de máquina mais robustos.</w:t>
-      </w:r>
-    </w:p>
-    <w:p>
-      <w:pPr>
-        <w:pStyle w:val="Heading1"/>
-        <w:tabs>
-          <w:tab w:val="left" w:pos="1188"/>
-        </w:tabs>
-        <w:ind w:left="0"/>
-        <w:jc w:val="both"/>
-        <w:rPr>
-          <w:b w:val="0"/>
-          <w:bCs w:val="0"/>
-          <w:sz w:val="24"/>
-          <w:szCs w:val="24"/>
-          <w:lang w:val="pt-BR"/>
-        </w:rPr>
-      </w:pPr>
-    </w:p>
-    <w:p>
-      <w:pPr>
-        <w:pStyle w:val="Heading1"/>
-        <w:tabs>
-          <w:tab w:val="left" w:pos="1188"/>
-        </w:tabs>
-        <w:ind w:left="0"/>
-        <w:jc w:val="both"/>
-        <w:rPr>
-          <w:b w:val="0"/>
-          <w:bCs w:val="0"/>
-          <w:sz w:val="24"/>
-          <w:szCs w:val="24"/>
-          <w:lang w:val="pt-BR"/>
-        </w:rPr>
-      </w:pPr>
-    </w:p>
-    <w:p>
-      <w:pPr>
-        <w:pStyle w:val="Heading2"/>
+    </w:p>
+    <w:p>
+      <w:pPr>
+        <w:pStyle w:val="Ttulo2"/>
         <w:spacing w:line="276" w:lineRule="auto"/>
         <w:rPr>
           <w:rFonts w:ascii="Arial" w:eastAsia="Arial" w:hAnsi="Arial" w:cs="Arial"/>
@@ -6638,9 +6010,11 @@
           <w:lang w:val="pt-BR"/>
         </w:rPr>
       </w:pPr>
-      <w:bookmarkStart w:id="14" w:name="_Toc223988292"/>
-      <w:bookmarkStart w:id="15" w:name="_Toc224063761"/>
-      <w:r>
+    </w:p>
+    <w:p>
+      <w:pPr>
+        <w:pStyle w:val="Ttulo2"/>
+        <w:spacing w:line="276" w:lineRule="auto"/>
         <w:rPr>
           <w:rFonts w:ascii="Arial" w:eastAsia="Arial" w:hAnsi="Arial" w:cs="Arial"/>
           <w:b/>
@@ -6650,6 +6024,116 @@
           <w:szCs w:val="28"/>
           <w:lang w:val="pt-BR"/>
         </w:rPr>
+      </w:pPr>
+    </w:p>
+    <w:p>
+      <w:pPr>
+        <w:pStyle w:val="Ttulo2"/>
+        <w:spacing w:line="276" w:lineRule="auto"/>
+        <w:rPr>
+          <w:rFonts w:ascii="Arial" w:eastAsia="Arial" w:hAnsi="Arial" w:cs="Arial"/>
+          <w:b/>
+          <w:bCs/>
+          <w:color w:val="auto"/>
+          <w:sz w:val="28"/>
+          <w:szCs w:val="28"/>
+          <w:lang w:val="pt-BR"/>
+        </w:rPr>
+      </w:pPr>
+    </w:p>
+    <w:p>
+      <w:pPr>
+        <w:pStyle w:val="Ttulo2"/>
+        <w:spacing w:line="276" w:lineRule="auto"/>
+        <w:rPr>
+          <w:rFonts w:ascii="Arial" w:eastAsia="Arial" w:hAnsi="Arial" w:cs="Arial"/>
+          <w:b/>
+          <w:bCs/>
+          <w:color w:val="auto"/>
+          <w:sz w:val="28"/>
+          <w:szCs w:val="28"/>
+          <w:lang w:val="pt-BR"/>
+        </w:rPr>
+      </w:pPr>
+    </w:p>
+    <w:p>
+      <w:pPr>
+        <w:pStyle w:val="Ttulo2"/>
+        <w:spacing w:line="276" w:lineRule="auto"/>
+        <w:rPr>
+          <w:rFonts w:ascii="Arial" w:eastAsia="Arial" w:hAnsi="Arial" w:cs="Arial"/>
+          <w:b/>
+          <w:bCs/>
+          <w:color w:val="auto"/>
+          <w:sz w:val="28"/>
+          <w:szCs w:val="28"/>
+          <w:lang w:val="pt-BR"/>
+        </w:rPr>
+      </w:pPr>
+    </w:p>
+    <w:p>
+      <w:pPr>
+        <w:pStyle w:val="Ttulo2"/>
+        <w:spacing w:line="276" w:lineRule="auto"/>
+        <w:rPr>
+          <w:rFonts w:ascii="Arial" w:eastAsia="Arial" w:hAnsi="Arial" w:cs="Arial"/>
+          <w:b/>
+          <w:bCs/>
+          <w:color w:val="auto"/>
+          <w:sz w:val="28"/>
+          <w:szCs w:val="28"/>
+          <w:lang w:val="pt-BR"/>
+        </w:rPr>
+      </w:pPr>
+    </w:p>
+    <w:p>
+      <w:pPr>
+        <w:rPr>
+          <w:rFonts w:ascii="Arial" w:eastAsia="Arial" w:hAnsi="Arial" w:cs="Arial"/>
+          <w:b/>
+          <w:bCs/>
+          <w:sz w:val="28"/>
+          <w:szCs w:val="28"/>
+          <w:lang w:val="pt-BR"/>
+        </w:rPr>
+      </w:pPr>
+      <w:r>
+        <w:rPr>
+          <w:rFonts w:ascii="Arial" w:eastAsia="Arial" w:hAnsi="Arial" w:cs="Arial"/>
+          <w:b/>
+          <w:bCs/>
+          <w:sz w:val="28"/>
+          <w:szCs w:val="28"/>
+          <w:lang w:val="pt-BR"/>
+        </w:rPr>
+        <w:br w:type="page"/>
+      </w:r>
+    </w:p>
+    <w:p>
+      <w:pPr>
+        <w:pStyle w:val="Ttulo2"/>
+        <w:spacing w:line="276" w:lineRule="auto"/>
+        <w:rPr>
+          <w:rFonts w:ascii="Arial" w:eastAsia="Arial" w:hAnsi="Arial" w:cs="Arial"/>
+          <w:b/>
+          <w:bCs/>
+          <w:color w:val="auto"/>
+          <w:sz w:val="28"/>
+          <w:szCs w:val="28"/>
+          <w:lang w:val="pt-BR"/>
+        </w:rPr>
+      </w:pPr>
+      <w:r>
+        <w:rPr>
+          <w:rFonts w:ascii="Arial" w:eastAsia="Arial" w:hAnsi="Arial" w:cs="Arial"/>
+          <w:b/>
+          <w:bCs/>
+          <w:color w:val="auto"/>
+          <w:sz w:val="28"/>
+          <w:szCs w:val="28"/>
+          <w:lang w:val="pt-BR"/>
+        </w:rPr>
+        <w:lastRenderedPageBreak/>
         <w:t>Cronograma das próximas etapas</w:t>
       </w:r>
       <w:bookmarkEnd w:id="14"/>
@@ -6684,7 +6168,7 @@
     </w:p>
     <w:p>
       <w:pPr>
-        <w:pStyle w:val="ListParagraph"/>
+        <w:pStyle w:val="PargrafodaLista"/>
         <w:numPr>
           <w:ilvl w:val="0"/>
           <w:numId w:val="40"/>
@@ -6709,7 +6193,7 @@
     </w:p>
     <w:p>
       <w:pPr>
-        <w:pStyle w:val="ListParagraph"/>
+        <w:pStyle w:val="PargrafodaLista"/>
         <w:numPr>
           <w:ilvl w:val="0"/>
           <w:numId w:val="40"/>
@@ -6734,7 +6218,7 @@
     </w:p>
     <w:p>
       <w:pPr>
-        <w:pStyle w:val="ListParagraph"/>
+        <w:pStyle w:val="PargrafodaLista"/>
         <w:numPr>
           <w:ilvl w:val="0"/>
           <w:numId w:val="40"/>
@@ -6819,7 +6303,7 @@
     </w:p>
     <w:p>
       <w:pPr>
-        <w:pStyle w:val="ListParagraph"/>
+        <w:pStyle w:val="PargrafodaLista"/>
         <w:numPr>
           <w:ilvl w:val="0"/>
           <w:numId w:val="40"/>
@@ -6844,7 +6328,7 @@
     </w:p>
     <w:p>
       <w:pPr>
-        <w:pStyle w:val="ListParagraph"/>
+        <w:pStyle w:val="PargrafodaLista"/>
         <w:numPr>
           <w:ilvl w:val="0"/>
           <w:numId w:val="40"/>
@@ -6864,13 +6348,12 @@
           <w:szCs w:val="24"/>
           <w:lang w:val="pt-BR"/>
         </w:rPr>
-        <w:lastRenderedPageBreak/>
         <w:t>Monitoramento do desempenho do sistema durante os testes realizados, observando o comportamento do modelo de detecção diante dos diferentes cenários simulados.</w:t>
       </w:r>
     </w:p>
     <w:p>
       <w:pPr>
-        <w:pStyle w:val="ListParagraph"/>
+        <w:pStyle w:val="PargrafodaLista"/>
         <w:numPr>
           <w:ilvl w:val="0"/>
           <w:numId w:val="40"/>
@@ -6895,7 +6378,7 @@
     </w:p>
     <w:p>
       <w:pPr>
-        <w:pStyle w:val="ListParagraph"/>
+        <w:pStyle w:val="PargrafodaLista"/>
         <w:numPr>
           <w:ilvl w:val="0"/>
           <w:numId w:val="40"/>
@@ -6920,7 +6403,7 @@
     </w:p>
     <w:p>
       <w:pPr>
-        <w:pStyle w:val="ListParagraph"/>
+        <w:pStyle w:val="PargrafodaLista"/>
         <w:numPr>
           <w:ilvl w:val="0"/>
           <w:numId w:val="40"/>
@@ -6967,7 +6450,7 @@
     </w:p>
     <w:p>
       <w:pPr>
-        <w:pStyle w:val="Heading1"/>
+        <w:pStyle w:val="Ttulo1"/>
         <w:ind w:left="0"/>
         <w:rPr>
           <w:sz w:val="24"/>
@@ -6978,7 +6461,7 @@
     </w:p>
     <w:p>
       <w:pPr>
-        <w:pStyle w:val="Heading1"/>
+        <w:pStyle w:val="Ttulo1"/>
         <w:ind w:left="0"/>
         <w:rPr>
           <w:sz w:val="24"/>
@@ -6989,7 +6472,7 @@
     </w:p>
     <w:p>
       <w:pPr>
-        <w:pStyle w:val="Heading1"/>
+        <w:pStyle w:val="Ttulo1"/>
         <w:ind w:left="0"/>
         <w:rPr>
           <w:sz w:val="24"/>
@@ -7000,7 +6483,7 @@
     </w:p>
     <w:p>
       <w:pPr>
-        <w:pStyle w:val="Heading1"/>
+        <w:pStyle w:val="Ttulo1"/>
         <w:ind w:left="0"/>
         <w:rPr>
           <w:sz w:val="24"/>
@@ -7011,7 +6494,7 @@
     </w:p>
     <w:p>
       <w:pPr>
-        <w:pStyle w:val="Heading1"/>
+        <w:pStyle w:val="Ttulo1"/>
         <w:ind w:left="0"/>
         <w:rPr>
           <w:sz w:val="24"/>
@@ -7022,7 +6505,7 @@
     </w:p>
     <w:p>
       <w:pPr>
-        <w:pStyle w:val="Heading1"/>
+        <w:pStyle w:val="Ttulo1"/>
         <w:ind w:left="0"/>
         <w:rPr>
           <w:sz w:val="24"/>
@@ -7033,7 +6516,7 @@
     </w:p>
     <w:p>
       <w:pPr>
-        <w:pStyle w:val="Heading1"/>
+        <w:pStyle w:val="Ttulo1"/>
         <w:ind w:left="0"/>
         <w:rPr>
           <w:sz w:val="24"/>
@@ -7044,7 +6527,7 @@
     </w:p>
     <w:p>
       <w:pPr>
-        <w:pStyle w:val="Heading1"/>
+        <w:pStyle w:val="Ttulo1"/>
         <w:ind w:left="0"/>
         <w:rPr>
           <w:sz w:val="24"/>
@@ -7055,7 +6538,7 @@
     </w:p>
     <w:p>
       <w:pPr>
-        <w:pStyle w:val="Heading1"/>
+        <w:pStyle w:val="Ttulo1"/>
         <w:ind w:left="0"/>
         <w:rPr>
           <w:sz w:val="24"/>
@@ -7066,7 +6549,7 @@
     </w:p>
     <w:p>
       <w:pPr>
-        <w:pStyle w:val="Heading1"/>
+        <w:pStyle w:val="Ttulo1"/>
         <w:ind w:left="0"/>
         <w:rPr>
           <w:sz w:val="24"/>
@@ -7077,7 +6560,7 @@
     </w:p>
     <w:p>
       <w:pPr>
-        <w:pStyle w:val="Heading1"/>
+        <w:pStyle w:val="Ttulo1"/>
         <w:ind w:left="0"/>
         <w:rPr>
           <w:sz w:val="24"/>
@@ -7088,183 +6571,28 @@
     </w:p>
     <w:p>
       <w:pPr>
-        <w:pStyle w:val="Heading1"/>
-        <w:ind w:left="0"/>
-        <w:rPr>
+        <w:rPr>
+          <w:rFonts w:ascii="Arial" w:eastAsia="Arial" w:hAnsi="Arial" w:cs="Arial"/>
+          <w:b/>
+          <w:bCs/>
           <w:sz w:val="24"/>
           <w:szCs w:val="24"/>
           <w:lang w:val="pt-BR"/>
         </w:rPr>
       </w:pPr>
-    </w:p>
-    <w:p>
-      <w:pPr>
-        <w:pStyle w:val="Heading1"/>
-        <w:ind w:left="0"/>
+      <w:bookmarkStart w:id="16" w:name="_Toc224063762"/>
+      <w:r>
         <w:rPr>
           <w:sz w:val="24"/>
           <w:szCs w:val="24"/>
           <w:lang w:val="pt-BR"/>
         </w:rPr>
-      </w:pPr>
-    </w:p>
-    <w:p>
-      <w:pPr>
-        <w:pStyle w:val="Heading1"/>
-        <w:ind w:left="0"/>
-        <w:rPr>
-          <w:sz w:val="24"/>
-          <w:szCs w:val="24"/>
-          <w:lang w:val="pt-BR"/>
-        </w:rPr>
-      </w:pPr>
-    </w:p>
-    <w:p>
-      <w:pPr>
-        <w:pStyle w:val="Heading1"/>
-        <w:ind w:left="0"/>
-        <w:rPr>
-          <w:sz w:val="24"/>
-          <w:szCs w:val="24"/>
-          <w:lang w:val="pt-BR"/>
-        </w:rPr>
-      </w:pPr>
-    </w:p>
-    <w:p>
-      <w:pPr>
-        <w:pStyle w:val="Heading1"/>
-        <w:ind w:left="0"/>
-        <w:rPr>
-          <w:sz w:val="24"/>
-          <w:szCs w:val="24"/>
-          <w:lang w:val="pt-BR"/>
-        </w:rPr>
-      </w:pPr>
-    </w:p>
-    <w:p>
-      <w:pPr>
-        <w:pStyle w:val="Heading1"/>
-        <w:ind w:left="0"/>
-        <w:rPr>
-          <w:sz w:val="24"/>
-          <w:szCs w:val="24"/>
-          <w:lang w:val="pt-BR"/>
-        </w:rPr>
-      </w:pPr>
-    </w:p>
-    <w:p>
-      <w:pPr>
-        <w:pStyle w:val="Heading1"/>
-        <w:ind w:left="0"/>
-        <w:rPr>
-          <w:sz w:val="24"/>
-          <w:szCs w:val="24"/>
-          <w:lang w:val="pt-BR"/>
-        </w:rPr>
-      </w:pPr>
-    </w:p>
-    <w:p>
-      <w:pPr>
-        <w:pStyle w:val="Heading1"/>
-        <w:ind w:left="0"/>
-        <w:rPr>
-          <w:sz w:val="24"/>
-          <w:szCs w:val="24"/>
-          <w:lang w:val="pt-BR"/>
-        </w:rPr>
-      </w:pPr>
-    </w:p>
-    <w:p>
-      <w:pPr>
-        <w:pStyle w:val="Heading1"/>
-        <w:ind w:left="0"/>
-        <w:rPr>
-          <w:sz w:val="24"/>
-          <w:szCs w:val="24"/>
-          <w:lang w:val="pt-BR"/>
-        </w:rPr>
-      </w:pPr>
-    </w:p>
-    <w:p>
-      <w:pPr>
-        <w:pStyle w:val="Heading1"/>
-        <w:ind w:left="0"/>
-        <w:rPr>
-          <w:sz w:val="24"/>
-          <w:szCs w:val="24"/>
-          <w:lang w:val="pt-BR"/>
-        </w:rPr>
-      </w:pPr>
-    </w:p>
-    <w:p>
-      <w:pPr>
-        <w:pStyle w:val="Heading1"/>
-        <w:ind w:left="0"/>
-        <w:rPr>
-          <w:sz w:val="24"/>
-          <w:szCs w:val="24"/>
-          <w:lang w:val="pt-BR"/>
-        </w:rPr>
-      </w:pPr>
-    </w:p>
-    <w:p>
-      <w:pPr>
-        <w:pStyle w:val="Heading1"/>
-        <w:ind w:left="0"/>
-        <w:rPr>
-          <w:sz w:val="24"/>
-          <w:szCs w:val="24"/>
-          <w:lang w:val="pt-BR"/>
-        </w:rPr>
-      </w:pPr>
-    </w:p>
-    <w:p>
-      <w:pPr>
-        <w:pStyle w:val="Heading1"/>
-        <w:ind w:left="0"/>
-        <w:rPr>
-          <w:sz w:val="24"/>
-          <w:szCs w:val="24"/>
-          <w:lang w:val="pt-BR"/>
-        </w:rPr>
-      </w:pPr>
-    </w:p>
-    <w:p>
-      <w:pPr>
-        <w:pStyle w:val="Heading1"/>
-        <w:ind w:left="0"/>
-        <w:rPr>
-          <w:sz w:val="24"/>
-          <w:szCs w:val="24"/>
-          <w:lang w:val="pt-BR"/>
-        </w:rPr>
-      </w:pPr>
-    </w:p>
-    <w:p>
-      <w:pPr>
-        <w:pStyle w:val="Heading1"/>
-        <w:ind w:left="0"/>
-        <w:rPr>
-          <w:sz w:val="24"/>
-          <w:szCs w:val="24"/>
-          <w:lang w:val="pt-BR"/>
-        </w:rPr>
-      </w:pPr>
-    </w:p>
-    <w:p>
-      <w:pPr>
-        <w:pStyle w:val="Heading1"/>
-        <w:ind w:left="0"/>
-        <w:rPr>
-          <w:sz w:val="24"/>
-          <w:szCs w:val="24"/>
-          <w:lang w:val="pt-BR"/>
-        </w:rPr>
-      </w:pPr>
-    </w:p>
-    <w:p>
-      <w:pPr>
-        <w:pStyle w:val="Heading1"/>
+        <w:br w:type="page"/>
+      </w:r>
+    </w:p>
+    <w:p>
+      <w:pPr>
+        <w:pStyle w:val="Ttulo1"/>
         <w:ind w:left="0"/>
         <w:rPr>
           <w:sz w:val="32"/>
@@ -7272,12 +6600,12 @@
           <w:lang w:val="pt-BR"/>
         </w:rPr>
       </w:pPr>
-      <w:bookmarkStart w:id="16" w:name="_Toc224063762"/>
       <w:r>
         <w:rPr>
           <w:sz w:val="32"/>
           <w:szCs w:val="32"/>
         </w:rPr>
+        <w:lastRenderedPageBreak/>
         <w:t>Referências b</w:t>
       </w:r>
       <w:r>
@@ -7300,7 +6628,7 @@
     </w:p>
     <w:p>
       <w:pPr>
-        <w:pStyle w:val="BodyText"/>
+        <w:pStyle w:val="Corpodetexto"/>
         <w:jc w:val="both"/>
       </w:pPr>
     </w:p>
@@ -7336,7 +6664,7 @@
     </w:p>
     <w:p>
       <w:pPr>
-        <w:pStyle w:val="ListParagraph"/>
+        <w:pStyle w:val="PargrafodaLista"/>
         <w:numPr>
           <w:ilvl w:val="0"/>
           <w:numId w:val="21"/>
@@ -7375,7 +6703,7 @@
     </w:p>
     <w:p>
       <w:pPr>
-        <w:pStyle w:val="ListParagraph"/>
+        <w:pStyle w:val="PargrafodaLista"/>
         <w:widowControl/>
         <w:numPr>
           <w:ilvl w:val="0"/>
@@ -7431,7 +6759,7 @@
     </w:p>
     <w:p>
       <w:pPr>
-        <w:pStyle w:val="ListParagraph"/>
+        <w:pStyle w:val="PargrafodaLista"/>
         <w:widowControl/>
         <w:numPr>
           <w:ilvl w:val="0"/>
@@ -7487,7 +6815,7 @@
     </w:p>
     <w:p>
       <w:pPr>
-        <w:pStyle w:val="ListParagraph"/>
+        <w:pStyle w:val="PargrafodaLista"/>
         <w:widowControl/>
         <w:numPr>
           <w:ilvl w:val="0"/>
@@ -7543,7 +6871,7 @@
     </w:p>
     <w:p>
       <w:pPr>
-        <w:pStyle w:val="ListParagraph"/>
+        <w:pStyle w:val="PargrafodaLista"/>
         <w:widowControl/>
         <w:numPr>
           <w:ilvl w:val="0"/>
@@ -7636,7 +6964,7 @@
       </w:r>
       <w:r>
         <w:rPr>
-          <w:rStyle w:val="Strong"/>
+          <w:rStyle w:val="Forte"/>
           <w:rFonts w:ascii="Arial" w:hAnsi="Arial" w:cs="Arial"/>
           <w:b w:val="0"/>
           <w:bCs w:val="0"/>
@@ -7763,7 +7091,7 @@
       </w:r>
       <w:r>
         <w:rPr>
-          <w:rStyle w:val="Strong"/>
+          <w:rStyle w:val="Forte"/>
           <w:rFonts w:ascii="Arial" w:hAnsi="Arial" w:cs="Arial"/>
           <w:b w:val="0"/>
           <w:bCs w:val="0"/>
@@ -7776,7 +7104,7 @@
       <w:proofErr w:type="spellStart"/>
       <w:r>
         <w:rPr>
-          <w:rStyle w:val="Strong"/>
+          <w:rStyle w:val="Forte"/>
           <w:rFonts w:ascii="Arial" w:hAnsi="Arial" w:cs="Arial"/>
           <w:b w:val="0"/>
           <w:bCs w:val="0"/>
@@ -7789,7 +7117,7 @@
       <w:proofErr w:type="spellEnd"/>
       <w:r>
         <w:rPr>
-          <w:rStyle w:val="Strong"/>
+          <w:rStyle w:val="Forte"/>
           <w:rFonts w:ascii="Arial" w:hAnsi="Arial" w:cs="Arial"/>
           <w:b w:val="0"/>
           <w:bCs w:val="0"/>
@@ -7852,7 +7180,7 @@
       </w:r>
       <w:r>
         <w:rPr>
-          <w:rStyle w:val="Strong"/>
+          <w:rStyle w:val="Forte"/>
           <w:rFonts w:ascii="Arial" w:hAnsi="Arial" w:cs="Arial"/>
           <w:b w:val="0"/>
           <w:bCs w:val="0"/>
@@ -7922,7 +7250,7 @@
       </w:r>
       <w:r>
         <w:rPr>
-          <w:rStyle w:val="Strong"/>
+          <w:rStyle w:val="Forte"/>
           <w:rFonts w:ascii="Arial" w:hAnsi="Arial" w:cs="Arial"/>
           <w:b w:val="0"/>
           <w:bCs w:val="0"/>
@@ -7979,7 +7307,7 @@
       </w:r>
       <w:r>
         <w:rPr>
-          <w:rStyle w:val="Strong"/>
+          <w:rStyle w:val="Forte"/>
           <w:rFonts w:ascii="Arial" w:hAnsi="Arial" w:cs="Arial"/>
           <w:b w:val="0"/>
           <w:bCs w:val="0"/>
@@ -8040,7 +7368,7 @@
       </w:r>
       <w:r>
         <w:rPr>
-          <w:rStyle w:val="Strong"/>
+          <w:rStyle w:val="Forte"/>
           <w:rFonts w:ascii="Arial" w:hAnsi="Arial" w:cs="Arial"/>
           <w:b w:val="0"/>
           <w:bCs w:val="0"/>
@@ -8117,7 +7445,7 @@
       </w:r>
       <w:r>
         <w:rPr>
-          <w:rStyle w:val="Strong"/>
+          <w:rStyle w:val="Forte"/>
           <w:rFonts w:ascii="Arial" w:hAnsi="Arial" w:cs="Arial"/>
           <w:b w:val="0"/>
           <w:bCs w:val="0"/>
@@ -8241,7 +7569,7 @@
       </w:r>
       <w:r>
         <w:rPr>
-          <w:rStyle w:val="Strong"/>
+          <w:rStyle w:val="Forte"/>
           <w:rFonts w:ascii="Arial" w:hAnsi="Arial" w:cs="Arial"/>
           <w:b w:val="0"/>
           <w:bCs w:val="0"/>
@@ -8399,7 +7727,7 @@
       </w:r>
       <w:r>
         <w:rPr>
-          <w:rStyle w:val="Strong"/>
+          <w:rStyle w:val="Forte"/>
           <w:rFonts w:ascii="Arial" w:hAnsi="Arial" w:cs="Arial"/>
           <w:b w:val="0"/>
           <w:bCs w:val="0"/>
@@ -8411,7 +7739,7 @@
       </w:r>
       <w:r>
         <w:rPr>
-          <w:rStyle w:val="Strong"/>
+          <w:rStyle w:val="Forte"/>
           <w:rFonts w:ascii="Arial" w:hAnsi="Arial" w:cs="Arial"/>
           <w:sz w:val="22"/>
           <w:szCs w:val="22"/>
@@ -8636,7 +7964,7 @@
     </w:p>
     <w:p>
       <w:pPr>
-        <w:pStyle w:val="BodyText"/>
+        <w:pStyle w:val="Corpodetexto"/>
         <w:spacing w:before="4"/>
         <w:jc w:val="both"/>
         <w:rPr>
@@ -8682,7 +8010,7 @@
 <w:ftr xmlns:wpc="http://schemas.microsoft.com/office/word/2010/wordprocessingCanvas" xmlns:cx="http://schemas.microsoft.com/office/drawing/2014/chartex" xmlns:cx1="http://schemas.microsoft.com/office/drawing/2015/9/8/chartex" xmlns:cx2="http://schemas.microsoft.com/office/drawing/2015/10/21/chartex" xmlns:cx3="http://schemas.microsoft.com/office/drawing/2016/5/9/chartex" xmlns:cx4="http://schemas.microsoft.com/office/drawing/2016/5/10/chartex" xmlns:cx5="http://schemas.microsoft.com/office/drawing/2016/5/11/chartex" xmlns:cx6="http://schemas.microsoft.com/office/drawing/2016/5/12/chartex" xmlns:cx7="http://schemas.microsoft.com/office/drawing/2016/5/13/chartex" xmlns:cx8="http://schemas.microsoft.com/office/drawing/2016/5/14/chartex" xmlns:mc="http://schemas.openxmlformats.org/markup-compatibility/2006" xmlns:aink="http://schemas.microsoft.com/office/drawing/2016/ink" xmlns:am3d="http://schemas.microsoft.com/office/drawing/2017/model3d" xmlns:o="urn:schemas-microsoft-com:office:office" xmlns:oel="http://schemas.microsoft.com/office/2019/extlst" xmlns:r="http://schemas.openxmlformats.org/officeDocument/2006/relationships" xmlns:m="http://schemas.openxmlformats.org/officeDocument/2006/math" xmlns:v="urn:schemas-microsoft-com:vml" xmlns:wp14="http://schemas.microsoft.com/office/word/2010/wordprocessingDrawing" xmlns:wp="http://schemas.openxmlformats.org/drawingml/2006/wordprocessingDrawing" xmlns:w10="urn:schemas-microsoft-com:office:word" xmlns:w="http://schemas.openxmlformats.org/wordprocessingml/2006/main" xmlns:w14="http://schemas.microsoft.com/office/word/2010/wordml" xmlns:w15="http://schemas.microsoft.com/office/word/2012/wordml" xmlns:w16cex="http://schemas.microsoft.com/office/word/2018/wordml/cex" xmlns:w16cid="http://schemas.microsoft.com/office/word/2016/wordml/cid" xmlns:w16="http://schemas.microsoft.com/office/word/2018/wordml" xmlns:w16du="http://schemas.microsoft.com/office/word/2023/wordml/word16du" xmlns:w16sdtdh="http://schemas.microsoft.com/office/word/2020/wordml/sdtdatahash" xmlns:w16sdtfl="http://schemas.microsoft.com/office/word/2024/wordml/sdtformatlock" xmlns:w16se="http://schemas.microsoft.com/office/word/2015/wordml/symex" xmlns:wpg="http://schemas.microsoft.com/office/word/2010/wordprocessingGroup" xmlns:wpi="http://schemas.microsoft.com/office/word/2010/wordprocessingInk" xmlns:wne="http://schemas.microsoft.com/office/word/2006/wordml" xmlns:wps="http://schemas.microsoft.com/office/word/2010/wordprocessingShape" mc:Ignorable="w14 w15 w16se w16cid w16 w16cex w16sdtdh w16sdtfl w16du wp14">
   <w:p>
     <w:pPr>
-      <w:pStyle w:val="BodyText"/>
+      <w:pStyle w:val="Corpodetexto"/>
       <w:spacing w:line="14" w:lineRule="auto"/>
       <w:rPr>
         <w:sz w:val="20"/>
@@ -8874,7 +8202,7 @@
 <w:hdr xmlns:wpc="http://schemas.microsoft.com/office/word/2010/wordprocessingCanvas" xmlns:cx="http://schemas.microsoft.com/office/drawing/2014/chartex" xmlns:cx1="http://schemas.microsoft.com/office/drawing/2015/9/8/chartex" xmlns:cx2="http://schemas.microsoft.com/office/drawing/2015/10/21/chartex" xmlns:cx3="http://schemas.microsoft.com/office/drawing/2016/5/9/chartex" xmlns:cx4="http://schemas.microsoft.com/office/drawing/2016/5/10/chartex" xmlns:cx5="http://schemas.microsoft.com/office/drawing/2016/5/11/chartex" xmlns:cx6="http://schemas.microsoft.com/office/drawing/2016/5/12/chartex" xmlns:cx7="http://schemas.microsoft.com/office/drawing/2016/5/13/chartex" xmlns:cx8="http://schemas.microsoft.com/office/drawing/2016/5/14/chartex" xmlns:mc="http://schemas.openxmlformats.org/markup-compatibility/2006" xmlns:aink="http://schemas.microsoft.com/office/drawing/2016/ink" xmlns:am3d="http://schemas.microsoft.com/office/drawing/2017/model3d" xmlns:o="urn:schemas-microsoft-com:office:office" xmlns:oel="http://schemas.microsoft.com/office/2019/extlst" xmlns:r="http://schemas.openxmlformats.org/officeDocument/2006/relationships" xmlns:m="http://schemas.openxmlformats.org/officeDocument/2006/math" xmlns:v="urn:schemas-microsoft-com:vml" xmlns:wp14="http://schemas.microsoft.com/office/word/2010/wordprocessingDrawing" xmlns:wp="http://schemas.openxmlformats.org/drawingml/2006/wordprocessingDrawing" xmlns:w10="urn:schemas-microsoft-com:office:word" xmlns:w="http://schemas.openxmlformats.org/wordprocessingml/2006/main" xmlns:w14="http://schemas.microsoft.com/office/word/2010/wordml" xmlns:w15="http://schemas.microsoft.com/office/word/2012/wordml" xmlns:w16cex="http://schemas.microsoft.com/office/word/2018/wordml/cex" xmlns:w16cid="http://schemas.microsoft.com/office/word/2016/wordml/cid" xmlns:w16="http://schemas.microsoft.com/office/word/2018/wordml" xmlns:w16du="http://schemas.microsoft.com/office/word/2023/wordml/word16du" xmlns:w16sdtdh="http://schemas.microsoft.com/office/word/2020/wordml/sdtdatahash" xmlns:w16sdtfl="http://schemas.microsoft.com/office/word/2024/wordml/sdtformatlock" xmlns:w16se="http://schemas.microsoft.com/office/word/2015/wordml/symex" xmlns:wpg="http://schemas.microsoft.com/office/word/2010/wordprocessingGroup" xmlns:wpi="http://schemas.microsoft.com/office/word/2010/wordprocessingInk" xmlns:wne="http://schemas.microsoft.com/office/word/2006/wordml" xmlns:wps="http://schemas.microsoft.com/office/word/2010/wordprocessingShape" mc:Ignorable="w14 w15 w16se w16cid w16 w16cex w16sdtdh w16sdtfl w16du wp14">
   <w:p>
     <w:pPr>
-      <w:pStyle w:val="BodyText"/>
+      <w:pStyle w:val="Corpodetexto"/>
       <w:spacing w:line="14" w:lineRule="auto"/>
       <w:rPr>
         <w:sz w:val="20"/>
@@ -10276,6 +9604,119 @@
     </w:lvl>
   </w:abstractNum>
   <w:abstractNum w:abstractNumId="6" w15:restartNumberingAfterBreak="0">
+    <w:nsid w:val="0FB419F7"/>
+    <w:multiLevelType w:val="hybridMultilevel"/>
+    <w:tmpl w:val="9F783C74"/>
+    <w:lvl w:ilvl="0" w:tplc="04160001">
+      <w:start w:val="1"/>
+      <w:numFmt w:val="bullet"/>
+      <w:lvlText w:val=""/>
+      <w:lvlJc w:val="left"/>
+      <w:pPr>
+        <w:ind w:left="1440" w:hanging="360"/>
+      </w:pPr>
+      <w:rPr>
+        <w:rFonts w:ascii="Symbol" w:hAnsi="Symbol" w:hint="default"/>
+      </w:rPr>
+    </w:lvl>
+    <w:lvl w:ilvl="1" w:tplc="04160003" w:tentative="1">
+      <w:start w:val="1"/>
+      <w:numFmt w:val="bullet"/>
+      <w:lvlText w:val="o"/>
+      <w:lvlJc w:val="left"/>
+      <w:pPr>
+        <w:ind w:left="2160" w:hanging="360"/>
+      </w:pPr>
+      <w:rPr>
+        <w:rFonts w:ascii="Courier New" w:hAnsi="Courier New" w:cs="Courier New" w:hint="default"/>
+      </w:rPr>
+    </w:lvl>
+    <w:lvl w:ilvl="2" w:tplc="04160005" w:tentative="1">
+      <w:start w:val="1"/>
+      <w:numFmt w:val="bullet"/>
+      <w:lvlText w:val=""/>
+      <w:lvlJc w:val="left"/>
+      <w:pPr>
+        <w:ind w:left="2880" w:hanging="360"/>
+      </w:pPr>
+      <w:rPr>
+        <w:rFonts w:ascii="Wingdings" w:hAnsi="Wingdings" w:hint="default"/>
+      </w:rPr>
+    </w:lvl>
+    <w:lvl w:ilvl="3" w:tplc="04160001" w:tentative="1">
+      <w:start w:val="1"/>
+      <w:numFmt w:val="bullet"/>
+      <w:lvlText w:val=""/>
+      <w:lvlJc w:val="left"/>
+      <w:pPr>
+        <w:ind w:left="3600" w:hanging="360"/>
+      </w:pPr>
+      <w:rPr>
+        <w:rFonts w:ascii="Symbol" w:hAnsi="Symbol" w:hint="default"/>
+      </w:rPr>
+    </w:lvl>
+    <w:lvl w:ilvl="4" w:tplc="04160003" w:tentative="1">
+      <w:start w:val="1"/>
+      <w:numFmt w:val="bullet"/>
+      <w:lvlText w:val="o"/>
+      <w:lvlJc w:val="left"/>
+      <w:pPr>
+        <w:ind w:left="4320" w:hanging="360"/>
+      </w:pPr>
+      <w:rPr>
+        <w:rFonts w:ascii="Courier New" w:hAnsi="Courier New" w:cs="Courier New" w:hint="default"/>
+      </w:rPr>
+    </w:lvl>
+    <w:lvl w:ilvl="5" w:tplc="04160005" w:tentative="1">
+      <w:start w:val="1"/>
+      <w:numFmt w:val="bullet"/>
+      <w:lvlText w:val=""/>
+      <w:lvlJc w:val="left"/>
+      <w:pPr>
+        <w:ind w:left="5040" w:hanging="360"/>
+      </w:pPr>
+      <w:rPr>
+        <w:rFonts w:ascii="Wingdings" w:hAnsi="Wingdings" w:hint="default"/>
+      </w:rPr>
+    </w:lvl>
+    <w:lvl w:ilvl="6" w:tplc="04160001" w:tentative="1">
+      <w:start w:val="1"/>
+      <w:numFmt w:val="bullet"/>
+      <w:lvlText w:val=""/>
+      <w:lvlJc w:val="left"/>
+      <w:pPr>
+        <w:ind w:left="5760" w:hanging="360"/>
+      </w:pPr>
+      <w:rPr>
+        <w:rFonts w:ascii="Symbol" w:hAnsi="Symbol" w:hint="default"/>
+      </w:rPr>
+    </w:lvl>
+    <w:lvl w:ilvl="7" w:tplc="04160003" w:tentative="1">
+      <w:start w:val="1"/>
+      <w:numFmt w:val="bullet"/>
+      <w:lvlText w:val="o"/>
+      <w:lvlJc w:val="left"/>
+      <w:pPr>
+        <w:ind w:left="6480" w:hanging="360"/>
+      </w:pPr>
+      <w:rPr>
+        <w:rFonts w:ascii="Courier New" w:hAnsi="Courier New" w:cs="Courier New" w:hint="default"/>
+      </w:rPr>
+    </w:lvl>
+    <w:lvl w:ilvl="8" w:tplc="04160005" w:tentative="1">
+      <w:start w:val="1"/>
+      <w:numFmt w:val="bullet"/>
+      <w:lvlText w:val=""/>
+      <w:lvlJc w:val="left"/>
+      <w:pPr>
+        <w:ind w:left="7200" w:hanging="360"/>
+      </w:pPr>
+      <w:rPr>
+        <w:rFonts w:ascii="Wingdings" w:hAnsi="Wingdings" w:hint="default"/>
+      </w:rPr>
+    </w:lvl>
+  </w:abstractNum>
+  <w:abstractNum w:abstractNumId="7" w15:restartNumberingAfterBreak="0">
     <w:nsid w:val="1062435F"/>
     <w:multiLevelType w:val="multilevel"/>
     <w:tmpl w:val="A7889232"/>
@@ -10424,7 +9865,7 @@
       </w:rPr>
     </w:lvl>
   </w:abstractNum>
-  <w:abstractNum w:abstractNumId="7" w15:restartNumberingAfterBreak="0">
+  <w:abstractNum w:abstractNumId="8" w15:restartNumberingAfterBreak="0">
     <w:nsid w:val="112A22D0"/>
     <w:multiLevelType w:val="multilevel"/>
     <w:tmpl w:val="6C94029E"/>
@@ -10537,7 +9978,7 @@
       </w:pPr>
     </w:lvl>
   </w:abstractNum>
-  <w:abstractNum w:abstractNumId="8" w15:restartNumberingAfterBreak="0">
+  <w:abstractNum w:abstractNumId="9" w15:restartNumberingAfterBreak="0">
     <w:nsid w:val="11DD6F25"/>
     <w:multiLevelType w:val="multilevel"/>
     <w:tmpl w:val="5CD02306"/>
@@ -10650,7 +10091,7 @@
       </w:pPr>
     </w:lvl>
   </w:abstractNum>
-  <w:abstractNum w:abstractNumId="9" w15:restartNumberingAfterBreak="0">
+  <w:abstractNum w:abstractNumId="10" w15:restartNumberingAfterBreak="0">
     <w:nsid w:val="138F7810"/>
     <w:multiLevelType w:val="hybridMultilevel"/>
     <w:tmpl w:val="A6AA4CB6"/>
@@ -10763,7 +10204,7 @@
       </w:rPr>
     </w:lvl>
   </w:abstractNum>
-  <w:abstractNum w:abstractNumId="10" w15:restartNumberingAfterBreak="0">
+  <w:abstractNum w:abstractNumId="11" w15:restartNumberingAfterBreak="0">
     <w:nsid w:val="15D70244"/>
     <w:multiLevelType w:val="multilevel"/>
     <w:tmpl w:val="2FF41CB4"/>
@@ -10912,7 +10353,7 @@
       </w:rPr>
     </w:lvl>
   </w:abstractNum>
-  <w:abstractNum w:abstractNumId="11" w15:restartNumberingAfterBreak="0">
+  <w:abstractNum w:abstractNumId="12" w15:restartNumberingAfterBreak="0">
     <w:nsid w:val="1A67296F"/>
     <w:multiLevelType w:val="multilevel"/>
     <w:tmpl w:val="6FEE7392"/>
@@ -11061,7 +10502,7 @@
       </w:rPr>
     </w:lvl>
   </w:abstractNum>
-  <w:abstractNum w:abstractNumId="12" w15:restartNumberingAfterBreak="0">
+  <w:abstractNum w:abstractNumId="13" w15:restartNumberingAfterBreak="0">
     <w:nsid w:val="1B427994"/>
     <w:multiLevelType w:val="multilevel"/>
     <w:tmpl w:val="ED045B24"/>
@@ -11174,7 +10615,7 @@
       </w:pPr>
     </w:lvl>
   </w:abstractNum>
-  <w:abstractNum w:abstractNumId="13" w15:restartNumberingAfterBreak="0">
+  <w:abstractNum w:abstractNumId="14" w15:restartNumberingAfterBreak="0">
     <w:nsid w:val="1B7A5B15"/>
     <w:multiLevelType w:val="multilevel"/>
     <w:tmpl w:val="01AC5F92"/>
@@ -11287,7 +10728,7 @@
       </w:pPr>
     </w:lvl>
   </w:abstractNum>
-  <w:abstractNum w:abstractNumId="14" w15:restartNumberingAfterBreak="0">
+  <w:abstractNum w:abstractNumId="15" w15:restartNumberingAfterBreak="0">
     <w:nsid w:val="1BDF71B1"/>
     <w:multiLevelType w:val="hybridMultilevel"/>
     <w:tmpl w:val="7DB60CB2"/>
@@ -11400,7 +10841,7 @@
       </w:rPr>
     </w:lvl>
   </w:abstractNum>
-  <w:abstractNum w:abstractNumId="15" w15:restartNumberingAfterBreak="0">
+  <w:abstractNum w:abstractNumId="16" w15:restartNumberingAfterBreak="0">
     <w:nsid w:val="278D0A9A"/>
     <w:multiLevelType w:val="multilevel"/>
     <w:tmpl w:val="2FDA0542"/>
@@ -11549,7 +10990,7 @@
       </w:rPr>
     </w:lvl>
   </w:abstractNum>
-  <w:abstractNum w:abstractNumId="16" w15:restartNumberingAfterBreak="0">
+  <w:abstractNum w:abstractNumId="17" w15:restartNumberingAfterBreak="0">
     <w:nsid w:val="2E996D59"/>
     <w:multiLevelType w:val="multilevel"/>
     <w:tmpl w:val="5F300820"/>
@@ -11662,7 +11103,7 @@
       </w:pPr>
     </w:lvl>
   </w:abstractNum>
-  <w:abstractNum w:abstractNumId="17" w15:restartNumberingAfterBreak="0">
+  <w:abstractNum w:abstractNumId="18" w15:restartNumberingAfterBreak="0">
     <w:nsid w:val="3581500A"/>
     <w:multiLevelType w:val="multilevel"/>
     <w:tmpl w:val="CFDCDDCE"/>
@@ -11811,7 +11252,7 @@
       </w:rPr>
     </w:lvl>
   </w:abstractNum>
-  <w:abstractNum w:abstractNumId="18" w15:restartNumberingAfterBreak="0">
+  <w:abstractNum w:abstractNumId="19" w15:restartNumberingAfterBreak="0">
     <w:nsid w:val="37CA0091"/>
     <w:multiLevelType w:val="multilevel"/>
     <w:tmpl w:val="1CBA7B68"/>
@@ -11932,7 +11373,7 @@
       </w:pPr>
     </w:lvl>
   </w:abstractNum>
-  <w:abstractNum w:abstractNumId="19" w15:restartNumberingAfterBreak="0">
+  <w:abstractNum w:abstractNumId="20" w15:restartNumberingAfterBreak="0">
     <w:nsid w:val="395238CA"/>
     <w:multiLevelType w:val="multilevel"/>
     <w:tmpl w:val="D3E0B754"/>
@@ -12081,7 +11522,7 @@
       </w:rPr>
     </w:lvl>
   </w:abstractNum>
-  <w:abstractNum w:abstractNumId="20" w15:restartNumberingAfterBreak="0">
+  <w:abstractNum w:abstractNumId="21" w15:restartNumberingAfterBreak="0">
     <w:nsid w:val="3B3C2903"/>
     <w:multiLevelType w:val="multilevel"/>
     <w:tmpl w:val="1A5E0A44"/>
@@ -12194,7 +11635,119 @@
       </w:pPr>
     </w:lvl>
   </w:abstractNum>
-  <w:abstractNum w:abstractNumId="21" w15:restartNumberingAfterBreak="0">
+  <w:abstractNum w:abstractNumId="22" w15:restartNumberingAfterBreak="0">
+    <w:nsid w:val="3CE85C17"/>
+    <w:multiLevelType w:val="hybridMultilevel"/>
+    <w:tmpl w:val="AFF8628E"/>
+    <w:lvl w:ilvl="0" w:tplc="18387AE2">
+      <w:numFmt w:val="bullet"/>
+      <w:lvlText w:val=""/>
+      <w:lvlJc w:val="left"/>
+      <w:pPr>
+        <w:ind w:left="1080" w:hanging="360"/>
+      </w:pPr>
+      <w:rPr>
+        <w:rFonts w:ascii="Symbol" w:eastAsia="Arial MT" w:hAnsi="Symbol" w:cs="Arial" w:hint="default"/>
+      </w:rPr>
+    </w:lvl>
+    <w:lvl w:ilvl="1" w:tplc="04160003" w:tentative="1">
+      <w:start w:val="1"/>
+      <w:numFmt w:val="bullet"/>
+      <w:lvlText w:val="o"/>
+      <w:lvlJc w:val="left"/>
+      <w:pPr>
+        <w:ind w:left="1800" w:hanging="360"/>
+      </w:pPr>
+      <w:rPr>
+        <w:rFonts w:ascii="Courier New" w:hAnsi="Courier New" w:cs="Courier New" w:hint="default"/>
+      </w:rPr>
+    </w:lvl>
+    <w:lvl w:ilvl="2" w:tplc="04160005" w:tentative="1">
+      <w:start w:val="1"/>
+      <w:numFmt w:val="bullet"/>
+      <w:lvlText w:val=""/>
+      <w:lvlJc w:val="left"/>
+      <w:pPr>
+        <w:ind w:left="2520" w:hanging="360"/>
+      </w:pPr>
+      <w:rPr>
+        <w:rFonts w:ascii="Wingdings" w:hAnsi="Wingdings" w:hint="default"/>
+      </w:rPr>
+    </w:lvl>
+    <w:lvl w:ilvl="3" w:tplc="04160001" w:tentative="1">
+      <w:start w:val="1"/>
+      <w:numFmt w:val="bullet"/>
+      <w:lvlText w:val=""/>
+      <w:lvlJc w:val="left"/>
+      <w:pPr>
+        <w:ind w:left="3240" w:hanging="360"/>
+      </w:pPr>
+      <w:rPr>
+        <w:rFonts w:ascii="Symbol" w:hAnsi="Symbol" w:hint="default"/>
+      </w:rPr>
+    </w:lvl>
+    <w:lvl w:ilvl="4" w:tplc="04160003" w:tentative="1">
+      <w:start w:val="1"/>
+      <w:numFmt w:val="bullet"/>
+      <w:lvlText w:val="o"/>
+      <w:lvlJc w:val="left"/>
+      <w:pPr>
+        <w:ind w:left="3960" w:hanging="360"/>
+      </w:pPr>
+      <w:rPr>
+        <w:rFonts w:ascii="Courier New" w:hAnsi="Courier New" w:cs="Courier New" w:hint="default"/>
+      </w:rPr>
+    </w:lvl>
+    <w:lvl w:ilvl="5" w:tplc="04160005" w:tentative="1">
+      <w:start w:val="1"/>
+      <w:numFmt w:val="bullet"/>
+      <w:lvlText w:val=""/>
+      <w:lvlJc w:val="left"/>
+      <w:pPr>
+        <w:ind w:left="4680" w:hanging="360"/>
+      </w:pPr>
+      <w:rPr>
+        <w:rFonts w:ascii="Wingdings" w:hAnsi="Wingdings" w:hint="default"/>
+      </w:rPr>
+    </w:lvl>
+    <w:lvl w:ilvl="6" w:tplc="04160001" w:tentative="1">
+      <w:start w:val="1"/>
+      <w:numFmt w:val="bullet"/>
+      <w:lvlText w:val=""/>
+      <w:lvlJc w:val="left"/>
+      <w:pPr>
+        <w:ind w:left="5400" w:hanging="360"/>
+      </w:pPr>
+      <w:rPr>
+        <w:rFonts w:ascii="Symbol" w:hAnsi="Symbol" w:hint="default"/>
+      </w:rPr>
+    </w:lvl>
+    <w:lvl w:ilvl="7" w:tplc="04160003" w:tentative="1">
+      <w:start w:val="1"/>
+      <w:numFmt w:val="bullet"/>
+      <w:lvlText w:val="o"/>
+      <w:lvlJc w:val="left"/>
+      <w:pPr>
+        <w:ind w:left="6120" w:hanging="360"/>
+      </w:pPr>
+      <w:rPr>
+        <w:rFonts w:ascii="Courier New" w:hAnsi="Courier New" w:cs="Courier New" w:hint="default"/>
+      </w:rPr>
+    </w:lvl>
+    <w:lvl w:ilvl="8" w:tplc="04160005" w:tentative="1">
+      <w:start w:val="1"/>
+      <w:numFmt w:val="bullet"/>
+      <w:lvlText w:val=""/>
+      <w:lvlJc w:val="left"/>
+      <w:pPr>
+        <w:ind w:left="6840" w:hanging="360"/>
+      </w:pPr>
+      <w:rPr>
+        <w:rFonts w:ascii="Wingdings" w:hAnsi="Wingdings" w:hint="default"/>
+      </w:rPr>
+    </w:lvl>
+  </w:abstractNum>
+  <w:abstractNum w:abstractNumId="23" w15:restartNumberingAfterBreak="0">
     <w:nsid w:val="3FFA1AAD"/>
     <w:multiLevelType w:val="multilevel"/>
     <w:tmpl w:val="05E8E04E"/>
@@ -12343,7 +11896,7 @@
       </w:rPr>
     </w:lvl>
   </w:abstractNum>
-  <w:abstractNum w:abstractNumId="22" w15:restartNumberingAfterBreak="0">
+  <w:abstractNum w:abstractNumId="24" w15:restartNumberingAfterBreak="0">
     <w:nsid w:val="47FC597A"/>
     <w:multiLevelType w:val="multilevel"/>
     <w:tmpl w:val="6C94029E"/>
@@ -12456,7 +12009,7 @@
       </w:pPr>
     </w:lvl>
   </w:abstractNum>
-  <w:abstractNum w:abstractNumId="23" w15:restartNumberingAfterBreak="0">
+  <w:abstractNum w:abstractNumId="25" w15:restartNumberingAfterBreak="0">
     <w:nsid w:val="48867B21"/>
     <w:multiLevelType w:val="multilevel"/>
     <w:tmpl w:val="F5F8C5CA"/>
@@ -12605,7 +12158,7 @@
       </w:rPr>
     </w:lvl>
   </w:abstractNum>
-  <w:abstractNum w:abstractNumId="24" w15:restartNumberingAfterBreak="0">
+  <w:abstractNum w:abstractNumId="26" w15:restartNumberingAfterBreak="0">
     <w:nsid w:val="496E42C4"/>
     <w:multiLevelType w:val="hybridMultilevel"/>
     <w:tmpl w:val="FA66D6B8"/>
@@ -12694,7 +12247,7 @@
       </w:pPr>
     </w:lvl>
   </w:abstractNum>
-  <w:abstractNum w:abstractNumId="25" w15:restartNumberingAfterBreak="0">
+  <w:abstractNum w:abstractNumId="27" w15:restartNumberingAfterBreak="0">
     <w:nsid w:val="4A3F29F2"/>
     <w:multiLevelType w:val="hybridMultilevel"/>
     <w:tmpl w:val="AC642588"/>
@@ -12807,7 +12360,7 @@
       </w:rPr>
     </w:lvl>
   </w:abstractNum>
-  <w:abstractNum w:abstractNumId="26" w15:restartNumberingAfterBreak="0">
+  <w:abstractNum w:abstractNumId="28" w15:restartNumberingAfterBreak="0">
     <w:nsid w:val="503973AB"/>
     <w:multiLevelType w:val="multilevel"/>
     <w:tmpl w:val="4A782F5C"/>
@@ -12956,7 +12509,7 @@
       </w:rPr>
     </w:lvl>
   </w:abstractNum>
-  <w:abstractNum w:abstractNumId="27" w15:restartNumberingAfterBreak="0">
+  <w:abstractNum w:abstractNumId="29" w15:restartNumberingAfterBreak="0">
     <w:nsid w:val="51A97AA0"/>
     <w:multiLevelType w:val="hybridMultilevel"/>
     <w:tmpl w:val="23D03FD6"/>
@@ -13069,7 +12622,7 @@
       </w:rPr>
     </w:lvl>
   </w:abstractNum>
-  <w:abstractNum w:abstractNumId="28" w15:restartNumberingAfterBreak="0">
+  <w:abstractNum w:abstractNumId="30" w15:restartNumberingAfterBreak="0">
     <w:nsid w:val="5FB200C7"/>
     <w:multiLevelType w:val="hybridMultilevel"/>
     <w:tmpl w:val="11F2DE36"/>
@@ -13182,7 +12735,7 @@
       </w:rPr>
     </w:lvl>
   </w:abstractNum>
-  <w:abstractNum w:abstractNumId="29" w15:restartNumberingAfterBreak="0">
+  <w:abstractNum w:abstractNumId="31" w15:restartNumberingAfterBreak="0">
     <w:nsid w:val="63BB4359"/>
     <w:multiLevelType w:val="multilevel"/>
     <w:tmpl w:val="EF926D06"/>
@@ -13331,7 +12884,7 @@
       </w:rPr>
     </w:lvl>
   </w:abstractNum>
-  <w:abstractNum w:abstractNumId="30" w15:restartNumberingAfterBreak="0">
+  <w:abstractNum w:abstractNumId="32" w15:restartNumberingAfterBreak="0">
     <w:nsid w:val="65BC21B5"/>
     <w:multiLevelType w:val="multilevel"/>
     <w:tmpl w:val="CC208C70"/>
@@ -13444,7 +12997,7 @@
       </w:pPr>
     </w:lvl>
   </w:abstractNum>
-  <w:abstractNum w:abstractNumId="31" w15:restartNumberingAfterBreak="0">
+  <w:abstractNum w:abstractNumId="33" w15:restartNumberingAfterBreak="0">
     <w:nsid w:val="67E80F63"/>
     <w:multiLevelType w:val="hybridMultilevel"/>
     <w:tmpl w:val="12AA898A"/>
@@ -13557,7 +13110,7 @@
       </w:rPr>
     </w:lvl>
   </w:abstractNum>
-  <w:abstractNum w:abstractNumId="32" w15:restartNumberingAfterBreak="0">
+  <w:abstractNum w:abstractNumId="34" w15:restartNumberingAfterBreak="0">
     <w:nsid w:val="6B394A99"/>
     <w:multiLevelType w:val="multilevel"/>
     <w:tmpl w:val="2574551C"/>
@@ -13706,7 +13259,7 @@
       </w:rPr>
     </w:lvl>
   </w:abstractNum>
-  <w:abstractNum w:abstractNumId="33" w15:restartNumberingAfterBreak="0">
+  <w:abstractNum w:abstractNumId="35" w15:restartNumberingAfterBreak="0">
     <w:nsid w:val="6ED10964"/>
     <w:multiLevelType w:val="multilevel"/>
     <w:tmpl w:val="F6582704"/>
@@ -13855,7 +13408,7 @@
       </w:rPr>
     </w:lvl>
   </w:abstractNum>
-  <w:abstractNum w:abstractNumId="34" w15:restartNumberingAfterBreak="0">
+  <w:abstractNum w:abstractNumId="36" w15:restartNumberingAfterBreak="0">
     <w:nsid w:val="6F47525B"/>
     <w:multiLevelType w:val="multilevel"/>
     <w:tmpl w:val="4E600DD6"/>
@@ -14004,7 +13557,7 @@
       </w:rPr>
     </w:lvl>
   </w:abstractNum>
-  <w:abstractNum w:abstractNumId="35" w15:restartNumberingAfterBreak="0">
+  <w:abstractNum w:abstractNumId="37" w15:restartNumberingAfterBreak="0">
     <w:nsid w:val="7438541A"/>
     <w:multiLevelType w:val="hybridMultilevel"/>
     <w:tmpl w:val="55E0FACE"/>
@@ -14117,7 +13670,7 @@
       </w:rPr>
     </w:lvl>
   </w:abstractNum>
-  <w:abstractNum w:abstractNumId="36" w15:restartNumberingAfterBreak="0">
+  <w:abstractNum w:abstractNumId="38" w15:restartNumberingAfterBreak="0">
     <w:nsid w:val="75C9744F"/>
     <w:multiLevelType w:val="hybridMultilevel"/>
     <w:tmpl w:val="553E8566"/>
@@ -14206,7 +13759,7 @@
       </w:pPr>
     </w:lvl>
   </w:abstractNum>
-  <w:abstractNum w:abstractNumId="37" w15:restartNumberingAfterBreak="0">
+  <w:abstractNum w:abstractNumId="39" w15:restartNumberingAfterBreak="0">
     <w:nsid w:val="766E2BDB"/>
     <w:multiLevelType w:val="multilevel"/>
     <w:tmpl w:val="0930B9CE"/>
@@ -14351,7 +13904,7 @@
       </w:rPr>
     </w:lvl>
   </w:abstractNum>
-  <w:abstractNum w:abstractNumId="38" w15:restartNumberingAfterBreak="0">
+  <w:abstractNum w:abstractNumId="40" w15:restartNumberingAfterBreak="0">
     <w:nsid w:val="7F426E01"/>
     <w:multiLevelType w:val="multilevel"/>
     <w:tmpl w:val="6C94029E"/>
@@ -14464,7 +14017,7 @@
       </w:pPr>
     </w:lvl>
   </w:abstractNum>
-  <w:abstractNum w:abstractNumId="39" w15:restartNumberingAfterBreak="0">
+  <w:abstractNum w:abstractNumId="41" w15:restartNumberingAfterBreak="0">
     <w:nsid w:val="7FC874DD"/>
     <w:multiLevelType w:val="multilevel"/>
     <w:tmpl w:val="4C861A22"/>
@@ -14614,124 +14167,130 @@
     </w:lvl>
   </w:abstractNum>
   <w:num w:numId="1" w16cid:durableId="1937783663">
+    <w:abstractNumId w:val="38"/>
+  </w:num>
+  <w:num w:numId="2" w16cid:durableId="1337346483">
+    <w:abstractNumId w:val="23"/>
+  </w:num>
+  <w:num w:numId="3" w16cid:durableId="1345210129">
+    <w:abstractNumId w:val="39"/>
+  </w:num>
+  <w:num w:numId="4" w16cid:durableId="264459503">
     <w:abstractNumId w:val="36"/>
   </w:num>
-  <w:num w:numId="2" w16cid:durableId="1337346483">
-    <w:abstractNumId w:val="21"/>
-  </w:num>
-  <w:num w:numId="3" w16cid:durableId="1345210129">
-    <w:abstractNumId w:val="37"/>
-  </w:num>
-  <w:num w:numId="4" w16cid:durableId="264459503">
-    <w:abstractNumId w:val="34"/>
-  </w:num>
   <w:num w:numId="5" w16cid:durableId="1840534862">
-    <w:abstractNumId w:val="39"/>
+    <w:abstractNumId w:val="41"/>
   </w:num>
   <w:num w:numId="6" w16cid:durableId="288514874">
-    <w:abstractNumId w:val="26"/>
+    <w:abstractNumId w:val="28"/>
   </w:num>
   <w:num w:numId="7" w16cid:durableId="611203078">
-    <w:abstractNumId w:val="23"/>
+    <w:abstractNumId w:val="25"/>
   </w:num>
   <w:num w:numId="8" w16cid:durableId="189806777">
-    <w:abstractNumId w:val="33"/>
+    <w:abstractNumId w:val="35"/>
   </w:num>
   <w:num w:numId="9" w16cid:durableId="1381318282">
-    <w:abstractNumId w:val="7"/>
+    <w:abstractNumId w:val="8"/>
   </w:num>
   <w:num w:numId="10" w16cid:durableId="499200270">
-    <w:abstractNumId w:val="30"/>
+    <w:abstractNumId w:val="32"/>
   </w:num>
   <w:num w:numId="11" w16cid:durableId="259215615">
-    <w:abstractNumId w:val="8"/>
+    <w:abstractNumId w:val="9"/>
   </w:num>
   <w:num w:numId="12" w16cid:durableId="2051178424">
-    <w:abstractNumId w:val="13"/>
+    <w:abstractNumId w:val="14"/>
   </w:num>
   <w:num w:numId="13" w16cid:durableId="144976499">
     <w:abstractNumId w:val="5"/>
   </w:num>
   <w:num w:numId="14" w16cid:durableId="438763536">
-    <w:abstractNumId w:val="20"/>
+    <w:abstractNumId w:val="21"/>
   </w:num>
   <w:num w:numId="15" w16cid:durableId="2096895619">
-    <w:abstractNumId w:val="12"/>
+    <w:abstractNumId w:val="13"/>
   </w:num>
   <w:num w:numId="16" w16cid:durableId="1284073262">
-    <w:abstractNumId w:val="32"/>
+    <w:abstractNumId w:val="34"/>
   </w:num>
   <w:num w:numId="17" w16cid:durableId="375814422">
-    <w:abstractNumId w:val="6"/>
+    <w:abstractNumId w:val="7"/>
   </w:num>
   <w:num w:numId="18" w16cid:durableId="1457723800">
     <w:abstractNumId w:val="0"/>
   </w:num>
   <w:num w:numId="19" w16cid:durableId="951743559">
-    <w:abstractNumId w:val="14"/>
+    <w:abstractNumId w:val="15"/>
   </w:num>
   <w:num w:numId="20" w16cid:durableId="1498883865">
-    <w:abstractNumId w:val="9"/>
+    <w:abstractNumId w:val="10"/>
   </w:num>
   <w:num w:numId="21" w16cid:durableId="617832299">
-    <w:abstractNumId w:val="31"/>
+    <w:abstractNumId w:val="33"/>
   </w:num>
   <w:num w:numId="22" w16cid:durableId="1463813388">
-    <w:abstractNumId w:val="17"/>
+    <w:abstractNumId w:val="18"/>
   </w:num>
   <w:num w:numId="23" w16cid:durableId="1363553592">
-    <w:abstractNumId w:val="19"/>
+    <w:abstractNumId w:val="20"/>
   </w:num>
   <w:num w:numId="24" w16cid:durableId="1765372610">
     <w:abstractNumId w:val="2"/>
   </w:num>
   <w:num w:numId="25" w16cid:durableId="1685783346">
-    <w:abstractNumId w:val="38"/>
+    <w:abstractNumId w:val="40"/>
   </w:num>
   <w:num w:numId="26" w16cid:durableId="1848058644">
-    <w:abstractNumId w:val="22"/>
+    <w:abstractNumId w:val="24"/>
   </w:num>
   <w:num w:numId="27" w16cid:durableId="1547330579">
     <w:abstractNumId w:val="1"/>
   </w:num>
   <w:num w:numId="28" w16cid:durableId="260920215">
+    <w:abstractNumId w:val="12"/>
+  </w:num>
+  <w:num w:numId="29" w16cid:durableId="1307005832">
     <w:abstractNumId w:val="11"/>
   </w:num>
-  <w:num w:numId="29" w16cid:durableId="1307005832">
-    <w:abstractNumId w:val="10"/>
-  </w:num>
   <w:num w:numId="30" w16cid:durableId="685181668">
-    <w:abstractNumId w:val="35"/>
+    <w:abstractNumId w:val="37"/>
   </w:num>
   <w:num w:numId="31" w16cid:durableId="1860503767">
-    <w:abstractNumId w:val="28"/>
+    <w:abstractNumId w:val="30"/>
   </w:num>
   <w:num w:numId="32" w16cid:durableId="1871799693">
-    <w:abstractNumId w:val="15"/>
+    <w:abstractNumId w:val="16"/>
   </w:num>
   <w:num w:numId="33" w16cid:durableId="1112748495">
     <w:abstractNumId w:val="4"/>
   </w:num>
   <w:num w:numId="34" w16cid:durableId="881212404">
-    <w:abstractNumId w:val="18"/>
+    <w:abstractNumId w:val="19"/>
   </w:num>
   <w:num w:numId="35" w16cid:durableId="711417731">
-    <w:abstractNumId w:val="24"/>
+    <w:abstractNumId w:val="26"/>
   </w:num>
   <w:num w:numId="36" w16cid:durableId="147139841">
-    <w:abstractNumId w:val="25"/>
+    <w:abstractNumId w:val="27"/>
   </w:num>
   <w:num w:numId="37" w16cid:durableId="2061442463">
-    <w:abstractNumId w:val="29"/>
+    <w:abstractNumId w:val="31"/>
   </w:num>
   <w:num w:numId="38" w16cid:durableId="100535893">
     <w:abstractNumId w:val="3"/>
   </w:num>
   <w:num w:numId="39" w16cid:durableId="370543697">
-    <w:abstractNumId w:val="16"/>
+    <w:abstractNumId w:val="17"/>
   </w:num>
   <w:num w:numId="40" w16cid:durableId="1889338099">
-    <w:abstractNumId w:val="27"/>
+    <w:abstractNumId w:val="29"/>
+  </w:num>
+  <w:num w:numId="41" w16cid:durableId="652179714">
+    <w:abstractNumId w:val="6"/>
+  </w:num>
+  <w:num w:numId="42" w16cid:durableId="381901249">
+    <w:abstractNumId w:val="22"/>
   </w:num>
 </w:numbering>
 </file>
@@ -15141,7 +14700,7 @@
       <w:lang w:val="pt-PT"/>
     </w:rPr>
   </w:style>
-  <w:style w:type="paragraph" w:styleId="Heading1">
+  <w:style w:type="paragraph" w:styleId="Ttulo1">
     <w:name w:val="heading 1"/>
     <w:basedOn w:val="Normal"/>
     <w:uiPriority w:val="9"/>
@@ -15156,11 +14715,11 @@
       <w:bCs/>
     </w:rPr>
   </w:style>
-  <w:style w:type="paragraph" w:styleId="Heading2">
+  <w:style w:type="paragraph" w:styleId="Ttulo2">
     <w:name w:val="heading 2"/>
     <w:basedOn w:val="Normal"/>
     <w:next w:val="Normal"/>
-    <w:link w:val="Heading2Char"/>
+    <w:link w:val="Ttulo2Char"/>
     <w:uiPriority w:val="9"/>
     <w:unhideWhenUsed/>
     <w:qFormat/>
@@ -15178,13 +14737,12 @@
       <w:szCs w:val="26"/>
     </w:rPr>
   </w:style>
-  <w:style w:type="character" w:default="1" w:styleId="DefaultParagraphFont">
+  <w:style w:type="character" w:default="1" w:styleId="Fontepargpadro">
     <w:name w:val="Default Paragraph Font"/>
     <w:uiPriority w:val="1"/>
-    <w:semiHidden/>
     <w:unhideWhenUsed/>
   </w:style>
-  <w:style w:type="table" w:default="1" w:styleId="TableNormal">
+  <w:style w:type="table" w:default="1" w:styleId="Tabelanormal">
     <w:name w:val="Normal Table"/>
     <w:uiPriority w:val="99"/>
     <w:semiHidden/>
@@ -15199,19 +14757,19 @@
       </w:tblCellMar>
     </w:tblPr>
   </w:style>
-  <w:style w:type="numbering" w:default="1" w:styleId="NoList">
+  <w:style w:type="numbering" w:default="1" w:styleId="Semlista">
     <w:name w:val="No List"/>
     <w:uiPriority w:val="99"/>
     <w:semiHidden/>
     <w:unhideWhenUsed/>
   </w:style>
-  <w:style w:type="paragraph" w:styleId="BodyText">
+  <w:style w:type="paragraph" w:styleId="Corpodetexto">
     <w:name w:val="Body Text"/>
     <w:basedOn w:val="Normal"/>
     <w:uiPriority w:val="1"/>
     <w:qFormat/>
   </w:style>
-  <w:style w:type="paragraph" w:styleId="ListParagraph">
+  <w:style w:type="paragraph" w:styleId="PargrafodaLista">
     <w:name w:val="List Paragraph"/>
     <w:basedOn w:val="Normal"/>
     <w:uiPriority w:val="1"/>
@@ -15223,9 +14781,9 @@
     <w:uiPriority w:val="1"/>
     <w:qFormat/>
   </w:style>
-  <w:style w:type="character" w:styleId="Emphasis">
+  <w:style w:type="character" w:styleId="nfase">
     <w:name w:val="Emphasis"/>
-    <w:basedOn w:val="DefaultParagraphFont"/>
+    <w:basedOn w:val="Fontepargpadro"/>
     <w:uiPriority w:val="20"/>
     <w:qFormat/>
     <w:rsid w:val="008C18DF"/>
@@ -15246,9 +14804,9 @@
       <w:szCs w:val="24"/>
     </w:rPr>
   </w:style>
-  <w:style w:type="paragraph" w:styleId="TOCHeading">
+  <w:style w:type="paragraph" w:styleId="CabealhodoSumrio">
     <w:name w:val="TOC Heading"/>
-    <w:basedOn w:val="Heading1"/>
+    <w:basedOn w:val="Ttulo1"/>
     <w:next w:val="Normal"/>
     <w:uiPriority w:val="39"/>
     <w:unhideWhenUsed/>
@@ -15274,7 +14832,7 @@
       <w:lang w:val="pt-BR" w:eastAsia="pt-BR"/>
     </w:rPr>
   </w:style>
-  <w:style w:type="paragraph" w:styleId="TOC1">
+  <w:style w:type="paragraph" w:styleId="Sumrio1">
     <w:name w:val="toc 1"/>
     <w:basedOn w:val="Normal"/>
     <w:next w:val="Normal"/>
@@ -15297,7 +14855,7 @@
   </w:style>
   <w:style w:type="character" w:styleId="Hyperlink">
     <w:name w:val="Hyperlink"/>
-    <w:basedOn w:val="DefaultParagraphFont"/>
+    <w:basedOn w:val="Fontepargpadro"/>
     <w:uiPriority w:val="99"/>
     <w:unhideWhenUsed/>
     <w:rsid w:val="004574B3"/>
@@ -15306,10 +14864,10 @@
       <w:u w:val="single"/>
     </w:rPr>
   </w:style>
-  <w:style w:type="paragraph" w:styleId="Header">
+  <w:style w:type="paragraph" w:styleId="Cabealho">
     <w:name w:val="header"/>
     <w:basedOn w:val="Normal"/>
-    <w:link w:val="HeaderChar"/>
+    <w:link w:val="CabealhoChar"/>
     <w:uiPriority w:val="99"/>
     <w:unhideWhenUsed/>
     <w:rsid w:val="00E2490C"/>
@@ -15320,10 +14878,10 @@
       </w:tabs>
     </w:pPr>
   </w:style>
-  <w:style w:type="character" w:customStyle="1" w:styleId="HeaderChar">
-    <w:name w:val="Header Char"/>
-    <w:basedOn w:val="DefaultParagraphFont"/>
-    <w:link w:val="Header"/>
+  <w:style w:type="character" w:customStyle="1" w:styleId="CabealhoChar">
+    <w:name w:val="Cabeçalho Char"/>
+    <w:basedOn w:val="Fontepargpadro"/>
+    <w:link w:val="Cabealho"/>
     <w:uiPriority w:val="99"/>
     <w:rsid w:val="00E2490C"/>
     <w:rPr>
@@ -15331,10 +14889,10 @@
       <w:lang w:val="pt-PT"/>
     </w:rPr>
   </w:style>
-  <w:style w:type="paragraph" w:styleId="Footer">
+  <w:style w:type="paragraph" w:styleId="Rodap">
     <w:name w:val="footer"/>
     <w:basedOn w:val="Normal"/>
-    <w:link w:val="FooterChar"/>
+    <w:link w:val="RodapChar"/>
     <w:uiPriority w:val="99"/>
     <w:unhideWhenUsed/>
     <w:rsid w:val="00E2490C"/>
@@ -15345,10 +14903,10 @@
       </w:tabs>
     </w:pPr>
   </w:style>
-  <w:style w:type="character" w:customStyle="1" w:styleId="FooterChar">
-    <w:name w:val="Footer Char"/>
-    <w:basedOn w:val="DefaultParagraphFont"/>
-    <w:link w:val="Footer"/>
+  <w:style w:type="character" w:customStyle="1" w:styleId="RodapChar">
+    <w:name w:val="Rodapé Char"/>
+    <w:basedOn w:val="Fontepargpadro"/>
+    <w:link w:val="Rodap"/>
     <w:uiPriority w:val="99"/>
     <w:rsid w:val="00E2490C"/>
     <w:rPr>
@@ -15373,11 +14931,11 @@
       </w:tblCellMar>
     </w:tblPr>
   </w:style>
-  <w:style w:type="paragraph" w:styleId="Title">
+  <w:style w:type="paragraph" w:styleId="Ttulo">
     <w:name w:val="Title"/>
     <w:basedOn w:val="Normal"/>
     <w:next w:val="Normal"/>
-    <w:link w:val="TitleChar"/>
+    <w:link w:val="TtuloChar"/>
     <w:uiPriority w:val="10"/>
     <w:qFormat/>
     <w:rsid w:val="00EA7B9C"/>
@@ -15392,10 +14950,10 @@
       <w:szCs w:val="56"/>
     </w:rPr>
   </w:style>
-  <w:style w:type="character" w:customStyle="1" w:styleId="TitleChar">
-    <w:name w:val="Title Char"/>
-    <w:basedOn w:val="DefaultParagraphFont"/>
-    <w:link w:val="Title"/>
+  <w:style w:type="character" w:customStyle="1" w:styleId="TtuloChar">
+    <w:name w:val="Título Char"/>
+    <w:basedOn w:val="Fontepargpadro"/>
+    <w:link w:val="Ttulo"/>
     <w:uiPriority w:val="10"/>
     <w:rsid w:val="00EA7B9C"/>
     <w:rPr>
@@ -15407,9 +14965,9 @@
       <w:lang w:val="pt-PT"/>
     </w:rPr>
   </w:style>
-  <w:style w:type="character" w:styleId="UnresolvedMention">
+  <w:style w:type="character" w:styleId="MenoPendente">
     <w:name w:val="Unresolved Mention"/>
-    <w:basedOn w:val="DefaultParagraphFont"/>
+    <w:basedOn w:val="Fontepargpadro"/>
     <w:uiPriority w:val="99"/>
     <w:semiHidden/>
     <w:unhideWhenUsed/>
@@ -15419,9 +14977,9 @@
       <w:shd w:val="clear" w:color="auto" w:fill="E1DFDD"/>
     </w:rPr>
   </w:style>
-  <w:style w:type="character" w:styleId="PlaceholderText">
+  <w:style w:type="character" w:styleId="TextodoEspaoReservado">
     <w:name w:val="Placeholder Text"/>
-    <w:basedOn w:val="DefaultParagraphFont"/>
+    <w:basedOn w:val="Fontepargpadro"/>
     <w:uiPriority w:val="99"/>
     <w:semiHidden/>
     <w:rsid w:val="00EA765A"/>
@@ -15429,9 +14987,9 @@
       <w:color w:val="666666"/>
     </w:rPr>
   </w:style>
-  <w:style w:type="character" w:styleId="Strong">
+  <w:style w:type="character" w:styleId="Forte">
     <w:name w:val="Strong"/>
-    <w:basedOn w:val="DefaultParagraphFont"/>
+    <w:basedOn w:val="Fontepargpadro"/>
     <w:uiPriority w:val="22"/>
     <w:qFormat/>
     <w:rsid w:val="00D8706A"/>
@@ -15440,10 +14998,10 @@
       <w:bCs/>
     </w:rPr>
   </w:style>
-  <w:style w:type="character" w:customStyle="1" w:styleId="Heading2Char">
-    <w:name w:val="Heading 2 Char"/>
-    <w:basedOn w:val="DefaultParagraphFont"/>
-    <w:link w:val="Heading2"/>
+  <w:style w:type="character" w:customStyle="1" w:styleId="Ttulo2Char">
+    <w:name w:val="Título 2 Char"/>
+    <w:basedOn w:val="Fontepargpadro"/>
+    <w:link w:val="Ttulo2"/>
     <w:uiPriority w:val="9"/>
     <w:rsid w:val="00EA7D02"/>
     <w:rPr>
@@ -15454,7 +15012,7 @@
       <w:lang w:val="pt-PT"/>
     </w:rPr>
   </w:style>
-  <w:style w:type="paragraph" w:styleId="TOC2">
+  <w:style w:type="paragraph" w:styleId="Sumrio2">
     <w:name w:val="toc 2"/>
     <w:basedOn w:val="Normal"/>
     <w:next w:val="Normal"/>
@@ -15754,6 +15312,10 @@
 </file>
 
 <file path=customXml/item1.xml><?xml version="1.0" encoding="utf-8"?>
+<b:Sources xmlns:b="http://schemas.openxmlformats.org/officeDocument/2006/bibliography" xmlns="http://schemas.openxmlformats.org/officeDocument/2006/bibliography" SelectedStyle="\APASixthEditionOfficeOnline.xsl" StyleName="APA" Version="6"/>
+</file>
+
+<file path=customXml/item2.xml><?xml version="1.0" encoding="utf-8"?>
 <?mso-contentType ?>
 <FormTemplates xmlns="http://schemas.microsoft.com/sharepoint/v3/contenttype/forms">
   <Display>DocumentLibraryForm</Display>
@@ -15762,11 +15324,18 @@
 </FormTemplates>
 </file>
 
-<file path=customXml/item2.xml><?xml version="1.0" encoding="utf-8"?>
-<b:Sources xmlns:b="http://schemas.openxmlformats.org/officeDocument/2006/bibliography" xmlns="http://schemas.openxmlformats.org/officeDocument/2006/bibliography" SelectedStyle="\APASixthEditionOfficeOnline.xsl" StyleName="APA" Version="6"/>
+<file path=customXml/item3.xml><?xml version="1.0" encoding="utf-8"?>
+<p:properties xmlns:p="http://schemas.microsoft.com/office/2006/metadata/properties" xmlns:xsi="http://www.w3.org/2001/XMLSchema-instance" xmlns:pc="http://schemas.microsoft.com/office/infopath/2007/PartnerControls">
+  <documentManagement>
+    <TaxCatchAll xmlns="c1b4fa16-8a83-4479-9324-2a1553baa00e" xsi:nil="true"/>
+    <lcf76f155ced4ddcb4097134ff3c332f xmlns="823981f3-3752-4125-a0d3-0ca3cd2c9296">
+      <Terms xmlns="http://schemas.microsoft.com/office/infopath/2007/PartnerControls"/>
+    </lcf76f155ced4ddcb4097134ff3c332f>
+  </documentManagement>
+</p:properties>
 </file>
 
-<file path=customXml/item3.xml><?xml version="1.0" encoding="utf-8"?>
+<file path=customXml/item4.xml><?xml version="1.0" encoding="utf-8"?>
 <ct:contentTypeSchema xmlns:ct="http://schemas.microsoft.com/office/2006/metadata/contentType" xmlns:ma="http://schemas.microsoft.com/office/2006/metadata/properties/metaAttributes" ct:_="" ma:_="" ma:contentTypeName="Documento" ma:contentTypeID="0x010100302C880A96C7DF4FB9985B00A12E7D15" ma:contentTypeVersion="18" ma:contentTypeDescription="Crie um novo documento." ma:contentTypeScope="" ma:versionID="d84b1f9aee7b9135bba527e28e46b34c">
   <xsd:schema xmlns:xsd="http://www.w3.org/2001/XMLSchema" xmlns:xs="http://www.w3.org/2001/XMLSchema" xmlns:p="http://schemas.microsoft.com/office/2006/metadata/properties" xmlns:ns2="823981f3-3752-4125-a0d3-0ca3cd2c9296" xmlns:ns3="c1b4fa16-8a83-4479-9324-2a1553baa00e" targetNamespace="http://schemas.microsoft.com/office/2006/metadata/properties" ma:root="true" ma:fieldsID="b388acc4e4c2b166f20274e40e1b243a" ns2:_="" ns3:_="">
     <xsd:import namespace="823981f3-3752-4125-a0d3-0ca3cd2c9296"/>
@@ -16015,18 +15584,15 @@
 </ct:contentTypeSchema>
 </file>
 
-<file path=customXml/item4.xml><?xml version="1.0" encoding="utf-8"?>
-<p:properties xmlns:p="http://schemas.microsoft.com/office/2006/metadata/properties" xmlns:xsi="http://www.w3.org/2001/XMLSchema-instance" xmlns:pc="http://schemas.microsoft.com/office/infopath/2007/PartnerControls">
-  <documentManagement>
-    <TaxCatchAll xmlns="c1b4fa16-8a83-4479-9324-2a1553baa00e" xsi:nil="true"/>
-    <lcf76f155ced4ddcb4097134ff3c332f xmlns="823981f3-3752-4125-a0d3-0ca3cd2c9296">
-      <Terms xmlns="http://schemas.microsoft.com/office/infopath/2007/PartnerControls"/>
-    </lcf76f155ced4ddcb4097134ff3c332f>
-  </documentManagement>
-</p:properties>
+<file path=customXml/itemProps1.xml><?xml version="1.0" encoding="utf-8"?>
+<ds:datastoreItem xmlns:ds="http://schemas.openxmlformats.org/officeDocument/2006/customXml" ds:itemID="{D78015C7-D0AD-4B24-8005-EA5877BB33D4}">
+  <ds:schemaRefs>
+    <ds:schemaRef ds:uri="http://schemas.openxmlformats.org/officeDocument/2006/bibliography"/>
+  </ds:schemaRefs>
+</ds:datastoreItem>
 </file>
 
-<file path=customXml/itemProps1.xml><?xml version="1.0" encoding="utf-8"?>
+<file path=customXml/itemProps2.xml><?xml version="1.0" encoding="utf-8"?>
 <ds:datastoreItem xmlns:ds="http://schemas.openxmlformats.org/officeDocument/2006/customXml" ds:itemID="{8A4ADF65-E3B1-45D0-88AE-3232C0CFA3D8}">
   <ds:schemaRefs>
     <ds:schemaRef ds:uri="http://schemas.microsoft.com/sharepoint/v3/contenttype/forms"/>
@@ -16034,15 +15600,18 @@
 </ds:datastoreItem>
 </file>
 
-<file path=customXml/itemProps2.xml><?xml version="1.0" encoding="utf-8"?>
-<ds:datastoreItem xmlns:ds="http://schemas.openxmlformats.org/officeDocument/2006/customXml" ds:itemID="{D78015C7-D0AD-4B24-8005-EA5877BB33D4}">
+<file path=customXml/itemProps3.xml><?xml version="1.0" encoding="utf-8"?>
+<ds:datastoreItem xmlns:ds="http://schemas.openxmlformats.org/officeDocument/2006/customXml" ds:itemID="{DF8F5329-D13C-4063-B19A-22F4EB2A9BAB}">
   <ds:schemaRefs>
-    <ds:schemaRef ds:uri="http://schemas.openxmlformats.org/officeDocument/2006/bibliography"/>
+    <ds:schemaRef ds:uri="http://schemas.microsoft.com/office/2006/metadata/properties"/>
+    <ds:schemaRef ds:uri="http://schemas.microsoft.com/office/infopath/2007/PartnerControls"/>
+    <ds:schemaRef ds:uri="c1b4fa16-8a83-4479-9324-2a1553baa00e"/>
+    <ds:schemaRef ds:uri="823981f3-3752-4125-a0d3-0ca3cd2c9296"/>
   </ds:schemaRefs>
 </ds:datastoreItem>
 </file>
 
-<file path=customXml/itemProps3.xml><?xml version="1.0" encoding="utf-8"?>
+<file path=customXml/itemProps4.xml><?xml version="1.0" encoding="utf-8"?>
 <ds:datastoreItem xmlns:ds="http://schemas.openxmlformats.org/officeDocument/2006/customXml" ds:itemID="{95889606-1BC1-4232-A03F-3072451A87DE}">
   <ds:schemaRefs>
     <ds:schemaRef ds:uri="http://schemas.microsoft.com/office/2006/metadata/contentType"/>
@@ -16059,15 +15628,4 @@
     <ds:schemaRef ds:uri="http://schemas.microsoft.com/internal/obd"/>
   </ds:schemaRefs>
 </ds:datastoreItem>
-</file>
-
-<file path=customXml/itemProps4.xml><?xml version="1.0" encoding="utf-8"?>
-<ds:datastoreItem xmlns:ds="http://schemas.openxmlformats.org/officeDocument/2006/customXml" ds:itemID="{DF8F5329-D13C-4063-B19A-22F4EB2A9BAB}">
-  <ds:schemaRefs>
-    <ds:schemaRef ds:uri="http://schemas.microsoft.com/office/2006/metadata/properties"/>
-    <ds:schemaRef ds:uri="http://schemas.microsoft.com/office/infopath/2007/PartnerControls"/>
-    <ds:schemaRef ds:uri="c1b4fa16-8a83-4479-9324-2a1553baa00e"/>
-    <ds:schemaRef ds:uri="823981f3-3752-4125-a0d3-0ca3cd2c9296"/>
-  </ds:schemaRefs>
-</ds:datastoreItem>
 </file>